--- a/JAVA_and_Spring_Notes/Spring_data_Jpa_Notes/Usage and Diffidence of data JPA and Hibernate.docx
+++ b/JAVA_and_Spring_Notes/Spring_data_Jpa_Notes/Usage and Diffidence of data JPA and Hibernate.docx
@@ -95,8 +95,6 @@
         </w:rPr>
         <w:t>Native SQL queries</w:t>
       </w:r>
-      <w:bookmarkStart w:id="0" w:name="_GoBack"/>
-      <w:bookmarkEnd w:id="0"/>
     </w:p>
     <w:p>
       <w:pPr>
@@ -1297,6 +1295,7 @@
             <w:insideH w:val="none" w:color="auto" w:sz="0" w:space="0"/>
             <w:insideV w:val="none" w:color="auto" w:sz="0" w:space="0"/>
           </w:tblBorders>
+          <w:shd w:val="clear" w:color="auto" w:fill="auto"/>
           <w:tblCellMar>
             <w:top w:w="15" w:type="dxa"/>
             <w:left w:w="15" w:type="dxa"/>
@@ -1441,148 +1440,6 @@
                 <w:lang w:val="en-US" w:eastAsia="zh-CN" w:bidi="ar"/>
               </w:rPr>
               <w:t>Native SQL</w:t>
-            </w:r>
-          </w:p>
-        </w:tc>
-      </w:tr>
-      <w:tr>
-        <w:tblPrEx>
-          <w:tblBorders>
-            <w:top w:val="none" w:color="auto" w:sz="0" w:space="0"/>
-            <w:left w:val="none" w:color="auto" w:sz="0" w:space="0"/>
-            <w:bottom w:val="none" w:color="auto" w:sz="0" w:space="0"/>
-            <w:right w:val="none" w:color="auto" w:sz="0" w:space="0"/>
-            <w:insideH w:val="none" w:color="auto" w:sz="0" w:space="0"/>
-            <w:insideV w:val="none" w:color="auto" w:sz="0" w:space="0"/>
-          </w:tblBorders>
-          <w:tblCellMar>
-            <w:top w:w="15" w:type="dxa"/>
-            <w:left w:w="15" w:type="dxa"/>
-            <w:bottom w:w="15" w:type="dxa"/>
-            <w:right w:w="15" w:type="dxa"/>
-          </w:tblCellMar>
-        </w:tblPrEx>
-        <w:trPr>
-          <w:tblCellSpacing w:w="15" w:type="dxa"/>
-        </w:trPr>
-        <w:tc>
-          <w:tcPr>
-            <w:tcW w:w="0" w:type="auto"/>
-            <w:shd w:val="clear" w:color="auto" w:fill="auto"/>
-            <w:vAlign w:val="center"/>
-          </w:tcPr>
-          <w:p>
-            <w:pPr>
-              <w:keepNext w:val="0"/>
-              <w:keepLines w:val="0"/>
-              <w:widowControl/>
-              <w:suppressLineNumbers w:val="0"/>
-              <w:jc w:val="left"/>
-              <w:rPr>
-                <w:sz w:val="20"/>
-                <w:szCs w:val="20"/>
-              </w:rPr>
-            </w:pPr>
-            <w:r>
-              <w:rPr>
-                <w:rStyle w:val="12"/>
-                <w:rFonts w:ascii="SimSun" w:hAnsi="SimSun" w:eastAsia="SimSun" w:cs="SimSun"/>
-                <w:kern w:val="0"/>
-                <w:sz w:val="20"/>
-                <w:szCs w:val="20"/>
-                <w:lang w:val="en-US" w:eastAsia="zh-CN" w:bidi="ar"/>
-              </w:rPr>
-              <w:t>Works on</w:t>
-            </w:r>
-          </w:p>
-        </w:tc>
-        <w:tc>
-          <w:tcPr>
-            <w:tcW w:w="0" w:type="auto"/>
-            <w:shd w:val="clear" w:color="auto" w:fill="auto"/>
-            <w:vAlign w:val="center"/>
-          </w:tcPr>
-          <w:p>
-            <w:pPr>
-              <w:keepNext w:val="0"/>
-              <w:keepLines w:val="0"/>
-              <w:widowControl/>
-              <w:suppressLineNumbers w:val="0"/>
-              <w:jc w:val="left"/>
-              <w:rPr>
-                <w:sz w:val="20"/>
-                <w:szCs w:val="20"/>
-              </w:rPr>
-            </w:pPr>
-            <w:r>
-              <w:rPr>
-                <w:rFonts w:ascii="SimSun" w:hAnsi="SimSun" w:eastAsia="SimSun" w:cs="SimSun"/>
-                <w:kern w:val="0"/>
-                <w:sz w:val="20"/>
-                <w:szCs w:val="20"/>
-                <w:lang w:val="en-US" w:eastAsia="zh-CN" w:bidi="ar"/>
-              </w:rPr>
-              <w:t>Entities + fields</w:t>
-            </w:r>
-          </w:p>
-        </w:tc>
-        <w:tc>
-          <w:tcPr>
-            <w:tcW w:w="0" w:type="auto"/>
-            <w:shd w:val="clear" w:color="auto" w:fill="auto"/>
-            <w:vAlign w:val="center"/>
-          </w:tcPr>
-          <w:p>
-            <w:pPr>
-              <w:keepNext w:val="0"/>
-              <w:keepLines w:val="0"/>
-              <w:widowControl/>
-              <w:suppressLineNumbers w:val="0"/>
-              <w:jc w:val="left"/>
-              <w:rPr>
-                <w:sz w:val="20"/>
-                <w:szCs w:val="20"/>
-              </w:rPr>
-            </w:pPr>
-            <w:r>
-              <w:rPr>
-                <w:rFonts w:ascii="SimSun" w:hAnsi="SimSun" w:eastAsia="SimSun" w:cs="SimSun"/>
-                <w:kern w:val="0"/>
-                <w:sz w:val="20"/>
-                <w:szCs w:val="20"/>
-                <w:lang w:val="en-US" w:eastAsia="zh-CN" w:bidi="ar"/>
-              </w:rPr>
-              <w:t>Entities + fields (+ extras)</w:t>
-            </w:r>
-          </w:p>
-        </w:tc>
-        <w:tc>
-          <w:tcPr>
-            <w:tcW w:w="0" w:type="auto"/>
-            <w:shd w:val="clear" w:color="auto" w:fill="auto"/>
-            <w:vAlign w:val="center"/>
-          </w:tcPr>
-          <w:p>
-            <w:pPr>
-              <w:keepNext w:val="0"/>
-              <w:keepLines w:val="0"/>
-              <w:widowControl/>
-              <w:suppressLineNumbers w:val="0"/>
-              <w:jc w:val="left"/>
-              <w:rPr>
-                <w:sz w:val="20"/>
-                <w:szCs w:val="20"/>
-              </w:rPr>
-            </w:pPr>
-            <w:r>
-              <w:rPr>
-                <w:rFonts w:ascii="SimSun" w:hAnsi="SimSun" w:eastAsia="SimSun" w:cs="SimSun"/>
-                <w:kern w:val="0"/>
-                <w:sz w:val="20"/>
-                <w:szCs w:val="20"/>
-                <w:lang w:val="en-US" w:eastAsia="zh-CN" w:bidi="ar"/>
-              </w:rPr>
-              <w:t>Tables + columns</w:t>
             </w:r>
           </w:p>
         </w:tc>
@@ -1635,6 +1492,148 @@
                 <w:szCs w:val="20"/>
                 <w:lang w:val="en-US" w:eastAsia="zh-CN" w:bidi="ar"/>
               </w:rPr>
+              <w:t>Works on</w:t>
+            </w:r>
+          </w:p>
+        </w:tc>
+        <w:tc>
+          <w:tcPr>
+            <w:tcW w:w="0" w:type="auto"/>
+            <w:shd w:val="clear" w:color="auto" w:fill="auto"/>
+            <w:vAlign w:val="center"/>
+          </w:tcPr>
+          <w:p>
+            <w:pPr>
+              <w:keepNext w:val="0"/>
+              <w:keepLines w:val="0"/>
+              <w:widowControl/>
+              <w:suppressLineNumbers w:val="0"/>
+              <w:jc w:val="left"/>
+              <w:rPr>
+                <w:sz w:val="20"/>
+                <w:szCs w:val="20"/>
+              </w:rPr>
+            </w:pPr>
+            <w:r>
+              <w:rPr>
+                <w:rFonts w:ascii="SimSun" w:hAnsi="SimSun" w:eastAsia="SimSun" w:cs="SimSun"/>
+                <w:kern w:val="0"/>
+                <w:sz w:val="20"/>
+                <w:szCs w:val="20"/>
+                <w:lang w:val="en-US" w:eastAsia="zh-CN" w:bidi="ar"/>
+              </w:rPr>
+              <w:t>Entities + fields</w:t>
+            </w:r>
+          </w:p>
+        </w:tc>
+        <w:tc>
+          <w:tcPr>
+            <w:tcW w:w="0" w:type="auto"/>
+            <w:shd w:val="clear" w:color="auto" w:fill="auto"/>
+            <w:vAlign w:val="center"/>
+          </w:tcPr>
+          <w:p>
+            <w:pPr>
+              <w:keepNext w:val="0"/>
+              <w:keepLines w:val="0"/>
+              <w:widowControl/>
+              <w:suppressLineNumbers w:val="0"/>
+              <w:jc w:val="left"/>
+              <w:rPr>
+                <w:sz w:val="20"/>
+                <w:szCs w:val="20"/>
+              </w:rPr>
+            </w:pPr>
+            <w:r>
+              <w:rPr>
+                <w:rFonts w:ascii="SimSun" w:hAnsi="SimSun" w:eastAsia="SimSun" w:cs="SimSun"/>
+                <w:kern w:val="0"/>
+                <w:sz w:val="20"/>
+                <w:szCs w:val="20"/>
+                <w:lang w:val="en-US" w:eastAsia="zh-CN" w:bidi="ar"/>
+              </w:rPr>
+              <w:t>Entities + fields (+ extras)</w:t>
+            </w:r>
+          </w:p>
+        </w:tc>
+        <w:tc>
+          <w:tcPr>
+            <w:tcW w:w="0" w:type="auto"/>
+            <w:shd w:val="clear" w:color="auto" w:fill="auto"/>
+            <w:vAlign w:val="center"/>
+          </w:tcPr>
+          <w:p>
+            <w:pPr>
+              <w:keepNext w:val="0"/>
+              <w:keepLines w:val="0"/>
+              <w:widowControl/>
+              <w:suppressLineNumbers w:val="0"/>
+              <w:jc w:val="left"/>
+              <w:rPr>
+                <w:sz w:val="20"/>
+                <w:szCs w:val="20"/>
+              </w:rPr>
+            </w:pPr>
+            <w:r>
+              <w:rPr>
+                <w:rFonts w:ascii="SimSun" w:hAnsi="SimSun" w:eastAsia="SimSun" w:cs="SimSun"/>
+                <w:kern w:val="0"/>
+                <w:sz w:val="20"/>
+                <w:szCs w:val="20"/>
+                <w:lang w:val="en-US" w:eastAsia="zh-CN" w:bidi="ar"/>
+              </w:rPr>
+              <w:t>Tables + columns</w:t>
+            </w:r>
+          </w:p>
+        </w:tc>
+      </w:tr>
+      <w:tr>
+        <w:tblPrEx>
+          <w:tblBorders>
+            <w:top w:val="none" w:color="auto" w:sz="0" w:space="0"/>
+            <w:left w:val="none" w:color="auto" w:sz="0" w:space="0"/>
+            <w:bottom w:val="none" w:color="auto" w:sz="0" w:space="0"/>
+            <w:right w:val="none" w:color="auto" w:sz="0" w:space="0"/>
+            <w:insideH w:val="none" w:color="auto" w:sz="0" w:space="0"/>
+            <w:insideV w:val="none" w:color="auto" w:sz="0" w:space="0"/>
+          </w:tblBorders>
+          <w:tblCellMar>
+            <w:top w:w="15" w:type="dxa"/>
+            <w:left w:w="15" w:type="dxa"/>
+            <w:bottom w:w="15" w:type="dxa"/>
+            <w:right w:w="15" w:type="dxa"/>
+          </w:tblCellMar>
+        </w:tblPrEx>
+        <w:trPr>
+          <w:tblCellSpacing w:w="15" w:type="dxa"/>
+        </w:trPr>
+        <w:tc>
+          <w:tcPr>
+            <w:tcW w:w="0" w:type="auto"/>
+            <w:shd w:val="clear" w:color="auto" w:fill="auto"/>
+            <w:vAlign w:val="center"/>
+          </w:tcPr>
+          <w:p>
+            <w:pPr>
+              <w:keepNext w:val="0"/>
+              <w:keepLines w:val="0"/>
+              <w:widowControl/>
+              <w:suppressLineNumbers w:val="0"/>
+              <w:jc w:val="left"/>
+              <w:rPr>
+                <w:sz w:val="20"/>
+                <w:szCs w:val="20"/>
+              </w:rPr>
+            </w:pPr>
+            <w:r>
+              <w:rPr>
+                <w:rStyle w:val="12"/>
+                <w:rFonts w:ascii="SimSun" w:hAnsi="SimSun" w:eastAsia="SimSun" w:cs="SimSun"/>
+                <w:kern w:val="0"/>
+                <w:sz w:val="20"/>
+                <w:szCs w:val="20"/>
+                <w:lang w:val="en-US" w:eastAsia="zh-CN" w:bidi="ar"/>
+              </w:rPr>
               <w:t>Standard?</w:t>
             </w:r>
           </w:p>
@@ -1885,6 +1884,7 @@
             <w:insideH w:val="none" w:color="auto" w:sz="0" w:space="0"/>
             <w:insideV w:val="none" w:color="auto" w:sz="0" w:space="0"/>
           </w:tblBorders>
+          <w:shd w:val="clear" w:color="auto" w:fill="auto"/>
           <w:tblCellMar>
             <w:top w:w="15" w:type="dxa"/>
             <w:left w:w="15" w:type="dxa"/>
@@ -4047,6 +4047,319 @@
           <w:szCs w:val="20"/>
         </w:rPr>
         <w:pict>
+          <v:rect id="_x0000_i1037" o:spt="1" style="height:1.5pt;width:432pt;" fillcolor="#A0A0A0" filled="t" stroked="f" coordsize="21600,21600" o:hr="t" o:hrstd="t" o:hralign="center">
+            <v:path/>
+            <v:fill on="t" focussize="0,0"/>
+            <v:stroke on="f"/>
+            <v:imagedata o:title=""/>
+            <o:lock v:ext="edit"/>
+            <w10:wrap type="none"/>
+            <w10:anchorlock/>
+          </v:rect>
+        </w:pict>
+      </w:r>
+    </w:p>
+    <w:p>
+      <w:pPr>
+        <w:pStyle w:val="3"/>
+        <w:keepNext w:val="0"/>
+        <w:keepLines w:val="0"/>
+        <w:widowControl/>
+        <w:suppressLineNumbers w:val="0"/>
+        <w:rPr>
+          <w:sz w:val="20"/>
+          <w:szCs w:val="20"/>
+        </w:rPr>
+      </w:pPr>
+      <w:r>
+        <w:rPr>
+          <w:sz w:val="20"/>
+          <w:szCs w:val="20"/>
+        </w:rPr>
+        <w:t>🔹 About Syntax Difference</w:t>
+      </w:r>
+    </w:p>
+    <w:p>
+      <w:pPr>
+        <w:pStyle w:val="11"/>
+        <w:keepNext w:val="0"/>
+        <w:keepLines w:val="0"/>
+        <w:widowControl/>
+        <w:suppressLineNumbers w:val="0"/>
+        <w:ind w:left="720"/>
+        <w:rPr>
+          <w:sz w:val="20"/>
+          <w:szCs w:val="20"/>
+        </w:rPr>
+      </w:pPr>
+      <w:r>
+        <w:rPr>
+          <w:sz w:val="20"/>
+          <w:szCs w:val="20"/>
+        </w:rPr>
+        <w:t xml:space="preserve">In </w:t>
+      </w:r>
+      <w:r>
+        <w:rPr>
+          <w:rStyle w:val="12"/>
+          <w:sz w:val="20"/>
+          <w:szCs w:val="20"/>
+        </w:rPr>
+        <w:t>Spring Data JPA (Repository)</w:t>
+      </w:r>
+      <w:r>
+        <w:rPr>
+          <w:sz w:val="20"/>
+          <w:szCs w:val="20"/>
+        </w:rPr>
+        <w:t xml:space="preserve"> → you write queries like this:</w:t>
+      </w:r>
+    </w:p>
+    <w:p>
+      <w:pPr>
+        <w:pStyle w:val="10"/>
+        <w:keepNext w:val="0"/>
+        <w:keepLines w:val="0"/>
+        <w:widowControl/>
+        <w:suppressLineNumbers w:val="0"/>
+        <w:ind w:left="720"/>
+        <w:rPr>
+          <w:rStyle w:val="9"/>
+          <w:sz w:val="20"/>
+          <w:szCs w:val="20"/>
+        </w:rPr>
+      </w:pPr>
+      <w:r>
+        <w:rPr>
+          <w:rStyle w:val="9"/>
+          <w:sz w:val="20"/>
+          <w:szCs w:val="20"/>
+        </w:rPr>
+        <w:t>@Query("FROM User") // JPQL/HQL</w:t>
+      </w:r>
+    </w:p>
+    <w:p>
+      <w:pPr>
+        <w:pStyle w:val="10"/>
+        <w:keepNext w:val="0"/>
+        <w:keepLines w:val="0"/>
+        <w:widowControl/>
+        <w:suppressLineNumbers w:val="0"/>
+        <w:ind w:left="720"/>
+        <w:rPr>
+          <w:sz w:val="20"/>
+          <w:szCs w:val="20"/>
+        </w:rPr>
+      </w:pPr>
+      <w:r>
+        <w:rPr>
+          <w:rStyle w:val="9"/>
+          <w:sz w:val="20"/>
+          <w:szCs w:val="20"/>
+        </w:rPr>
+        <w:t>List&lt;User&gt; getAllUsers();</w:t>
+      </w:r>
+    </w:p>
+    <w:p>
+      <w:pPr>
+        <w:pStyle w:val="11"/>
+        <w:keepNext w:val="0"/>
+        <w:keepLines w:val="0"/>
+        <w:widowControl/>
+        <w:suppressLineNumbers w:val="0"/>
+        <w:ind w:left="720"/>
+        <w:rPr>
+          <w:sz w:val="20"/>
+          <w:szCs w:val="20"/>
+        </w:rPr>
+      </w:pPr>
+      <w:r>
+        <w:rPr>
+          <w:sz w:val="20"/>
+          <w:szCs w:val="20"/>
+        </w:rPr>
+        <w:t xml:space="preserve">In </w:t>
+      </w:r>
+      <w:r>
+        <w:rPr>
+          <w:rStyle w:val="12"/>
+          <w:sz w:val="20"/>
+          <w:szCs w:val="20"/>
+        </w:rPr>
+        <w:t>Hibernate API directly (Session)</w:t>
+      </w:r>
+      <w:r>
+        <w:rPr>
+          <w:sz w:val="20"/>
+          <w:szCs w:val="20"/>
+        </w:rPr>
+        <w:t xml:space="preserve"> → you write queries like this:</w:t>
+      </w:r>
+    </w:p>
+    <w:p>
+      <w:pPr>
+        <w:pStyle w:val="10"/>
+        <w:keepNext w:val="0"/>
+        <w:keepLines w:val="0"/>
+        <w:widowControl/>
+        <w:suppressLineNumbers w:val="0"/>
+        <w:ind w:left="720"/>
+        <w:rPr>
+          <w:rStyle w:val="9"/>
+          <w:sz w:val="20"/>
+          <w:szCs w:val="20"/>
+        </w:rPr>
+      </w:pPr>
+      <w:r>
+        <w:rPr>
+          <w:rStyle w:val="9"/>
+          <w:sz w:val="20"/>
+          <w:szCs w:val="20"/>
+        </w:rPr>
+        <w:t>Session session = entityManager.unwrap(Session.class);</w:t>
+      </w:r>
+    </w:p>
+    <w:p>
+      <w:pPr>
+        <w:pStyle w:val="10"/>
+        <w:keepNext w:val="0"/>
+        <w:keepLines w:val="0"/>
+        <w:widowControl/>
+        <w:suppressLineNumbers w:val="0"/>
+        <w:ind w:left="720"/>
+        <w:rPr>
+          <w:rStyle w:val="9"/>
+          <w:sz w:val="20"/>
+          <w:szCs w:val="20"/>
+        </w:rPr>
+      </w:pPr>
+      <w:r>
+        <w:rPr>
+          <w:rStyle w:val="9"/>
+          <w:sz w:val="20"/>
+          <w:szCs w:val="20"/>
+        </w:rPr>
+        <w:t>Query&lt;User&gt; query = session.createQuery("FROM User", User.class);</w:t>
+      </w:r>
+    </w:p>
+    <w:p>
+      <w:pPr>
+        <w:pStyle w:val="10"/>
+        <w:keepNext w:val="0"/>
+        <w:keepLines w:val="0"/>
+        <w:widowControl/>
+        <w:suppressLineNumbers w:val="0"/>
+        <w:ind w:left="720"/>
+        <w:rPr>
+          <w:sz w:val="20"/>
+          <w:szCs w:val="20"/>
+        </w:rPr>
+      </w:pPr>
+      <w:r>
+        <w:rPr>
+          <w:rStyle w:val="9"/>
+          <w:sz w:val="20"/>
+          <w:szCs w:val="20"/>
+        </w:rPr>
+        <w:t>List&lt;User&gt; users = query.list();</w:t>
+      </w:r>
+    </w:p>
+    <w:p>
+      <w:pPr>
+        <w:pStyle w:val="11"/>
+        <w:keepNext w:val="0"/>
+        <w:keepLines w:val="0"/>
+        <w:widowControl/>
+        <w:suppressLineNumbers w:val="0"/>
+        <w:rPr>
+          <w:sz w:val="20"/>
+          <w:szCs w:val="20"/>
+        </w:rPr>
+      </w:pPr>
+      <w:r>
+        <w:rPr>
+          <w:sz w:val="20"/>
+          <w:szCs w:val="20"/>
+        </w:rPr>
+        <w:t xml:space="preserve">👉 Notice: </w:t>
+      </w:r>
+      <w:r>
+        <w:rPr>
+          <w:rStyle w:val="12"/>
+          <w:sz w:val="20"/>
+          <w:szCs w:val="20"/>
+        </w:rPr>
+        <w:t>Query string is the same</w:t>
+      </w:r>
+      <w:r>
+        <w:rPr>
+          <w:sz w:val="20"/>
+          <w:szCs w:val="20"/>
+        </w:rPr>
+        <w:t xml:space="preserve"> (</w:t>
+      </w:r>
+      <w:r>
+        <w:rPr>
+          <w:rStyle w:val="9"/>
+          <w:sz w:val="20"/>
+          <w:szCs w:val="20"/>
+        </w:rPr>
+        <w:t>FROM User</w:t>
+      </w:r>
+      <w:r>
+        <w:rPr>
+          <w:sz w:val="20"/>
+          <w:szCs w:val="20"/>
+        </w:rPr>
+        <w:t>).</w:t>
+      </w:r>
+      <w:r>
+        <w:rPr>
+          <w:sz w:val="20"/>
+          <w:szCs w:val="20"/>
+        </w:rPr>
+        <w:br w:type="textWrapping"/>
+      </w:r>
+      <w:r>
+        <w:rPr>
+          <w:sz w:val="20"/>
+          <w:szCs w:val="20"/>
+        </w:rPr>
+        <w:t xml:space="preserve">👉 The </w:t>
+      </w:r>
+      <w:r>
+        <w:rPr>
+          <w:rStyle w:val="12"/>
+          <w:sz w:val="20"/>
+          <w:szCs w:val="20"/>
+        </w:rPr>
+        <w:t>difference is in how you run it</w:t>
+      </w:r>
+      <w:r>
+        <w:rPr>
+          <w:sz w:val="20"/>
+          <w:szCs w:val="20"/>
+        </w:rPr>
+        <w:t xml:space="preserve"> (JPA repo vs Hibernate Session).</w:t>
+      </w:r>
+    </w:p>
+    <w:p>
+      <w:pPr>
+        <w:keepNext w:val="0"/>
+        <w:keepLines w:val="0"/>
+        <w:widowControl/>
+        <w:suppressLineNumbers w:val="0"/>
+        <w:rPr>
+          <w:sz w:val="20"/>
+          <w:szCs w:val="20"/>
+        </w:rPr>
+      </w:pPr>
+      <w:r>
+        <w:rPr>
+          <w:sz w:val="20"/>
+          <w:szCs w:val="20"/>
+        </w:rPr>
+        <w:pict>
           <v:rect id="_x0000_i1038" o:spt="1" style="height:1.5pt;width:432pt;" fillcolor="#A0A0A0" filled="t" stroked="f" coordsize="21600,21600" o:hr="t" o:hrstd="t" o:hralign="center">
             <v:path/>
             <v:fill on="t" focussize="0,0"/>
@@ -4061,31 +4374,46 @@
     </w:p>
     <w:p>
       <w:pPr>
-        <w:pStyle w:val="3"/>
-        <w:keepNext w:val="0"/>
-        <w:keepLines w:val="0"/>
-        <w:widowControl/>
-        <w:suppressLineNumbers w:val="0"/>
-        <w:rPr>
-          <w:sz w:val="20"/>
-          <w:szCs w:val="20"/>
-        </w:rPr>
-      </w:pPr>
-      <w:r>
-        <w:rPr>
-          <w:sz w:val="20"/>
-          <w:szCs w:val="20"/>
-        </w:rPr>
-        <w:t>🔹 About Syntax Difference</w:t>
-      </w:r>
-    </w:p>
-    <w:p>
-      <w:pPr>
         <w:pStyle w:val="11"/>
         <w:keepNext w:val="0"/>
         <w:keepLines w:val="0"/>
         <w:widowControl/>
         <w:suppressLineNumbers w:val="0"/>
+        <w:rPr>
+          <w:sz w:val="20"/>
+          <w:szCs w:val="20"/>
+        </w:rPr>
+      </w:pPr>
+      <w:r>
+        <w:rPr>
+          <w:sz w:val="20"/>
+          <w:szCs w:val="20"/>
+        </w:rPr>
+        <w:t xml:space="preserve">✅ </w:t>
+      </w:r>
+      <w:r>
+        <w:rPr>
+          <w:rStyle w:val="12"/>
+          <w:sz w:val="20"/>
+          <w:szCs w:val="20"/>
+        </w:rPr>
+        <w:t>Final simple rule</w:t>
+      </w:r>
+      <w:r>
+        <w:rPr>
+          <w:sz w:val="20"/>
+          <w:szCs w:val="20"/>
+        </w:rPr>
+        <w:t>:</w:t>
+      </w:r>
+    </w:p>
+    <w:p>
+      <w:pPr>
+        <w:pStyle w:val="11"/>
+        <w:keepNext w:val="0"/>
+        <w:keepLines w:val="0"/>
+        <w:widowControl/>
+        <w:suppressLineNumbers w:val="0"/>
         <w:ind w:left="720"/>
         <w:rPr>
           <w:sz w:val="20"/>
@@ -4094,53 +4422,37 @@
       </w:pPr>
       <w:r>
         <w:rPr>
-          <w:sz w:val="20"/>
-          <w:szCs w:val="20"/>
-        </w:rPr>
-        <w:t xml:space="preserve">In </w:t>
-      </w:r>
-      <w:r>
-        <w:rPr>
           <w:rStyle w:val="12"/>
           <w:sz w:val="20"/>
           <w:szCs w:val="20"/>
         </w:rPr>
-        <w:t>Spring Data JPA (Repository)</w:t>
-      </w:r>
-      <w:r>
-        <w:rPr>
-          <w:sz w:val="20"/>
-          <w:szCs w:val="20"/>
-        </w:rPr>
-        <w:t xml:space="preserve"> → you write queries like this:</w:t>
-      </w:r>
-    </w:p>
-    <w:p>
-      <w:pPr>
-        <w:pStyle w:val="10"/>
+        <w:t>HQL = Hibernate’s JPQL + extra power.</w:t>
+      </w:r>
+    </w:p>
+    <w:p>
+      <w:pPr>
+        <w:pStyle w:val="11"/>
         <w:keepNext w:val="0"/>
         <w:keepLines w:val="0"/>
         <w:widowControl/>
         <w:suppressLineNumbers w:val="0"/>
         <w:ind w:left="720"/>
         <w:rPr>
-          <w:rStyle w:val="9"/>
-          <w:sz w:val="20"/>
-          <w:szCs w:val="20"/>
-        </w:rPr>
-      </w:pPr>
-      <w:r>
-        <w:rPr>
-          <w:rStyle w:val="9"/>
-          <w:sz w:val="20"/>
-          <w:szCs w:val="20"/>
-        </w:rPr>
-        <w:t>@Query("FROM User") // JPQL/HQL</w:t>
-      </w:r>
-    </w:p>
-    <w:p>
-      <w:pPr>
-        <w:pStyle w:val="10"/>
+          <w:sz w:val="20"/>
+          <w:szCs w:val="20"/>
+        </w:rPr>
+      </w:pPr>
+      <w:r>
+        <w:rPr>
+          <w:sz w:val="20"/>
+          <w:szCs w:val="20"/>
+        </w:rPr>
+        <w:t>If you’re in Spring Data JPA → you write JPQL, but Hibernate lets you sneak in HQL features.</w:t>
+      </w:r>
+    </w:p>
+    <w:p>
+      <w:pPr>
+        <w:pStyle w:val="11"/>
         <w:keepNext w:val="0"/>
         <w:keepLines w:val="0"/>
         <w:widowControl/>
@@ -4153,11 +4465,25 @@
       </w:pPr>
       <w:r>
         <w:rPr>
-          <w:rStyle w:val="9"/>
-          <w:sz w:val="20"/>
-          <w:szCs w:val="20"/>
-        </w:rPr>
-        <w:t>List&lt;User&gt; getAllUsers();</w:t>
+          <w:sz w:val="20"/>
+          <w:szCs w:val="20"/>
+        </w:rPr>
+        <w:t xml:space="preserve">If you’re in pure Hibernate (using </w:t>
+      </w:r>
+      <w:r>
+        <w:rPr>
+          <w:rStyle w:val="9"/>
+          <w:sz w:val="20"/>
+          <w:szCs w:val="20"/>
+        </w:rPr>
+        <w:t>Session</w:t>
+      </w:r>
+      <w:r>
+        <w:rPr>
+          <w:sz w:val="20"/>
+          <w:szCs w:val="20"/>
+        </w:rPr>
+        <w:t>) → you write HQL directly (same syntax, different API).</w:t>
       </w:r>
     </w:p>
     <w:p>
@@ -4167,18 +4493,41 @@
         <w:keepLines w:val="0"/>
         <w:widowControl/>
         <w:suppressLineNumbers w:val="0"/>
-        <w:ind w:left="720"/>
-        <w:rPr>
-          <w:sz w:val="20"/>
-          <w:szCs w:val="20"/>
-        </w:rPr>
-      </w:pPr>
-      <w:r>
-        <w:rPr>
-          <w:sz w:val="20"/>
-          <w:szCs w:val="20"/>
-        </w:rPr>
-        <w:t xml:space="preserve">In </w:t>
+        <w:rPr>
+          <w:rFonts w:ascii="SimSun" w:hAnsi="SimSun" w:eastAsia="SimSun" w:cs="SimSun"/>
+          <w:color w:val="FF0000"/>
+          <w:sz w:val="20"/>
+          <w:szCs w:val="20"/>
+        </w:rPr>
+      </w:pPr>
+      <w:r>
+        <w:rPr>
+          <w:rFonts w:ascii="SimSun" w:hAnsi="SimSun" w:eastAsia="SimSun" w:cs="SimSun"/>
+          <w:color w:val="FF0000"/>
+          <w:sz w:val="20"/>
+          <w:szCs w:val="20"/>
+        </w:rPr>
+        <w:t>If we got a complex problem not possible in JPA, do we write it fully in Hibernate (Session), or can we mix inside JPA?</w:t>
+      </w:r>
+    </w:p>
+    <w:p>
+      <w:pPr>
+        <w:pStyle w:val="11"/>
+        <w:keepNext w:val="0"/>
+        <w:keepLines w:val="0"/>
+        <w:widowControl/>
+        <w:suppressLineNumbers w:val="0"/>
+        <w:rPr>
+          <w:sz w:val="20"/>
+          <w:szCs w:val="20"/>
+        </w:rPr>
+      </w:pPr>
+      <w:r>
+        <w:rPr>
+          <w:sz w:val="20"/>
+          <w:szCs w:val="20"/>
+        </w:rPr>
+        <w:t xml:space="preserve">🔥 Excellent question — this is exactly the </w:t>
       </w:r>
       <w:r>
         <w:rPr>
@@ -4186,82 +4535,22 @@
           <w:sz w:val="20"/>
           <w:szCs w:val="20"/>
         </w:rPr>
-        <w:t>Hibernate API directly (Session)</w:t>
-      </w:r>
-      <w:r>
-        <w:rPr>
-          <w:sz w:val="20"/>
-          <w:szCs w:val="20"/>
-        </w:rPr>
-        <w:t xml:space="preserve"> → you write queries like this:</w:t>
-      </w:r>
-    </w:p>
-    <w:p>
-      <w:pPr>
-        <w:pStyle w:val="10"/>
-        <w:keepNext w:val="0"/>
-        <w:keepLines w:val="0"/>
-        <w:widowControl/>
-        <w:suppressLineNumbers w:val="0"/>
-        <w:ind w:left="720"/>
-        <w:rPr>
-          <w:rStyle w:val="9"/>
-          <w:sz w:val="20"/>
-          <w:szCs w:val="20"/>
-        </w:rPr>
-      </w:pPr>
-      <w:r>
-        <w:rPr>
-          <w:rStyle w:val="9"/>
-          <w:sz w:val="20"/>
-          <w:szCs w:val="20"/>
-        </w:rPr>
-        <w:t>Session session = entityManager.unwrap(Session.class);</w:t>
-      </w:r>
-    </w:p>
-    <w:p>
-      <w:pPr>
-        <w:pStyle w:val="10"/>
-        <w:keepNext w:val="0"/>
-        <w:keepLines w:val="0"/>
-        <w:widowControl/>
-        <w:suppressLineNumbers w:val="0"/>
-        <w:ind w:left="720"/>
-        <w:rPr>
-          <w:rStyle w:val="9"/>
-          <w:sz w:val="20"/>
-          <w:szCs w:val="20"/>
-        </w:rPr>
-      </w:pPr>
-      <w:r>
-        <w:rPr>
-          <w:rStyle w:val="9"/>
-          <w:sz w:val="20"/>
-          <w:szCs w:val="20"/>
-        </w:rPr>
-        <w:t>Query&lt;User&gt; query = session.createQuery("FROM User", User.class);</w:t>
-      </w:r>
-    </w:p>
-    <w:p>
-      <w:pPr>
-        <w:pStyle w:val="10"/>
-        <w:keepNext w:val="0"/>
-        <w:keepLines w:val="0"/>
-        <w:widowControl/>
-        <w:suppressLineNumbers w:val="0"/>
-        <w:ind w:left="720"/>
-        <w:rPr>
-          <w:sz w:val="20"/>
-          <w:szCs w:val="20"/>
-        </w:rPr>
-      </w:pPr>
-      <w:r>
-        <w:rPr>
-          <w:rStyle w:val="9"/>
-          <w:sz w:val="20"/>
-          <w:szCs w:val="20"/>
-        </w:rPr>
-        <w:t>List&lt;User&gt; users = query.list();</w:t>
+        <w:t>real-world confusion</w:t>
+      </w:r>
+      <w:r>
+        <w:rPr>
+          <w:sz w:val="20"/>
+          <w:szCs w:val="20"/>
+        </w:rPr>
+        <w:t xml:space="preserve"> devs have: </w:t>
+      </w:r>
+      <w:r>
+        <w:rPr>
+          <w:rStyle w:val="8"/>
+          <w:sz w:val="20"/>
+          <w:szCs w:val="20"/>
+        </w:rPr>
+        <w:t>“When do I stick with Spring Data JPA, and when do I drop down to Hibernate?”</w:t>
       </w:r>
     </w:p>
     <w:p>
@@ -4281,66 +4570,7 @@
           <w:sz w:val="20"/>
           <w:szCs w:val="20"/>
         </w:rPr>
-        <w:t xml:space="preserve">👉 Notice: </w:t>
-      </w:r>
-      <w:r>
-        <w:rPr>
-          <w:rStyle w:val="12"/>
-          <w:sz w:val="20"/>
-          <w:szCs w:val="20"/>
-        </w:rPr>
-        <w:t>Query string is the same</w:t>
-      </w:r>
-      <w:r>
-        <w:rPr>
-          <w:sz w:val="20"/>
-          <w:szCs w:val="20"/>
-        </w:rPr>
-        <w:t xml:space="preserve"> (</w:t>
-      </w:r>
-      <w:r>
-        <w:rPr>
-          <w:rStyle w:val="9"/>
-          <w:sz w:val="20"/>
-          <w:szCs w:val="20"/>
-        </w:rPr>
-        <w:t>FROM User</w:t>
-      </w:r>
-      <w:r>
-        <w:rPr>
-          <w:sz w:val="20"/>
-          <w:szCs w:val="20"/>
-        </w:rPr>
-        <w:t>).</w:t>
-      </w:r>
-      <w:r>
-        <w:rPr>
-          <w:sz w:val="20"/>
-          <w:szCs w:val="20"/>
-        </w:rPr>
-        <w:br w:type="textWrapping"/>
-      </w:r>
-      <w:r>
-        <w:rPr>
-          <w:sz w:val="20"/>
-          <w:szCs w:val="20"/>
-        </w:rPr>
-        <w:t xml:space="preserve">👉 The </w:t>
-      </w:r>
-      <w:r>
-        <w:rPr>
-          <w:rStyle w:val="12"/>
-          <w:sz w:val="20"/>
-          <w:szCs w:val="20"/>
-        </w:rPr>
-        <w:t>difference is in how you run it</w:t>
-      </w:r>
-      <w:r>
-        <w:rPr>
-          <w:sz w:val="20"/>
-          <w:szCs w:val="20"/>
-        </w:rPr>
-        <w:t xml:space="preserve"> (JPA repo vs Hibernate Session).</w:t>
+        <w:t>Let’s carefully break it down.</w:t>
       </w:r>
     </w:p>
     <w:p>
@@ -4374,37 +4604,66 @@
     </w:p>
     <w:p>
       <w:pPr>
+        <w:pStyle w:val="3"/>
+        <w:keepNext w:val="0"/>
+        <w:keepLines w:val="0"/>
+        <w:widowControl/>
+        <w:suppressLineNumbers w:val="0"/>
+        <w:rPr>
+          <w:sz w:val="20"/>
+          <w:szCs w:val="20"/>
+        </w:rPr>
+      </w:pPr>
+      <w:r>
+        <w:rPr>
+          <w:sz w:val="20"/>
+          <w:szCs w:val="20"/>
+        </w:rPr>
+        <w:t>✅ Rule of Thumb</w:t>
+      </w:r>
+    </w:p>
+    <w:p>
+      <w:pPr>
         <w:pStyle w:val="11"/>
         <w:keepNext w:val="0"/>
         <w:keepLines w:val="0"/>
         <w:widowControl/>
         <w:suppressLineNumbers w:val="0"/>
-        <w:rPr>
-          <w:sz w:val="20"/>
-          <w:szCs w:val="20"/>
-        </w:rPr>
-      </w:pPr>
-      <w:r>
-        <w:rPr>
-          <w:sz w:val="20"/>
-          <w:szCs w:val="20"/>
-        </w:rPr>
-        <w:t xml:space="preserve">✅ </w:t>
-      </w:r>
+        <w:ind w:left="720"/>
+        <w:rPr>
+          <w:sz w:val="20"/>
+          <w:szCs w:val="20"/>
+        </w:rPr>
+      </w:pPr>
       <w:r>
         <w:rPr>
           <w:rStyle w:val="12"/>
           <w:sz w:val="20"/>
           <w:szCs w:val="20"/>
         </w:rPr>
-        <w:t>Final simple rule</w:t>
-      </w:r>
-      <w:r>
-        <w:rPr>
-          <w:sz w:val="20"/>
-          <w:szCs w:val="20"/>
-        </w:rPr>
-        <w:t>:</w:t>
+        <w:t>Spring Data JPA</w:t>
+      </w:r>
+      <w:r>
+        <w:rPr>
+          <w:sz w:val="20"/>
+          <w:szCs w:val="20"/>
+        </w:rPr>
+        <w:t xml:space="preserve"> → Great for </w:t>
+      </w:r>
+      <w:r>
+        <w:rPr>
+          <w:rStyle w:val="12"/>
+          <w:sz w:val="20"/>
+          <w:szCs w:val="20"/>
+        </w:rPr>
+        <w:t>CRUD, simple queries, joins, and even moderately complex queries</w:t>
+      </w:r>
+      <w:r>
+        <w:rPr>
+          <w:sz w:val="20"/>
+          <w:szCs w:val="20"/>
+        </w:rPr>
+        <w:t>.</w:t>
       </w:r>
     </w:p>
     <w:p>
@@ -4426,7 +4685,78 @@
           <w:sz w:val="20"/>
           <w:szCs w:val="20"/>
         </w:rPr>
-        <w:t>HQL = Hibernate’s JPQL + extra power.</w:t>
+        <w:t>Hibernate Core (Session API, Criteria API, StatelessSession, Batch operations, etc.)</w:t>
+      </w:r>
+      <w:r>
+        <w:rPr>
+          <w:sz w:val="20"/>
+          <w:szCs w:val="20"/>
+        </w:rPr>
+        <w:t xml:space="preserve"> → Needed when you want </w:t>
+      </w:r>
+      <w:r>
+        <w:rPr>
+          <w:rStyle w:val="12"/>
+          <w:sz w:val="20"/>
+          <w:szCs w:val="20"/>
+        </w:rPr>
+        <w:t>low-level control or advanced features JPA doesn’t standardize</w:t>
+      </w:r>
+      <w:r>
+        <w:rPr>
+          <w:sz w:val="20"/>
+          <w:szCs w:val="20"/>
+        </w:rPr>
+        <w:t>.</w:t>
+      </w:r>
+    </w:p>
+    <w:p>
+      <w:pPr>
+        <w:keepNext w:val="0"/>
+        <w:keepLines w:val="0"/>
+        <w:widowControl/>
+        <w:suppressLineNumbers w:val="0"/>
+        <w:rPr>
+          <w:sz w:val="20"/>
+          <w:szCs w:val="20"/>
+        </w:rPr>
+      </w:pPr>
+      <w:r>
+        <w:rPr>
+          <w:sz w:val="20"/>
+          <w:szCs w:val="20"/>
+        </w:rPr>
+        <w:pict>
+          <v:rect id="_x0000_i1040" o:spt="1" style="height:1.5pt;width:432pt;" fillcolor="#A0A0A0" filled="t" stroked="f" coordsize="21600,21600" o:hr="t" o:hrstd="t" o:hralign="center">
+            <v:path/>
+            <v:fill on="t" focussize="0,0"/>
+            <v:stroke on="f"/>
+            <v:imagedata o:title=""/>
+            <o:lock v:ext="edit"/>
+            <w10:wrap type="none"/>
+            <w10:anchorlock/>
+          </v:rect>
+        </w:pict>
+      </w:r>
+    </w:p>
+    <w:p>
+      <w:pPr>
+        <w:pStyle w:val="3"/>
+        <w:keepNext w:val="0"/>
+        <w:keepLines w:val="0"/>
+        <w:widowControl/>
+        <w:suppressLineNumbers w:val="0"/>
+        <w:rPr>
+          <w:sz w:val="20"/>
+          <w:szCs w:val="20"/>
+        </w:rPr>
+      </w:pPr>
+      <w:r>
+        <w:rPr>
+          <w:sz w:val="20"/>
+          <w:szCs w:val="20"/>
+        </w:rPr>
+        <w:t>Example Requirement (not easily possible with pure JPA)</w:t>
       </w:r>
     </w:p>
     <w:p>
@@ -4436,98 +4766,17 @@
         <w:keepLines w:val="0"/>
         <w:widowControl/>
         <w:suppressLineNumbers w:val="0"/>
-        <w:ind w:left="720"/>
-        <w:rPr>
-          <w:sz w:val="20"/>
-          <w:szCs w:val="20"/>
-        </w:rPr>
-      </w:pPr>
-      <w:r>
-        <w:rPr>
-          <w:sz w:val="20"/>
-          <w:szCs w:val="20"/>
-        </w:rPr>
-        <w:t>If you’re in Spring Data JPA → you write JPQL, but Hibernate lets you sneak in HQL features.</w:t>
-      </w:r>
-    </w:p>
-    <w:p>
-      <w:pPr>
-        <w:pStyle w:val="11"/>
-        <w:keepNext w:val="0"/>
-        <w:keepLines w:val="0"/>
-        <w:widowControl/>
-        <w:suppressLineNumbers w:val="0"/>
-        <w:ind w:left="720"/>
-        <w:rPr>
-          <w:sz w:val="20"/>
-          <w:szCs w:val="20"/>
-        </w:rPr>
-      </w:pPr>
-      <w:r>
-        <w:rPr>
-          <w:sz w:val="20"/>
-          <w:szCs w:val="20"/>
-        </w:rPr>
-        <w:t xml:space="preserve">If you’re in pure Hibernate (using </w:t>
-      </w:r>
-      <w:r>
-        <w:rPr>
-          <w:rStyle w:val="9"/>
-          <w:sz w:val="20"/>
-          <w:szCs w:val="20"/>
-        </w:rPr>
-        <w:t>Session</w:t>
-      </w:r>
-      <w:r>
-        <w:rPr>
-          <w:sz w:val="20"/>
-          <w:szCs w:val="20"/>
-        </w:rPr>
-        <w:t>) → you write HQL directly (same syntax, different API).</w:t>
-      </w:r>
-    </w:p>
-    <w:p>
-      <w:pPr>
-        <w:pStyle w:val="11"/>
-        <w:keepNext w:val="0"/>
-        <w:keepLines w:val="0"/>
-        <w:widowControl/>
-        <w:suppressLineNumbers w:val="0"/>
-        <w:rPr>
-          <w:rFonts w:ascii="SimSun" w:hAnsi="SimSun" w:eastAsia="SimSun" w:cs="SimSun"/>
-          <w:color w:val="FF0000"/>
-          <w:sz w:val="20"/>
-          <w:szCs w:val="20"/>
-        </w:rPr>
-      </w:pPr>
-      <w:r>
-        <w:rPr>
-          <w:rFonts w:ascii="SimSun" w:hAnsi="SimSun" w:eastAsia="SimSun" w:cs="SimSun"/>
-          <w:color w:val="FF0000"/>
-          <w:sz w:val="20"/>
-          <w:szCs w:val="20"/>
-        </w:rPr>
-        <w:t>If we got a complex problem not possible in JPA, do we write it fully in Hibernate (Session), or can we mix inside JPA?</w:t>
-      </w:r>
-    </w:p>
-    <w:p>
-      <w:pPr>
-        <w:pStyle w:val="11"/>
-        <w:keepNext w:val="0"/>
-        <w:keepLines w:val="0"/>
-        <w:widowControl/>
-        <w:suppressLineNumbers w:val="0"/>
-        <w:rPr>
-          <w:sz w:val="20"/>
-          <w:szCs w:val="20"/>
-        </w:rPr>
-      </w:pPr>
-      <w:r>
-        <w:rPr>
-          <w:sz w:val="20"/>
-          <w:szCs w:val="20"/>
-        </w:rPr>
-        <w:t xml:space="preserve">🔥 Excellent question — this is exactly the </w:t>
+        <w:rPr>
+          <w:sz w:val="20"/>
+          <w:szCs w:val="20"/>
+        </w:rPr>
+      </w:pPr>
+      <w:r>
+        <w:rPr>
+          <w:sz w:val="20"/>
+          <w:szCs w:val="20"/>
+        </w:rPr>
+        <w:t xml:space="preserve">👉 </w:t>
       </w:r>
       <w:r>
         <w:rPr>
@@ -4535,42 +4784,14 @@
           <w:sz w:val="20"/>
           <w:szCs w:val="20"/>
         </w:rPr>
-        <w:t>real-world confusion</w:t>
-      </w:r>
-      <w:r>
-        <w:rPr>
-          <w:sz w:val="20"/>
-          <w:szCs w:val="20"/>
-        </w:rPr>
-        <w:t xml:space="preserve"> devs have: </w:t>
-      </w:r>
-      <w:r>
-        <w:rPr>
-          <w:rStyle w:val="8"/>
-          <w:sz w:val="20"/>
-          <w:szCs w:val="20"/>
-        </w:rPr>
-        <w:t>“When do I stick with Spring Data JPA, and when do I drop down to Hibernate?”</w:t>
-      </w:r>
-    </w:p>
-    <w:p>
-      <w:pPr>
-        <w:pStyle w:val="11"/>
-        <w:keepNext w:val="0"/>
-        <w:keepLines w:val="0"/>
-        <w:widowControl/>
-        <w:suppressLineNumbers w:val="0"/>
-        <w:rPr>
-          <w:sz w:val="20"/>
-          <w:szCs w:val="20"/>
-        </w:rPr>
-      </w:pPr>
-      <w:r>
-        <w:rPr>
-          <w:sz w:val="20"/>
-          <w:szCs w:val="20"/>
-        </w:rPr>
-        <w:t>Let’s carefully break it down.</w:t>
+        <w:t>Bulk update with return count</w:t>
+      </w:r>
+      <w:r>
+        <w:rPr>
+          <w:sz w:val="20"/>
+          <w:szCs w:val="20"/>
+        </w:rPr>
+        <w:t xml:space="preserve"> (update many rows without fetching entities first).</w:t>
       </w:r>
     </w:p>
     <w:p>
@@ -4604,22 +4825,25 @@
     </w:p>
     <w:p>
       <w:pPr>
-        <w:pStyle w:val="3"/>
-        <w:keepNext w:val="0"/>
-        <w:keepLines w:val="0"/>
-        <w:widowControl/>
-        <w:suppressLineNumbers w:val="0"/>
-        <w:rPr>
-          <w:sz w:val="20"/>
-          <w:szCs w:val="20"/>
-        </w:rPr>
-      </w:pPr>
-      <w:r>
-        <w:rPr>
-          <w:sz w:val="20"/>
-          <w:szCs w:val="20"/>
-        </w:rPr>
-        <w:t>✅ Rule of Thumb</w:t>
+        <w:pStyle w:val="4"/>
+        <w:keepNext w:val="0"/>
+        <w:keepLines w:val="0"/>
+        <w:widowControl/>
+        <w:suppressLineNumbers w:val="0"/>
+        <w:rPr>
+          <w:sz w:val="20"/>
+          <w:szCs w:val="20"/>
+        </w:rPr>
+      </w:pPr>
+      <w:r>
+        <w:rPr>
+          <w:rStyle w:val="12"/>
+          <w:b/>
+          <w:bCs/>
+          <w:sz w:val="20"/>
+          <w:szCs w:val="20"/>
+        </w:rPr>
+        <w:t>1. JPA (Spring Data JPA way)</w:t>
       </w:r>
     </w:p>
     <w:p>
@@ -4629,6 +4853,41 @@
         <w:keepLines w:val="0"/>
         <w:widowControl/>
         <w:suppressLineNumbers w:val="0"/>
+        <w:rPr>
+          <w:sz w:val="20"/>
+          <w:szCs w:val="20"/>
+        </w:rPr>
+      </w:pPr>
+      <w:r>
+        <w:rPr>
+          <w:sz w:val="20"/>
+          <w:szCs w:val="20"/>
+        </w:rPr>
+        <w:t xml:space="preserve">JPA does allow bulk updates with JPQL, but it has </w:t>
+      </w:r>
+      <w:r>
+        <w:rPr>
+          <w:rStyle w:val="12"/>
+          <w:sz w:val="20"/>
+          <w:szCs w:val="20"/>
+        </w:rPr>
+        <w:t>limitations</w:t>
+      </w:r>
+      <w:r>
+        <w:rPr>
+          <w:sz w:val="20"/>
+          <w:szCs w:val="20"/>
+        </w:rPr>
+        <w:t>:</w:t>
+      </w:r>
+    </w:p>
+    <w:p>
+      <w:pPr>
+        <w:pStyle w:val="11"/>
+        <w:keepNext w:val="0"/>
+        <w:keepLines w:val="0"/>
+        <w:widowControl/>
+        <w:suppressLineNumbers w:val="0"/>
         <w:ind w:left="720"/>
         <w:rPr>
           <w:sz w:val="20"/>
@@ -4637,33 +4896,10 @@
       </w:pPr>
       <w:r>
         <w:rPr>
-          <w:rStyle w:val="12"/>
-          <w:sz w:val="20"/>
-          <w:szCs w:val="20"/>
-        </w:rPr>
-        <w:t>Spring Data JPA</w:t>
-      </w:r>
-      <w:r>
-        <w:rPr>
-          <w:sz w:val="20"/>
-          <w:szCs w:val="20"/>
-        </w:rPr>
-        <w:t xml:space="preserve"> → Great for </w:t>
-      </w:r>
-      <w:r>
-        <w:rPr>
-          <w:rStyle w:val="12"/>
-          <w:sz w:val="20"/>
-          <w:szCs w:val="20"/>
-        </w:rPr>
-        <w:t>CRUD, simple queries, joins, and even moderately complex queries</w:t>
-      </w:r>
-      <w:r>
-        <w:rPr>
-          <w:sz w:val="20"/>
-          <w:szCs w:val="20"/>
-        </w:rPr>
-        <w:t>.</w:t>
+          <w:sz w:val="20"/>
+          <w:szCs w:val="20"/>
+        </w:rPr>
+        <w:t>You can’t use entity lifecycle callbacks.</w:t>
       </w:r>
     </w:p>
     <w:p>
@@ -4681,33 +4917,115 @@
       </w:pPr>
       <w:r>
         <w:rPr>
-          <w:rStyle w:val="12"/>
-          <w:sz w:val="20"/>
-          <w:szCs w:val="20"/>
-        </w:rPr>
-        <w:t>Hibernate Core (Session API, Criteria API, StatelessSession, Batch operations, etc.)</w:t>
-      </w:r>
-      <w:r>
-        <w:rPr>
-          <w:sz w:val="20"/>
-          <w:szCs w:val="20"/>
-        </w:rPr>
-        <w:t xml:space="preserve"> → Needed when you want </w:t>
-      </w:r>
-      <w:r>
-        <w:rPr>
-          <w:rStyle w:val="12"/>
-          <w:sz w:val="20"/>
-          <w:szCs w:val="20"/>
-        </w:rPr>
-        <w:t>low-level control or advanced features JPA doesn’t standardize</w:t>
-      </w:r>
-      <w:r>
-        <w:rPr>
-          <w:sz w:val="20"/>
-          <w:szCs w:val="20"/>
-        </w:rPr>
-        <w:t>.</w:t>
+          <w:sz w:val="20"/>
+          <w:szCs w:val="20"/>
+        </w:rPr>
+        <w:t>Entities in persistence context won’t automatically sync.</w:t>
+      </w:r>
+    </w:p>
+    <w:p>
+      <w:pPr>
+        <w:pStyle w:val="11"/>
+        <w:keepNext w:val="0"/>
+        <w:keepLines w:val="0"/>
+        <w:widowControl/>
+        <w:suppressLineNumbers w:val="0"/>
+        <w:rPr>
+          <w:sz w:val="20"/>
+          <w:szCs w:val="20"/>
+        </w:rPr>
+      </w:pPr>
+      <w:r>
+        <w:rPr>
+          <w:sz w:val="20"/>
+          <w:szCs w:val="20"/>
+        </w:rPr>
+        <w:t>Example:</w:t>
+      </w:r>
+    </w:p>
+    <w:p>
+      <w:pPr>
+        <w:pStyle w:val="10"/>
+        <w:keepNext w:val="0"/>
+        <w:keepLines w:val="0"/>
+        <w:widowControl/>
+        <w:suppressLineNumbers w:val="0"/>
+        <w:rPr>
+          <w:rStyle w:val="9"/>
+          <w:sz w:val="20"/>
+          <w:szCs w:val="20"/>
+        </w:rPr>
+      </w:pPr>
+      <w:r>
+        <w:rPr>
+          <w:rStyle w:val="9"/>
+          <w:sz w:val="20"/>
+          <w:szCs w:val="20"/>
+        </w:rPr>
+        <w:t>@Modifying</w:t>
+      </w:r>
+    </w:p>
+    <w:p>
+      <w:pPr>
+        <w:pStyle w:val="10"/>
+        <w:keepNext w:val="0"/>
+        <w:keepLines w:val="0"/>
+        <w:widowControl/>
+        <w:suppressLineNumbers w:val="0"/>
+        <w:rPr>
+          <w:rStyle w:val="9"/>
+          <w:sz w:val="20"/>
+          <w:szCs w:val="20"/>
+        </w:rPr>
+      </w:pPr>
+      <w:r>
+        <w:rPr>
+          <w:rStyle w:val="9"/>
+          <w:sz w:val="20"/>
+          <w:szCs w:val="20"/>
+        </w:rPr>
+        <w:t>@Query("UPDATE User u SET u.status = :status WHERE u.lastLogin &lt; :date")</w:t>
+      </w:r>
+    </w:p>
+    <w:p>
+      <w:pPr>
+        <w:pStyle w:val="10"/>
+        <w:keepNext w:val="0"/>
+        <w:keepLines w:val="0"/>
+        <w:widowControl/>
+        <w:suppressLineNumbers w:val="0"/>
+        <w:rPr>
+          <w:sz w:val="20"/>
+          <w:szCs w:val="20"/>
+        </w:rPr>
+      </w:pPr>
+      <w:r>
+        <w:rPr>
+          <w:rStyle w:val="9"/>
+          <w:sz w:val="20"/>
+          <w:szCs w:val="20"/>
+        </w:rPr>
+        <w:t>int deactivateInactiveUsers(@Param("status") String status, @Param("date") LocalDate date);</w:t>
+      </w:r>
+    </w:p>
+    <w:p>
+      <w:pPr>
+        <w:pStyle w:val="11"/>
+        <w:keepNext w:val="0"/>
+        <w:keepLines w:val="0"/>
+        <w:widowControl/>
+        <w:suppressLineNumbers w:val="0"/>
+        <w:rPr>
+          <w:sz w:val="20"/>
+          <w:szCs w:val="20"/>
+        </w:rPr>
+      </w:pPr>
+      <w:r>
+        <w:rPr>
+          <w:sz w:val="20"/>
+          <w:szCs w:val="20"/>
+        </w:rPr>
+        <w:t>✅ Works, but you won’t get Hibernate-level fine control (like batch size, stateless session, etc.).</w:t>
       </w:r>
     </w:p>
     <w:p>
@@ -4741,22 +5059,25 @@
     </w:p>
     <w:p>
       <w:pPr>
-        <w:pStyle w:val="3"/>
-        <w:keepNext w:val="0"/>
-        <w:keepLines w:val="0"/>
-        <w:widowControl/>
-        <w:suppressLineNumbers w:val="0"/>
-        <w:rPr>
-          <w:sz w:val="20"/>
-          <w:szCs w:val="20"/>
-        </w:rPr>
-      </w:pPr>
-      <w:r>
-        <w:rPr>
-          <w:sz w:val="20"/>
-          <w:szCs w:val="20"/>
-        </w:rPr>
-        <w:t>Example Requirement (not easily possible with pure JPA)</w:t>
+        <w:pStyle w:val="4"/>
+        <w:keepNext w:val="0"/>
+        <w:keepLines w:val="0"/>
+        <w:widowControl/>
+        <w:suppressLineNumbers w:val="0"/>
+        <w:rPr>
+          <w:sz w:val="20"/>
+          <w:szCs w:val="20"/>
+        </w:rPr>
+      </w:pPr>
+      <w:r>
+        <w:rPr>
+          <w:rStyle w:val="12"/>
+          <w:b/>
+          <w:bCs/>
+          <w:sz w:val="20"/>
+          <w:szCs w:val="20"/>
+        </w:rPr>
+        <w:t>2. Hibernate (Advanced way)</w:t>
       </w:r>
     </w:p>
     <w:p>
@@ -4776,7 +5097,7 @@
           <w:sz w:val="20"/>
           <w:szCs w:val="20"/>
         </w:rPr>
-        <w:t xml:space="preserve">👉 </w:t>
+        <w:t xml:space="preserve">Using Hibernate Session for </w:t>
       </w:r>
       <w:r>
         <w:rPr>
@@ -4784,14 +5105,322 @@
           <w:sz w:val="20"/>
           <w:szCs w:val="20"/>
         </w:rPr>
-        <w:t>Bulk update with return count</w:t>
-      </w:r>
-      <w:r>
-        <w:rPr>
-          <w:sz w:val="20"/>
-          <w:szCs w:val="20"/>
-        </w:rPr>
-        <w:t xml:space="preserve"> (update many rows without fetching entities first).</w:t>
+        <w:t>efficient batch updates</w:t>
+      </w:r>
+      <w:r>
+        <w:rPr>
+          <w:sz w:val="20"/>
+          <w:szCs w:val="20"/>
+        </w:rPr>
+        <w:t>.</w:t>
+      </w:r>
+    </w:p>
+    <w:p>
+      <w:pPr>
+        <w:pStyle w:val="10"/>
+        <w:keepNext w:val="0"/>
+        <w:keepLines w:val="0"/>
+        <w:widowControl/>
+        <w:suppressLineNumbers w:val="0"/>
+        <w:rPr>
+          <w:rStyle w:val="9"/>
+          <w:sz w:val="20"/>
+          <w:szCs w:val="20"/>
+        </w:rPr>
+      </w:pPr>
+      <w:r>
+        <w:rPr>
+          <w:rStyle w:val="9"/>
+          <w:sz w:val="20"/>
+          <w:szCs w:val="20"/>
+        </w:rPr>
+        <w:t>Session session = entityManager.unwrap(Session.class);</w:t>
+      </w:r>
+    </w:p>
+    <w:p>
+      <w:pPr>
+        <w:pStyle w:val="10"/>
+        <w:keepNext w:val="0"/>
+        <w:keepLines w:val="0"/>
+        <w:widowControl/>
+        <w:suppressLineNumbers w:val="0"/>
+        <w:rPr>
+          <w:rStyle w:val="9"/>
+          <w:sz w:val="20"/>
+          <w:szCs w:val="20"/>
+        </w:rPr>
+      </w:pPr>
+      <w:r>
+        <w:rPr>
+          <w:rStyle w:val="9"/>
+          <w:sz w:val="20"/>
+          <w:szCs w:val="20"/>
+        </w:rPr>
+        <w:t>Transaction tx = session.beginTransaction();</w:t>
+      </w:r>
+    </w:p>
+    <w:p>
+      <w:pPr>
+        <w:pStyle w:val="10"/>
+        <w:keepNext w:val="0"/>
+        <w:keepLines w:val="0"/>
+        <w:widowControl/>
+        <w:suppressLineNumbers w:val="0"/>
+        <w:rPr>
+          <w:rStyle w:val="9"/>
+          <w:sz w:val="20"/>
+          <w:szCs w:val="20"/>
+        </w:rPr>
+      </w:pPr>
+    </w:p>
+    <w:p>
+      <w:pPr>
+        <w:pStyle w:val="10"/>
+        <w:keepNext w:val="0"/>
+        <w:keepLines w:val="0"/>
+        <w:widowControl/>
+        <w:suppressLineNumbers w:val="0"/>
+        <w:rPr>
+          <w:rStyle w:val="9"/>
+          <w:sz w:val="20"/>
+          <w:szCs w:val="20"/>
+        </w:rPr>
+      </w:pPr>
+      <w:r>
+        <w:rPr>
+          <w:rStyle w:val="9"/>
+          <w:sz w:val="20"/>
+          <w:szCs w:val="20"/>
+        </w:rPr>
+        <w:t>Query query = session.createQuery(</w:t>
+      </w:r>
+    </w:p>
+    <w:p>
+      <w:pPr>
+        <w:pStyle w:val="10"/>
+        <w:keepNext w:val="0"/>
+        <w:keepLines w:val="0"/>
+        <w:widowControl/>
+        <w:suppressLineNumbers w:val="0"/>
+        <w:rPr>
+          <w:rStyle w:val="9"/>
+          <w:sz w:val="20"/>
+          <w:szCs w:val="20"/>
+        </w:rPr>
+      </w:pPr>
+      <w:r>
+        <w:rPr>
+          <w:rStyle w:val="9"/>
+          <w:sz w:val="20"/>
+          <w:szCs w:val="20"/>
+        </w:rPr>
+        <w:t xml:space="preserve">    "UPDATE User u SET u.status = :status WHERE u.lastLogin &lt; :date"</w:t>
+      </w:r>
+    </w:p>
+    <w:p>
+      <w:pPr>
+        <w:pStyle w:val="10"/>
+        <w:keepNext w:val="0"/>
+        <w:keepLines w:val="0"/>
+        <w:widowControl/>
+        <w:suppressLineNumbers w:val="0"/>
+        <w:rPr>
+          <w:rStyle w:val="9"/>
+          <w:sz w:val="20"/>
+          <w:szCs w:val="20"/>
+        </w:rPr>
+      </w:pPr>
+      <w:r>
+        <w:rPr>
+          <w:rStyle w:val="9"/>
+          <w:sz w:val="20"/>
+          <w:szCs w:val="20"/>
+        </w:rPr>
+        <w:t>);</w:t>
+      </w:r>
+    </w:p>
+    <w:p>
+      <w:pPr>
+        <w:pStyle w:val="10"/>
+        <w:keepNext w:val="0"/>
+        <w:keepLines w:val="0"/>
+        <w:widowControl/>
+        <w:suppressLineNumbers w:val="0"/>
+        <w:rPr>
+          <w:rStyle w:val="9"/>
+          <w:sz w:val="20"/>
+          <w:szCs w:val="20"/>
+        </w:rPr>
+      </w:pPr>
+      <w:r>
+        <w:rPr>
+          <w:rStyle w:val="9"/>
+          <w:sz w:val="20"/>
+          <w:szCs w:val="20"/>
+        </w:rPr>
+        <w:t>query.setParameter("status", "INACTIVE");</w:t>
+      </w:r>
+    </w:p>
+    <w:p>
+      <w:pPr>
+        <w:pStyle w:val="10"/>
+        <w:keepNext w:val="0"/>
+        <w:keepLines w:val="0"/>
+        <w:widowControl/>
+        <w:suppressLineNumbers w:val="0"/>
+        <w:rPr>
+          <w:rStyle w:val="9"/>
+          <w:sz w:val="20"/>
+          <w:szCs w:val="20"/>
+        </w:rPr>
+      </w:pPr>
+      <w:r>
+        <w:rPr>
+          <w:rStyle w:val="9"/>
+          <w:sz w:val="20"/>
+          <w:szCs w:val="20"/>
+        </w:rPr>
+        <w:t>query.setParameter("date", LocalDate.now().minusMonths(6));</w:t>
+      </w:r>
+    </w:p>
+    <w:p>
+      <w:pPr>
+        <w:pStyle w:val="10"/>
+        <w:keepNext w:val="0"/>
+        <w:keepLines w:val="0"/>
+        <w:widowControl/>
+        <w:suppressLineNumbers w:val="0"/>
+        <w:rPr>
+          <w:rStyle w:val="9"/>
+          <w:sz w:val="20"/>
+          <w:szCs w:val="20"/>
+        </w:rPr>
+      </w:pPr>
+    </w:p>
+    <w:p>
+      <w:pPr>
+        <w:pStyle w:val="10"/>
+        <w:keepNext w:val="0"/>
+        <w:keepLines w:val="0"/>
+        <w:widowControl/>
+        <w:suppressLineNumbers w:val="0"/>
+        <w:rPr>
+          <w:rStyle w:val="9"/>
+          <w:sz w:val="20"/>
+          <w:szCs w:val="20"/>
+        </w:rPr>
+      </w:pPr>
+      <w:r>
+        <w:rPr>
+          <w:rStyle w:val="9"/>
+          <w:sz w:val="20"/>
+          <w:szCs w:val="20"/>
+        </w:rPr>
+        <w:t>int updatedCount = query.executeUpdate();  // precise row count</w:t>
+      </w:r>
+    </w:p>
+    <w:p>
+      <w:pPr>
+        <w:pStyle w:val="10"/>
+        <w:keepNext w:val="0"/>
+        <w:keepLines w:val="0"/>
+        <w:widowControl/>
+        <w:suppressLineNumbers w:val="0"/>
+        <w:rPr>
+          <w:sz w:val="20"/>
+          <w:szCs w:val="20"/>
+        </w:rPr>
+      </w:pPr>
+      <w:r>
+        <w:rPr>
+          <w:rStyle w:val="9"/>
+          <w:sz w:val="20"/>
+          <w:szCs w:val="20"/>
+        </w:rPr>
+        <w:t>tx.commit();</w:t>
+      </w:r>
+    </w:p>
+    <w:p>
+      <w:pPr>
+        <w:pStyle w:val="11"/>
+        <w:keepNext w:val="0"/>
+        <w:keepLines w:val="0"/>
+        <w:widowControl/>
+        <w:suppressLineNumbers w:val="0"/>
+        <w:rPr>
+          <w:sz w:val="20"/>
+          <w:szCs w:val="20"/>
+        </w:rPr>
+      </w:pPr>
+      <w:r>
+        <w:rPr>
+          <w:sz w:val="20"/>
+          <w:szCs w:val="20"/>
+        </w:rPr>
+        <w:t>✅ Here, Hibernate lets you:</w:t>
+      </w:r>
+    </w:p>
+    <w:p>
+      <w:pPr>
+        <w:pStyle w:val="11"/>
+        <w:keepNext w:val="0"/>
+        <w:keepLines w:val="0"/>
+        <w:widowControl/>
+        <w:suppressLineNumbers w:val="0"/>
+        <w:ind w:left="720"/>
+        <w:rPr>
+          <w:sz w:val="20"/>
+          <w:szCs w:val="20"/>
+        </w:rPr>
+      </w:pPr>
+      <w:r>
+        <w:rPr>
+          <w:sz w:val="20"/>
+          <w:szCs w:val="20"/>
+        </w:rPr>
+        <w:t>Control transaction manually.</w:t>
+      </w:r>
+    </w:p>
+    <w:p>
+      <w:pPr>
+        <w:pStyle w:val="11"/>
+        <w:keepNext w:val="0"/>
+        <w:keepLines w:val="0"/>
+        <w:widowControl/>
+        <w:suppressLineNumbers w:val="0"/>
+        <w:ind w:left="720"/>
+        <w:rPr>
+          <w:sz w:val="20"/>
+          <w:szCs w:val="20"/>
+        </w:rPr>
+      </w:pPr>
+      <w:r>
+        <w:rPr>
+          <w:sz w:val="20"/>
+          <w:szCs w:val="20"/>
+        </w:rPr>
+        <w:t>Optimize batch size.</w:t>
+      </w:r>
+    </w:p>
+    <w:p>
+      <w:pPr>
+        <w:pStyle w:val="11"/>
+        <w:keepNext w:val="0"/>
+        <w:keepLines w:val="0"/>
+        <w:widowControl/>
+        <w:suppressLineNumbers w:val="0"/>
+        <w:ind w:left="720"/>
+        <w:rPr>
+          <w:sz w:val="20"/>
+          <w:szCs w:val="20"/>
+        </w:rPr>
+      </w:pPr>
+      <w:r>
+        <w:rPr>
+          <w:sz w:val="20"/>
+          <w:szCs w:val="20"/>
+        </w:rPr>
+        <w:t>Use Hibernate-only hints for performance.</w:t>
       </w:r>
     </w:p>
     <w:p>
@@ -4825,25 +5454,282 @@
     </w:p>
     <w:p>
       <w:pPr>
-        <w:pStyle w:val="4"/>
-        <w:keepNext w:val="0"/>
-        <w:keepLines w:val="0"/>
-        <w:widowControl/>
-        <w:suppressLineNumbers w:val="0"/>
-        <w:rPr>
-          <w:sz w:val="20"/>
-          <w:szCs w:val="20"/>
-        </w:rPr>
-      </w:pPr>
+        <w:pStyle w:val="3"/>
+        <w:keepNext w:val="0"/>
+        <w:keepLines w:val="0"/>
+        <w:widowControl/>
+        <w:suppressLineNumbers w:val="0"/>
+        <w:rPr>
+          <w:sz w:val="20"/>
+          <w:szCs w:val="20"/>
+        </w:rPr>
+      </w:pPr>
+      <w:r>
+        <w:rPr>
+          <w:sz w:val="20"/>
+          <w:szCs w:val="20"/>
+        </w:rPr>
+        <w:t>Another Example (Only Hibernate can do)</w:t>
+      </w:r>
+    </w:p>
+    <w:p>
+      <w:pPr>
+        <w:pStyle w:val="11"/>
+        <w:keepNext w:val="0"/>
+        <w:keepLines w:val="0"/>
+        <w:widowControl/>
+        <w:suppressLineNumbers w:val="0"/>
+        <w:rPr>
+          <w:sz w:val="20"/>
+          <w:szCs w:val="20"/>
+        </w:rPr>
+      </w:pPr>
+      <w:r>
+        <w:rPr>
+          <w:sz w:val="20"/>
+          <w:szCs w:val="20"/>
+        </w:rPr>
+        <w:t xml:space="preserve">👉 </w:t>
+      </w:r>
       <w:r>
         <w:rPr>
           <w:rStyle w:val="12"/>
-          <w:b/>
-          <w:bCs/>
-          <w:sz w:val="20"/>
-          <w:szCs w:val="20"/>
-        </w:rPr>
-        <w:t>1. JPA (Spring Data JPA way)</w:t>
+          <w:sz w:val="20"/>
+          <w:szCs w:val="20"/>
+        </w:rPr>
+        <w:t>StatelessSession for ultra-fast batch inserts/updates</w:t>
+      </w:r>
+      <w:r>
+        <w:rPr>
+          <w:sz w:val="20"/>
+          <w:szCs w:val="20"/>
+        </w:rPr>
+        <w:t xml:space="preserve"> (JPA has no equivalent).</w:t>
+      </w:r>
+    </w:p>
+    <w:p>
+      <w:pPr>
+        <w:pStyle w:val="10"/>
+        <w:keepNext w:val="0"/>
+        <w:keepLines w:val="0"/>
+        <w:widowControl/>
+        <w:suppressLineNumbers w:val="0"/>
+        <w:rPr>
+          <w:rStyle w:val="9"/>
+          <w:sz w:val="20"/>
+          <w:szCs w:val="20"/>
+        </w:rPr>
+      </w:pPr>
+      <w:r>
+        <w:rPr>
+          <w:rStyle w:val="9"/>
+          <w:sz w:val="20"/>
+          <w:szCs w:val="20"/>
+        </w:rPr>
+        <w:t>StatelessSession statelessSession = entityManager.unwrap(SessionFactory.class)</w:t>
+      </w:r>
+    </w:p>
+    <w:p>
+      <w:pPr>
+        <w:pStyle w:val="10"/>
+        <w:keepNext w:val="0"/>
+        <w:keepLines w:val="0"/>
+        <w:widowControl/>
+        <w:suppressLineNumbers w:val="0"/>
+        <w:rPr>
+          <w:rStyle w:val="9"/>
+          <w:sz w:val="20"/>
+          <w:szCs w:val="20"/>
+        </w:rPr>
+      </w:pPr>
+      <w:r>
+        <w:rPr>
+          <w:rStyle w:val="9"/>
+          <w:sz w:val="20"/>
+          <w:szCs w:val="20"/>
+        </w:rPr>
+        <w:t xml:space="preserve">                                                 .openStatelessSession();</w:t>
+      </w:r>
+    </w:p>
+    <w:p>
+      <w:pPr>
+        <w:pStyle w:val="10"/>
+        <w:keepNext w:val="0"/>
+        <w:keepLines w:val="0"/>
+        <w:widowControl/>
+        <w:suppressLineNumbers w:val="0"/>
+        <w:rPr>
+          <w:rStyle w:val="9"/>
+          <w:sz w:val="20"/>
+          <w:szCs w:val="20"/>
+        </w:rPr>
+      </w:pPr>
+      <w:r>
+        <w:rPr>
+          <w:rStyle w:val="9"/>
+          <w:sz w:val="20"/>
+          <w:szCs w:val="20"/>
+        </w:rPr>
+        <w:t>Transaction tx = statelessSession.beginTransaction();</w:t>
+      </w:r>
+    </w:p>
+    <w:p>
+      <w:pPr>
+        <w:pStyle w:val="10"/>
+        <w:keepNext w:val="0"/>
+        <w:keepLines w:val="0"/>
+        <w:widowControl/>
+        <w:suppressLineNumbers w:val="0"/>
+        <w:rPr>
+          <w:rStyle w:val="9"/>
+          <w:sz w:val="20"/>
+          <w:szCs w:val="20"/>
+        </w:rPr>
+      </w:pPr>
+    </w:p>
+    <w:p>
+      <w:pPr>
+        <w:pStyle w:val="10"/>
+        <w:keepNext w:val="0"/>
+        <w:keepLines w:val="0"/>
+        <w:widowControl/>
+        <w:suppressLineNumbers w:val="0"/>
+        <w:rPr>
+          <w:rStyle w:val="9"/>
+          <w:sz w:val="20"/>
+          <w:szCs w:val="20"/>
+        </w:rPr>
+      </w:pPr>
+      <w:r>
+        <w:rPr>
+          <w:rStyle w:val="9"/>
+          <w:sz w:val="20"/>
+          <w:szCs w:val="20"/>
+        </w:rPr>
+        <w:t>for (int i = 0; i &lt; 100000; i++) {</w:t>
+      </w:r>
+    </w:p>
+    <w:p>
+      <w:pPr>
+        <w:pStyle w:val="10"/>
+        <w:keepNext w:val="0"/>
+        <w:keepLines w:val="0"/>
+        <w:widowControl/>
+        <w:suppressLineNumbers w:val="0"/>
+        <w:rPr>
+          <w:rStyle w:val="9"/>
+          <w:sz w:val="20"/>
+          <w:szCs w:val="20"/>
+        </w:rPr>
+      </w:pPr>
+      <w:r>
+        <w:rPr>
+          <w:rStyle w:val="9"/>
+          <w:sz w:val="20"/>
+          <w:szCs w:val="20"/>
+        </w:rPr>
+        <w:t xml:space="preserve">    User user = new User("user" + i, "ACTIVE");</w:t>
+      </w:r>
+    </w:p>
+    <w:p>
+      <w:pPr>
+        <w:pStyle w:val="10"/>
+        <w:keepNext w:val="0"/>
+        <w:keepLines w:val="0"/>
+        <w:widowControl/>
+        <w:suppressLineNumbers w:val="0"/>
+        <w:rPr>
+          <w:rStyle w:val="9"/>
+          <w:sz w:val="20"/>
+          <w:szCs w:val="20"/>
+        </w:rPr>
+      </w:pPr>
+      <w:r>
+        <w:rPr>
+          <w:rStyle w:val="9"/>
+          <w:sz w:val="20"/>
+          <w:szCs w:val="20"/>
+        </w:rPr>
+        <w:t xml:space="preserve">    statelessSession.insert(user);  // no persistence context overhead</w:t>
+      </w:r>
+    </w:p>
+    <w:p>
+      <w:pPr>
+        <w:pStyle w:val="10"/>
+        <w:keepNext w:val="0"/>
+        <w:keepLines w:val="0"/>
+        <w:widowControl/>
+        <w:suppressLineNumbers w:val="0"/>
+        <w:rPr>
+          <w:rStyle w:val="9"/>
+          <w:sz w:val="20"/>
+          <w:szCs w:val="20"/>
+        </w:rPr>
+      </w:pPr>
+      <w:r>
+        <w:rPr>
+          <w:rStyle w:val="9"/>
+          <w:sz w:val="20"/>
+          <w:szCs w:val="20"/>
+        </w:rPr>
+        <w:t>}</w:t>
+      </w:r>
+    </w:p>
+    <w:p>
+      <w:pPr>
+        <w:pStyle w:val="10"/>
+        <w:keepNext w:val="0"/>
+        <w:keepLines w:val="0"/>
+        <w:widowControl/>
+        <w:suppressLineNumbers w:val="0"/>
+        <w:rPr>
+          <w:rStyle w:val="9"/>
+          <w:sz w:val="20"/>
+          <w:szCs w:val="20"/>
+        </w:rPr>
+      </w:pPr>
+    </w:p>
+    <w:p>
+      <w:pPr>
+        <w:pStyle w:val="10"/>
+        <w:keepNext w:val="0"/>
+        <w:keepLines w:val="0"/>
+        <w:widowControl/>
+        <w:suppressLineNumbers w:val="0"/>
+        <w:rPr>
+          <w:rStyle w:val="9"/>
+          <w:sz w:val="20"/>
+          <w:szCs w:val="20"/>
+        </w:rPr>
+      </w:pPr>
+      <w:r>
+        <w:rPr>
+          <w:rStyle w:val="9"/>
+          <w:sz w:val="20"/>
+          <w:szCs w:val="20"/>
+        </w:rPr>
+        <w:t>tx.commit();</w:t>
+      </w:r>
+    </w:p>
+    <w:p>
+      <w:pPr>
+        <w:pStyle w:val="10"/>
+        <w:keepNext w:val="0"/>
+        <w:keepLines w:val="0"/>
+        <w:widowControl/>
+        <w:suppressLineNumbers w:val="0"/>
+        <w:rPr>
+          <w:sz w:val="20"/>
+          <w:szCs w:val="20"/>
+        </w:rPr>
+      </w:pPr>
+      <w:r>
+        <w:rPr>
+          <w:rStyle w:val="9"/>
+          <w:sz w:val="20"/>
+          <w:szCs w:val="20"/>
+        </w:rPr>
+        <w:t>statelessSession.close();</w:t>
       </w:r>
     </w:p>
     <w:p>
@@ -4853,32 +5739,18 @@
         <w:keepLines w:val="0"/>
         <w:widowControl/>
         <w:suppressLineNumbers w:val="0"/>
-        <w:rPr>
-          <w:sz w:val="20"/>
-          <w:szCs w:val="20"/>
-        </w:rPr>
-      </w:pPr>
-      <w:r>
-        <w:rPr>
-          <w:sz w:val="20"/>
-          <w:szCs w:val="20"/>
-        </w:rPr>
-        <w:t xml:space="preserve">JPA does allow bulk updates with JPQL, but it has </w:t>
-      </w:r>
-      <w:r>
-        <w:rPr>
-          <w:rStyle w:val="12"/>
-          <w:sz w:val="20"/>
-          <w:szCs w:val="20"/>
-        </w:rPr>
-        <w:t>limitations</w:t>
-      </w:r>
-      <w:r>
-        <w:rPr>
-          <w:sz w:val="20"/>
-          <w:szCs w:val="20"/>
-        </w:rPr>
-        <w:t>:</w:t>
+        <w:ind w:left="720"/>
+        <w:rPr>
+          <w:sz w:val="20"/>
+          <w:szCs w:val="20"/>
+        </w:rPr>
+      </w:pPr>
+      <w:r>
+        <w:rPr>
+          <w:sz w:val="20"/>
+          <w:szCs w:val="20"/>
+        </w:rPr>
+        <w:t>🚀 Much faster than JPA batch inserts.</w:t>
       </w:r>
     </w:p>
     <w:p>
@@ -4899,133 +5771,7 @@
           <w:sz w:val="20"/>
           <w:szCs w:val="20"/>
         </w:rPr>
-        <w:t>You can’t use entity lifecycle callbacks.</w:t>
-      </w:r>
-    </w:p>
-    <w:p>
-      <w:pPr>
-        <w:pStyle w:val="11"/>
-        <w:keepNext w:val="0"/>
-        <w:keepLines w:val="0"/>
-        <w:widowControl/>
-        <w:suppressLineNumbers w:val="0"/>
-        <w:ind w:left="720"/>
-        <w:rPr>
-          <w:sz w:val="20"/>
-          <w:szCs w:val="20"/>
-        </w:rPr>
-      </w:pPr>
-      <w:r>
-        <w:rPr>
-          <w:sz w:val="20"/>
-          <w:szCs w:val="20"/>
-        </w:rPr>
-        <w:t>Entities in persistence context won’t automatically sync.</w:t>
-      </w:r>
-    </w:p>
-    <w:p>
-      <w:pPr>
-        <w:pStyle w:val="11"/>
-        <w:keepNext w:val="0"/>
-        <w:keepLines w:val="0"/>
-        <w:widowControl/>
-        <w:suppressLineNumbers w:val="0"/>
-        <w:rPr>
-          <w:sz w:val="20"/>
-          <w:szCs w:val="20"/>
-        </w:rPr>
-      </w:pPr>
-      <w:r>
-        <w:rPr>
-          <w:sz w:val="20"/>
-          <w:szCs w:val="20"/>
-        </w:rPr>
-        <w:t>Example:</w:t>
-      </w:r>
-    </w:p>
-    <w:p>
-      <w:pPr>
-        <w:pStyle w:val="10"/>
-        <w:keepNext w:val="0"/>
-        <w:keepLines w:val="0"/>
-        <w:widowControl/>
-        <w:suppressLineNumbers w:val="0"/>
-        <w:rPr>
-          <w:rStyle w:val="9"/>
-          <w:sz w:val="20"/>
-          <w:szCs w:val="20"/>
-        </w:rPr>
-      </w:pPr>
-      <w:r>
-        <w:rPr>
-          <w:rStyle w:val="9"/>
-          <w:sz w:val="20"/>
-          <w:szCs w:val="20"/>
-        </w:rPr>
-        <w:t>@Modifying</w:t>
-      </w:r>
-    </w:p>
-    <w:p>
-      <w:pPr>
-        <w:pStyle w:val="10"/>
-        <w:keepNext w:val="0"/>
-        <w:keepLines w:val="0"/>
-        <w:widowControl/>
-        <w:suppressLineNumbers w:val="0"/>
-        <w:rPr>
-          <w:rStyle w:val="9"/>
-          <w:sz w:val="20"/>
-          <w:szCs w:val="20"/>
-        </w:rPr>
-      </w:pPr>
-      <w:r>
-        <w:rPr>
-          <w:rStyle w:val="9"/>
-          <w:sz w:val="20"/>
-          <w:szCs w:val="20"/>
-        </w:rPr>
-        <w:t>@Query("UPDATE User u SET u.status = :status WHERE u.lastLogin &lt; :date")</w:t>
-      </w:r>
-    </w:p>
-    <w:p>
-      <w:pPr>
-        <w:pStyle w:val="10"/>
-        <w:keepNext w:val="0"/>
-        <w:keepLines w:val="0"/>
-        <w:widowControl/>
-        <w:suppressLineNumbers w:val="0"/>
-        <w:rPr>
-          <w:sz w:val="20"/>
-          <w:szCs w:val="20"/>
-        </w:rPr>
-      </w:pPr>
-      <w:r>
-        <w:rPr>
-          <w:rStyle w:val="9"/>
-          <w:sz w:val="20"/>
-          <w:szCs w:val="20"/>
-        </w:rPr>
-        <w:t>int deactivateInactiveUsers(@Param("status") String status, @Param("date") LocalDate date);</w:t>
-      </w:r>
-    </w:p>
-    <w:p>
-      <w:pPr>
-        <w:pStyle w:val="11"/>
-        <w:keepNext w:val="0"/>
-        <w:keepLines w:val="0"/>
-        <w:widowControl/>
-        <w:suppressLineNumbers w:val="0"/>
-        <w:rPr>
-          <w:sz w:val="20"/>
-          <w:szCs w:val="20"/>
-        </w:rPr>
-      </w:pPr>
-      <w:r>
-        <w:rPr>
-          <w:sz w:val="20"/>
-          <w:szCs w:val="20"/>
-        </w:rPr>
-        <w:t>✅ Works, but you won’t get Hibernate-level fine control (like batch size, stateless session, etc.).</w:t>
+        <w:t>No first-level cache overhead.</w:t>
       </w:r>
     </w:p>
     <w:p>
@@ -5059,11 +5805,55 @@
     </w:p>
     <w:p>
       <w:pPr>
-        <w:pStyle w:val="4"/>
-        <w:keepNext w:val="0"/>
-        <w:keepLines w:val="0"/>
-        <w:widowControl/>
-        <w:suppressLineNumbers w:val="0"/>
+        <w:pStyle w:val="3"/>
+        <w:keepNext w:val="0"/>
+        <w:keepLines w:val="0"/>
+        <w:widowControl/>
+        <w:suppressLineNumbers w:val="0"/>
+        <w:rPr>
+          <w:sz w:val="20"/>
+          <w:szCs w:val="20"/>
+        </w:rPr>
+      </w:pPr>
+      <w:r>
+        <w:rPr>
+          <w:sz w:val="20"/>
+          <w:szCs w:val="20"/>
+        </w:rPr>
+        <w:t>✅ So, your exact doubt:</w:t>
+      </w:r>
+    </w:p>
+    <w:p>
+      <w:pPr>
+        <w:pStyle w:val="11"/>
+        <w:keepNext w:val="0"/>
+        <w:keepLines w:val="0"/>
+        <w:widowControl/>
+        <w:suppressLineNumbers w:val="0"/>
+        <w:ind w:left="720" w:right="720"/>
+        <w:rPr>
+          <w:sz w:val="20"/>
+          <w:szCs w:val="20"/>
+        </w:rPr>
+      </w:pPr>
+      <w:r>
+        <w:rPr>
+          <w:rStyle w:val="8"/>
+          <w:rFonts w:hint="eastAsia" w:ascii="SimSun" w:hAnsi="SimSun" w:eastAsia="SimSun" w:cs="SimSun"/>
+          <w:sz w:val="20"/>
+          <w:szCs w:val="20"/>
+        </w:rPr>
+        <w:t>“If we got a complex problem not possible in JPA, do we write it fully in Hibernate (Session), or can we mix inside JPA?</w:t>
+      </w:r>
+    </w:p>
+    <w:p>
+      <w:pPr>
+        <w:pStyle w:val="11"/>
+        <w:keepNext w:val="0"/>
+        <w:keepLines w:val="0"/>
+        <w:widowControl/>
+        <w:suppressLineNumbers w:val="0"/>
+        <w:ind w:left="720"/>
         <w:rPr>
           <w:sz w:val="20"/>
           <w:szCs w:val="20"/>
@@ -5072,12 +5862,62 @@
       <w:r>
         <w:rPr>
           <w:rStyle w:val="12"/>
-          <w:b/>
-          <w:bCs/>
-          <w:sz w:val="20"/>
-          <w:szCs w:val="20"/>
-        </w:rPr>
-        <w:t>2. Hibernate (Advanced way)</w:t>
+          <w:sz w:val="20"/>
+          <w:szCs w:val="20"/>
+        </w:rPr>
+        <w:t>Yes, you can mix</w:t>
+      </w:r>
+      <w:r>
+        <w:rPr>
+          <w:sz w:val="20"/>
+          <w:szCs w:val="20"/>
+        </w:rPr>
+        <w:t xml:space="preserve"> → You can unwrap the Hibernate </w:t>
+      </w:r>
+      <w:r>
+        <w:rPr>
+          <w:rStyle w:val="9"/>
+          <w:sz w:val="20"/>
+          <w:szCs w:val="20"/>
+        </w:rPr>
+        <w:t>Session</w:t>
+      </w:r>
+      <w:r>
+        <w:rPr>
+          <w:sz w:val="20"/>
+          <w:szCs w:val="20"/>
+        </w:rPr>
+        <w:t xml:space="preserve"> from the JPA </w:t>
+      </w:r>
+      <w:r>
+        <w:rPr>
+          <w:rStyle w:val="9"/>
+          <w:sz w:val="20"/>
+          <w:szCs w:val="20"/>
+        </w:rPr>
+        <w:t>EntityManager</w:t>
+      </w:r>
+      <w:r>
+        <w:rPr>
+          <w:sz w:val="20"/>
+          <w:szCs w:val="20"/>
+        </w:rPr>
+        <w:t xml:space="preserve"> (like </w:t>
+      </w:r>
+      <w:r>
+        <w:rPr>
+          <w:rStyle w:val="9"/>
+          <w:sz w:val="20"/>
+          <w:szCs w:val="20"/>
+        </w:rPr>
+        <w:t>entityManager.unwrap(Session.class)</w:t>
+      </w:r>
+      <w:r>
+        <w:rPr>
+          <w:sz w:val="20"/>
+          <w:szCs w:val="20"/>
+        </w:rPr>
+        <w:t>).</w:t>
       </w:r>
     </w:p>
     <w:p>
@@ -5087,25 +5927,78 @@
         <w:keepLines w:val="0"/>
         <w:widowControl/>
         <w:suppressLineNumbers w:val="0"/>
-        <w:rPr>
-          <w:sz w:val="20"/>
-          <w:szCs w:val="20"/>
-        </w:rPr>
-      </w:pPr>
-      <w:r>
-        <w:rPr>
-          <w:sz w:val="20"/>
-          <w:szCs w:val="20"/>
-        </w:rPr>
-        <w:t xml:space="preserve">Using Hibernate Session for </w:t>
-      </w:r>
+        <w:ind w:left="720"/>
+        <w:rPr>
+          <w:sz w:val="20"/>
+          <w:szCs w:val="20"/>
+        </w:rPr>
+      </w:pPr>
       <w:r>
         <w:rPr>
           <w:rStyle w:val="12"/>
           <w:sz w:val="20"/>
           <w:szCs w:val="20"/>
         </w:rPr>
-        <w:t>efficient batch updates</w:t>
+        <w:t>Not recommended for everything</w:t>
+      </w:r>
+      <w:r>
+        <w:rPr>
+          <w:sz w:val="20"/>
+          <w:szCs w:val="20"/>
+        </w:rPr>
+        <w:t xml:space="preserve"> → Use it only for special cases (bulk ops, batch inserts, caching tricks, advanced fetch strategies).</w:t>
+      </w:r>
+    </w:p>
+    <w:p>
+      <w:pPr>
+        <w:pStyle w:val="11"/>
+        <w:keepNext w:val="0"/>
+        <w:keepLines w:val="0"/>
+        <w:widowControl/>
+        <w:suppressLineNumbers w:val="0"/>
+        <w:ind w:left="720"/>
+        <w:rPr>
+          <w:sz w:val="20"/>
+          <w:szCs w:val="20"/>
+        </w:rPr>
+      </w:pPr>
+      <w:r>
+        <w:rPr>
+          <w:rStyle w:val="12"/>
+          <w:sz w:val="20"/>
+          <w:szCs w:val="20"/>
+        </w:rPr>
+        <w:t>Best practice</w:t>
+      </w:r>
+      <w:r>
+        <w:rPr>
+          <w:sz w:val="20"/>
+          <w:szCs w:val="20"/>
+        </w:rPr>
+        <w:t xml:space="preserve"> → Keep </w:t>
+      </w:r>
+      <w:r>
+        <w:rPr>
+          <w:rStyle w:val="12"/>
+          <w:sz w:val="20"/>
+          <w:szCs w:val="20"/>
+        </w:rPr>
+        <w:t>90% in JPA/Repositories</w:t>
+      </w:r>
+      <w:r>
+        <w:rPr>
+          <w:sz w:val="20"/>
+          <w:szCs w:val="20"/>
+        </w:rPr>
+        <w:t xml:space="preserve">, and use </w:t>
+      </w:r>
+      <w:r>
+        <w:rPr>
+          <w:rStyle w:val="12"/>
+          <w:sz w:val="20"/>
+          <w:szCs w:val="20"/>
+        </w:rPr>
+        <w:t>Hibernate Session API only in service layer for special cases</w:t>
       </w:r>
       <w:r>
         <w:rPr>
@@ -5113,314 +6006,6 @@
           <w:szCs w:val="20"/>
         </w:rPr>
         <w:t>.</w:t>
-      </w:r>
-    </w:p>
-    <w:p>
-      <w:pPr>
-        <w:pStyle w:val="10"/>
-        <w:keepNext w:val="0"/>
-        <w:keepLines w:val="0"/>
-        <w:widowControl/>
-        <w:suppressLineNumbers w:val="0"/>
-        <w:rPr>
-          <w:rStyle w:val="9"/>
-          <w:sz w:val="20"/>
-          <w:szCs w:val="20"/>
-        </w:rPr>
-      </w:pPr>
-      <w:r>
-        <w:rPr>
-          <w:rStyle w:val="9"/>
-          <w:sz w:val="20"/>
-          <w:szCs w:val="20"/>
-        </w:rPr>
-        <w:t>Session session = entityManager.unwrap(Session.class);</w:t>
-      </w:r>
-    </w:p>
-    <w:p>
-      <w:pPr>
-        <w:pStyle w:val="10"/>
-        <w:keepNext w:val="0"/>
-        <w:keepLines w:val="0"/>
-        <w:widowControl/>
-        <w:suppressLineNumbers w:val="0"/>
-        <w:rPr>
-          <w:rStyle w:val="9"/>
-          <w:sz w:val="20"/>
-          <w:szCs w:val="20"/>
-        </w:rPr>
-      </w:pPr>
-      <w:r>
-        <w:rPr>
-          <w:rStyle w:val="9"/>
-          <w:sz w:val="20"/>
-          <w:szCs w:val="20"/>
-        </w:rPr>
-        <w:t>Transaction tx = session.beginTransaction();</w:t>
-      </w:r>
-    </w:p>
-    <w:p>
-      <w:pPr>
-        <w:pStyle w:val="10"/>
-        <w:keepNext w:val="0"/>
-        <w:keepLines w:val="0"/>
-        <w:widowControl/>
-        <w:suppressLineNumbers w:val="0"/>
-        <w:rPr>
-          <w:rStyle w:val="9"/>
-          <w:sz w:val="20"/>
-          <w:szCs w:val="20"/>
-        </w:rPr>
-      </w:pPr>
-    </w:p>
-    <w:p>
-      <w:pPr>
-        <w:pStyle w:val="10"/>
-        <w:keepNext w:val="0"/>
-        <w:keepLines w:val="0"/>
-        <w:widowControl/>
-        <w:suppressLineNumbers w:val="0"/>
-        <w:rPr>
-          <w:rStyle w:val="9"/>
-          <w:sz w:val="20"/>
-          <w:szCs w:val="20"/>
-        </w:rPr>
-      </w:pPr>
-      <w:r>
-        <w:rPr>
-          <w:rStyle w:val="9"/>
-          <w:sz w:val="20"/>
-          <w:szCs w:val="20"/>
-        </w:rPr>
-        <w:t>Query query = session.createQuery(</w:t>
-      </w:r>
-    </w:p>
-    <w:p>
-      <w:pPr>
-        <w:pStyle w:val="10"/>
-        <w:keepNext w:val="0"/>
-        <w:keepLines w:val="0"/>
-        <w:widowControl/>
-        <w:suppressLineNumbers w:val="0"/>
-        <w:rPr>
-          <w:rStyle w:val="9"/>
-          <w:sz w:val="20"/>
-          <w:szCs w:val="20"/>
-        </w:rPr>
-      </w:pPr>
-      <w:r>
-        <w:rPr>
-          <w:rStyle w:val="9"/>
-          <w:sz w:val="20"/>
-          <w:szCs w:val="20"/>
-        </w:rPr>
-        <w:t xml:space="preserve">    "UPDATE User u SET u.status = :status WHERE u.lastLogin &lt; :date"</w:t>
-      </w:r>
-    </w:p>
-    <w:p>
-      <w:pPr>
-        <w:pStyle w:val="10"/>
-        <w:keepNext w:val="0"/>
-        <w:keepLines w:val="0"/>
-        <w:widowControl/>
-        <w:suppressLineNumbers w:val="0"/>
-        <w:rPr>
-          <w:rStyle w:val="9"/>
-          <w:sz w:val="20"/>
-          <w:szCs w:val="20"/>
-        </w:rPr>
-      </w:pPr>
-      <w:r>
-        <w:rPr>
-          <w:rStyle w:val="9"/>
-          <w:sz w:val="20"/>
-          <w:szCs w:val="20"/>
-        </w:rPr>
-        <w:t>);</w:t>
-      </w:r>
-    </w:p>
-    <w:p>
-      <w:pPr>
-        <w:pStyle w:val="10"/>
-        <w:keepNext w:val="0"/>
-        <w:keepLines w:val="0"/>
-        <w:widowControl/>
-        <w:suppressLineNumbers w:val="0"/>
-        <w:rPr>
-          <w:rStyle w:val="9"/>
-          <w:sz w:val="20"/>
-          <w:szCs w:val="20"/>
-        </w:rPr>
-      </w:pPr>
-      <w:r>
-        <w:rPr>
-          <w:rStyle w:val="9"/>
-          <w:sz w:val="20"/>
-          <w:szCs w:val="20"/>
-        </w:rPr>
-        <w:t>query.setParameter("status", "INACTIVE");</w:t>
-      </w:r>
-    </w:p>
-    <w:p>
-      <w:pPr>
-        <w:pStyle w:val="10"/>
-        <w:keepNext w:val="0"/>
-        <w:keepLines w:val="0"/>
-        <w:widowControl/>
-        <w:suppressLineNumbers w:val="0"/>
-        <w:rPr>
-          <w:rStyle w:val="9"/>
-          <w:sz w:val="20"/>
-          <w:szCs w:val="20"/>
-        </w:rPr>
-      </w:pPr>
-      <w:r>
-        <w:rPr>
-          <w:rStyle w:val="9"/>
-          <w:sz w:val="20"/>
-          <w:szCs w:val="20"/>
-        </w:rPr>
-        <w:t>query.setParameter("date", LocalDate.now().minusMonths(6));</w:t>
-      </w:r>
-    </w:p>
-    <w:p>
-      <w:pPr>
-        <w:pStyle w:val="10"/>
-        <w:keepNext w:val="0"/>
-        <w:keepLines w:val="0"/>
-        <w:widowControl/>
-        <w:suppressLineNumbers w:val="0"/>
-        <w:rPr>
-          <w:rStyle w:val="9"/>
-          <w:sz w:val="20"/>
-          <w:szCs w:val="20"/>
-        </w:rPr>
-      </w:pPr>
-    </w:p>
-    <w:p>
-      <w:pPr>
-        <w:pStyle w:val="10"/>
-        <w:keepNext w:val="0"/>
-        <w:keepLines w:val="0"/>
-        <w:widowControl/>
-        <w:suppressLineNumbers w:val="0"/>
-        <w:rPr>
-          <w:rStyle w:val="9"/>
-          <w:sz w:val="20"/>
-          <w:szCs w:val="20"/>
-        </w:rPr>
-      </w:pPr>
-      <w:r>
-        <w:rPr>
-          <w:rStyle w:val="9"/>
-          <w:sz w:val="20"/>
-          <w:szCs w:val="20"/>
-        </w:rPr>
-        <w:t>int updatedCount = query.executeUpdate();  // precise row count</w:t>
-      </w:r>
-    </w:p>
-    <w:p>
-      <w:pPr>
-        <w:pStyle w:val="10"/>
-        <w:keepNext w:val="0"/>
-        <w:keepLines w:val="0"/>
-        <w:widowControl/>
-        <w:suppressLineNumbers w:val="0"/>
-        <w:rPr>
-          <w:sz w:val="20"/>
-          <w:szCs w:val="20"/>
-        </w:rPr>
-      </w:pPr>
-      <w:r>
-        <w:rPr>
-          <w:rStyle w:val="9"/>
-          <w:sz w:val="20"/>
-          <w:szCs w:val="20"/>
-        </w:rPr>
-        <w:t>tx.commit();</w:t>
-      </w:r>
-    </w:p>
-    <w:p>
-      <w:pPr>
-        <w:pStyle w:val="11"/>
-        <w:keepNext w:val="0"/>
-        <w:keepLines w:val="0"/>
-        <w:widowControl/>
-        <w:suppressLineNumbers w:val="0"/>
-        <w:rPr>
-          <w:sz w:val="20"/>
-          <w:szCs w:val="20"/>
-        </w:rPr>
-      </w:pPr>
-      <w:r>
-        <w:rPr>
-          <w:sz w:val="20"/>
-          <w:szCs w:val="20"/>
-        </w:rPr>
-        <w:t>✅ Here, Hibernate lets you:</w:t>
-      </w:r>
-    </w:p>
-    <w:p>
-      <w:pPr>
-        <w:pStyle w:val="11"/>
-        <w:keepNext w:val="0"/>
-        <w:keepLines w:val="0"/>
-        <w:widowControl/>
-        <w:suppressLineNumbers w:val="0"/>
-        <w:ind w:left="720"/>
-        <w:rPr>
-          <w:sz w:val="20"/>
-          <w:szCs w:val="20"/>
-        </w:rPr>
-      </w:pPr>
-      <w:r>
-        <w:rPr>
-          <w:sz w:val="20"/>
-          <w:szCs w:val="20"/>
-        </w:rPr>
-        <w:t>Control transaction manually.</w:t>
-      </w:r>
-    </w:p>
-    <w:p>
-      <w:pPr>
-        <w:pStyle w:val="11"/>
-        <w:keepNext w:val="0"/>
-        <w:keepLines w:val="0"/>
-        <w:widowControl/>
-        <w:suppressLineNumbers w:val="0"/>
-        <w:ind w:left="720"/>
-        <w:rPr>
-          <w:sz w:val="20"/>
-          <w:szCs w:val="20"/>
-        </w:rPr>
-      </w:pPr>
-      <w:r>
-        <w:rPr>
-          <w:sz w:val="20"/>
-          <w:szCs w:val="20"/>
-        </w:rPr>
-        <w:t>Optimize batch size.</w:t>
-      </w:r>
-    </w:p>
-    <w:p>
-      <w:pPr>
-        <w:pStyle w:val="11"/>
-        <w:keepNext w:val="0"/>
-        <w:keepLines w:val="0"/>
-        <w:widowControl/>
-        <w:suppressLineNumbers w:val="0"/>
-        <w:ind w:left="720"/>
-        <w:rPr>
-          <w:sz w:val="20"/>
-          <w:szCs w:val="20"/>
-        </w:rPr>
-      </w:pPr>
-      <w:r>
-        <w:rPr>
-          <w:sz w:val="20"/>
-          <w:szCs w:val="20"/>
-        </w:rPr>
-        <w:t>Use Hibernate-only hints for performance.</w:t>
       </w:r>
     </w:p>
     <w:p>
@@ -5454,26 +6039,6 @@
     </w:p>
     <w:p>
       <w:pPr>
-        <w:pStyle w:val="3"/>
-        <w:keepNext w:val="0"/>
-        <w:keepLines w:val="0"/>
-        <w:widowControl/>
-        <w:suppressLineNumbers w:val="0"/>
-        <w:rPr>
-          <w:sz w:val="20"/>
-          <w:szCs w:val="20"/>
-        </w:rPr>
-      </w:pPr>
-      <w:r>
-        <w:rPr>
-          <w:sz w:val="20"/>
-          <w:szCs w:val="20"/>
-        </w:rPr>
-        <w:t>Another Example (Only Hibernate can do)</w:t>
-      </w:r>
-    </w:p>
-    <w:p>
-      <w:pPr>
         <w:pStyle w:val="11"/>
         <w:keepNext w:val="0"/>
         <w:keepLines w:val="0"/>
@@ -5489,7 +6054,7 @@
           <w:sz w:val="20"/>
           <w:szCs w:val="20"/>
         </w:rPr>
-        <w:t xml:space="preserve">👉 </w:t>
+        <w:t xml:space="preserve">📌 </w:t>
       </w:r>
       <w:r>
         <w:rPr>
@@ -5497,239 +6062,7 @@
           <w:sz w:val="20"/>
           <w:szCs w:val="20"/>
         </w:rPr>
-        <w:t>StatelessSession for ultra-fast batch inserts/updates</w:t>
-      </w:r>
-      <w:r>
-        <w:rPr>
-          <w:sz w:val="20"/>
-          <w:szCs w:val="20"/>
-        </w:rPr>
-        <w:t xml:space="preserve"> (JPA has no equivalent).</w:t>
-      </w:r>
-    </w:p>
-    <w:p>
-      <w:pPr>
-        <w:pStyle w:val="10"/>
-        <w:keepNext w:val="0"/>
-        <w:keepLines w:val="0"/>
-        <w:widowControl/>
-        <w:suppressLineNumbers w:val="0"/>
-        <w:rPr>
-          <w:rStyle w:val="9"/>
-          <w:sz w:val="20"/>
-          <w:szCs w:val="20"/>
-        </w:rPr>
-      </w:pPr>
-      <w:r>
-        <w:rPr>
-          <w:rStyle w:val="9"/>
-          <w:sz w:val="20"/>
-          <w:szCs w:val="20"/>
-        </w:rPr>
-        <w:t>StatelessSession statelessSession = entityManager.unwrap(SessionFactory.class)</w:t>
-      </w:r>
-    </w:p>
-    <w:p>
-      <w:pPr>
-        <w:pStyle w:val="10"/>
-        <w:keepNext w:val="0"/>
-        <w:keepLines w:val="0"/>
-        <w:widowControl/>
-        <w:suppressLineNumbers w:val="0"/>
-        <w:rPr>
-          <w:rStyle w:val="9"/>
-          <w:sz w:val="20"/>
-          <w:szCs w:val="20"/>
-        </w:rPr>
-      </w:pPr>
-      <w:r>
-        <w:rPr>
-          <w:rStyle w:val="9"/>
-          <w:sz w:val="20"/>
-          <w:szCs w:val="20"/>
-        </w:rPr>
-        <w:t xml:space="preserve">                                                 .openStatelessSession();</w:t>
-      </w:r>
-    </w:p>
-    <w:p>
-      <w:pPr>
-        <w:pStyle w:val="10"/>
-        <w:keepNext w:val="0"/>
-        <w:keepLines w:val="0"/>
-        <w:widowControl/>
-        <w:suppressLineNumbers w:val="0"/>
-        <w:rPr>
-          <w:rStyle w:val="9"/>
-          <w:sz w:val="20"/>
-          <w:szCs w:val="20"/>
-        </w:rPr>
-      </w:pPr>
-      <w:r>
-        <w:rPr>
-          <w:rStyle w:val="9"/>
-          <w:sz w:val="20"/>
-          <w:szCs w:val="20"/>
-        </w:rPr>
-        <w:t>Transaction tx = statelessSession.beginTransaction();</w:t>
-      </w:r>
-    </w:p>
-    <w:p>
-      <w:pPr>
-        <w:pStyle w:val="10"/>
-        <w:keepNext w:val="0"/>
-        <w:keepLines w:val="0"/>
-        <w:widowControl/>
-        <w:suppressLineNumbers w:val="0"/>
-        <w:rPr>
-          <w:rStyle w:val="9"/>
-          <w:sz w:val="20"/>
-          <w:szCs w:val="20"/>
-        </w:rPr>
-      </w:pPr>
-    </w:p>
-    <w:p>
-      <w:pPr>
-        <w:pStyle w:val="10"/>
-        <w:keepNext w:val="0"/>
-        <w:keepLines w:val="0"/>
-        <w:widowControl/>
-        <w:suppressLineNumbers w:val="0"/>
-        <w:rPr>
-          <w:rStyle w:val="9"/>
-          <w:sz w:val="20"/>
-          <w:szCs w:val="20"/>
-        </w:rPr>
-      </w:pPr>
-      <w:r>
-        <w:rPr>
-          <w:rStyle w:val="9"/>
-          <w:sz w:val="20"/>
-          <w:szCs w:val="20"/>
-        </w:rPr>
-        <w:t>for (int i = 0; i &lt; 100000; i++) {</w:t>
-      </w:r>
-    </w:p>
-    <w:p>
-      <w:pPr>
-        <w:pStyle w:val="10"/>
-        <w:keepNext w:val="0"/>
-        <w:keepLines w:val="0"/>
-        <w:widowControl/>
-        <w:suppressLineNumbers w:val="0"/>
-        <w:rPr>
-          <w:rStyle w:val="9"/>
-          <w:sz w:val="20"/>
-          <w:szCs w:val="20"/>
-        </w:rPr>
-      </w:pPr>
-      <w:r>
-        <w:rPr>
-          <w:rStyle w:val="9"/>
-          <w:sz w:val="20"/>
-          <w:szCs w:val="20"/>
-        </w:rPr>
-        <w:t xml:space="preserve">    User user = new User("user" + i, "ACTIVE");</w:t>
-      </w:r>
-    </w:p>
-    <w:p>
-      <w:pPr>
-        <w:pStyle w:val="10"/>
-        <w:keepNext w:val="0"/>
-        <w:keepLines w:val="0"/>
-        <w:widowControl/>
-        <w:suppressLineNumbers w:val="0"/>
-        <w:rPr>
-          <w:rStyle w:val="9"/>
-          <w:sz w:val="20"/>
-          <w:szCs w:val="20"/>
-        </w:rPr>
-      </w:pPr>
-      <w:r>
-        <w:rPr>
-          <w:rStyle w:val="9"/>
-          <w:sz w:val="20"/>
-          <w:szCs w:val="20"/>
-        </w:rPr>
-        <w:t xml:space="preserve">    statelessSession.insert(user);  // no persistence context overhead</w:t>
-      </w:r>
-    </w:p>
-    <w:p>
-      <w:pPr>
-        <w:pStyle w:val="10"/>
-        <w:keepNext w:val="0"/>
-        <w:keepLines w:val="0"/>
-        <w:widowControl/>
-        <w:suppressLineNumbers w:val="0"/>
-        <w:rPr>
-          <w:rStyle w:val="9"/>
-          <w:sz w:val="20"/>
-          <w:szCs w:val="20"/>
-        </w:rPr>
-      </w:pPr>
-      <w:r>
-        <w:rPr>
-          <w:rStyle w:val="9"/>
-          <w:sz w:val="20"/>
-          <w:szCs w:val="20"/>
-        </w:rPr>
-        <w:t>}</w:t>
-      </w:r>
-    </w:p>
-    <w:p>
-      <w:pPr>
-        <w:pStyle w:val="10"/>
-        <w:keepNext w:val="0"/>
-        <w:keepLines w:val="0"/>
-        <w:widowControl/>
-        <w:suppressLineNumbers w:val="0"/>
-        <w:rPr>
-          <w:rStyle w:val="9"/>
-          <w:sz w:val="20"/>
-          <w:szCs w:val="20"/>
-        </w:rPr>
-      </w:pPr>
-    </w:p>
-    <w:p>
-      <w:pPr>
-        <w:pStyle w:val="10"/>
-        <w:keepNext w:val="0"/>
-        <w:keepLines w:val="0"/>
-        <w:widowControl/>
-        <w:suppressLineNumbers w:val="0"/>
-        <w:rPr>
-          <w:rStyle w:val="9"/>
-          <w:sz w:val="20"/>
-          <w:szCs w:val="20"/>
-        </w:rPr>
-      </w:pPr>
-      <w:r>
-        <w:rPr>
-          <w:rStyle w:val="9"/>
-          <w:sz w:val="20"/>
-          <w:szCs w:val="20"/>
-        </w:rPr>
-        <w:t>tx.commit();</w:t>
-      </w:r>
-    </w:p>
-    <w:p>
-      <w:pPr>
-        <w:pStyle w:val="10"/>
-        <w:keepNext w:val="0"/>
-        <w:keepLines w:val="0"/>
-        <w:widowControl/>
-        <w:suppressLineNumbers w:val="0"/>
-        <w:rPr>
-          <w:sz w:val="20"/>
-          <w:szCs w:val="20"/>
-        </w:rPr>
-      </w:pPr>
-      <w:r>
-        <w:rPr>
-          <w:rStyle w:val="9"/>
-          <w:sz w:val="20"/>
-          <w:szCs w:val="20"/>
-        </w:rPr>
-        <w:t>statelessSession.close();</w:t>
+        <w:t>Final Practical Approach in Real Projects</w:t>
       </w:r>
     </w:p>
     <w:p>
@@ -5750,7 +6083,22 @@
           <w:sz w:val="20"/>
           <w:szCs w:val="20"/>
         </w:rPr>
-        <w:t>🚀 Much faster than JPA batch inserts.</w:t>
+        <w:t xml:space="preserve">Use </w:t>
+      </w:r>
+      <w:r>
+        <w:rPr>
+          <w:rStyle w:val="12"/>
+          <w:sz w:val="20"/>
+          <w:szCs w:val="20"/>
+        </w:rPr>
+        <w:t>Spring Data JPA</w:t>
+      </w:r>
+      <w:r>
+        <w:rPr>
+          <w:sz w:val="20"/>
+          <w:szCs w:val="20"/>
+        </w:rPr>
+        <w:t xml:space="preserve"> for most queries (clean, maintainable).</w:t>
       </w:r>
     </w:p>
     <w:p>
@@ -5771,20 +6119,127 @@
           <w:sz w:val="20"/>
           <w:szCs w:val="20"/>
         </w:rPr>
-        <w:t>No first-level cache overhead.</w:t>
-      </w:r>
-    </w:p>
-    <w:p>
-      <w:pPr>
-        <w:keepNext w:val="0"/>
-        <w:keepLines w:val="0"/>
-        <w:widowControl/>
-        <w:suppressLineNumbers w:val="0"/>
-        <w:rPr>
-          <w:sz w:val="20"/>
-          <w:szCs w:val="20"/>
-        </w:rPr>
-      </w:pPr>
+        <w:t xml:space="preserve">For </w:t>
+      </w:r>
+      <w:r>
+        <w:rPr>
+          <w:rStyle w:val="12"/>
+          <w:sz w:val="20"/>
+          <w:szCs w:val="20"/>
+        </w:rPr>
+        <w:t>performance-heavy or JPA-limited operations</w:t>
+      </w:r>
+      <w:r>
+        <w:rPr>
+          <w:sz w:val="20"/>
+          <w:szCs w:val="20"/>
+        </w:rPr>
+        <w:t xml:space="preserve">, unwrap </w:t>
+      </w:r>
+      <w:r>
+        <w:rPr>
+          <w:rStyle w:val="9"/>
+          <w:sz w:val="20"/>
+          <w:szCs w:val="20"/>
+        </w:rPr>
+        <w:t>Session</w:t>
+      </w:r>
+      <w:r>
+        <w:rPr>
+          <w:sz w:val="20"/>
+          <w:szCs w:val="20"/>
+        </w:rPr>
+        <w:t xml:space="preserve"> or use </w:t>
+      </w:r>
+      <w:r>
+        <w:rPr>
+          <w:rStyle w:val="9"/>
+          <w:sz w:val="20"/>
+          <w:szCs w:val="20"/>
+        </w:rPr>
+        <w:t>StatelessSession</w:t>
+      </w:r>
+      <w:r>
+        <w:rPr>
+          <w:sz w:val="20"/>
+          <w:szCs w:val="20"/>
+        </w:rPr>
+        <w:t>.</w:t>
+      </w:r>
+    </w:p>
+    <w:p>
+      <w:pPr>
+        <w:pStyle w:val="11"/>
+        <w:keepNext w:val="0"/>
+        <w:keepLines w:val="0"/>
+        <w:widowControl/>
+        <w:suppressLineNumbers w:val="0"/>
+        <w:ind w:left="720"/>
+        <w:rPr>
+          <w:sz w:val="20"/>
+          <w:szCs w:val="20"/>
+        </w:rPr>
+      </w:pPr>
+      <w:r>
+        <w:rPr>
+          <w:sz w:val="20"/>
+          <w:szCs w:val="20"/>
+        </w:rPr>
+        <w:t>Don’t go “full Hibernate everywhere” unless you’re writing a Hibernate-only project (rare in Spring Boot world).</w:t>
+      </w:r>
+      <w:bookmarkStart w:id="0" w:name="_GoBack"/>
+      <w:bookmarkEnd w:id="0"/>
+    </w:p>
+    <w:p>
+      <w:pPr>
+        <w:pStyle w:val="11"/>
+        <w:keepNext w:val="0"/>
+        <w:keepLines w:val="0"/>
+        <w:widowControl/>
+        <w:suppressLineNumbers w:val="0"/>
+        <w:rPr>
+          <w:sz w:val="20"/>
+          <w:szCs w:val="20"/>
+        </w:rPr>
+      </w:pPr>
+      <w:r>
+        <w:rPr>
+          <w:rFonts w:ascii="SimSun" w:hAnsi="SimSun" w:eastAsia="SimSun" w:cs="SimSun"/>
+          <w:color w:val="FF0000"/>
+          <w:sz w:val="20"/>
+          <w:szCs w:val="20"/>
+        </w:rPr>
+        <w:t>Separate</w:t>
+      </w:r>
+      <w:r>
+        <w:rPr>
+          <w:rFonts w:hint="default" w:ascii="SimSun" w:hAnsi="SimSun" w:cs="SimSun"/>
+          <w:color w:val="FF0000"/>
+          <w:sz w:val="20"/>
+          <w:szCs w:val="20"/>
+          <w:lang w:val="en-US"/>
+        </w:rPr>
+        <w:t xml:space="preserve"> implementation and </w:t>
+      </w:r>
+      <w:r>
+        <w:rPr>
+          <w:rFonts w:ascii="SimSun" w:hAnsi="SimSun" w:eastAsia="SimSun" w:cs="SimSun"/>
+          <w:color w:val="FF0000"/>
+          <w:sz w:val="20"/>
+          <w:szCs w:val="20"/>
+        </w:rPr>
+        <w:t>separate</w:t>
+      </w:r>
+      <w:r>
+        <w:rPr>
+          <w:rFonts w:hint="default" w:ascii="SimSun" w:hAnsi="SimSun" w:cs="SimSun"/>
+          <w:color w:val="FF0000"/>
+          <w:sz w:val="20"/>
+          <w:szCs w:val="20"/>
+          <w:lang w:val="en-US"/>
+        </w:rPr>
+        <w:t xml:space="preserve"> repo creation Is recommended if we write complex operations ? </w:t>
+      </w:r>
       <w:r>
         <w:rPr>
           <w:sz w:val="20"/>
@@ -5820,7 +6275,7 @@
           <w:sz w:val="20"/>
           <w:szCs w:val="20"/>
         </w:rPr>
-        <w:t>✅ So, your exact doubt:</w:t>
+        <w:t>Best Practice for Complex Operations in Spring Boot</w:t>
       </w:r>
     </w:p>
     <w:p>
@@ -5830,20 +6285,19 @@
         <w:keepLines w:val="0"/>
         <w:widowControl/>
         <w:suppressLineNumbers w:val="0"/>
-        <w:ind w:left="720" w:right="720"/>
-        <w:rPr>
-          <w:sz w:val="20"/>
-          <w:szCs w:val="20"/>
-        </w:rPr>
-      </w:pPr>
-      <w:r>
-        <w:rPr>
-          <w:rStyle w:val="8"/>
-          <w:rFonts w:hint="eastAsia" w:ascii="SimSun" w:hAnsi="SimSun" w:eastAsia="SimSun" w:cs="SimSun"/>
-          <w:sz w:val="20"/>
-          <w:szCs w:val="20"/>
-        </w:rPr>
-        <w:t>“If we got a complex problem not possible in JPA, do we write it fully in Hibernate (Session), or can we mix inside JPA?</w:t>
+        <w:ind w:left="720"/>
+        <w:rPr>
+          <w:sz w:val="20"/>
+          <w:szCs w:val="20"/>
+        </w:rPr>
+      </w:pPr>
+      <w:r>
+        <w:rPr>
+          <w:rStyle w:val="12"/>
+          <w:sz w:val="20"/>
+          <w:szCs w:val="20"/>
+        </w:rPr>
+        <w:t>Keep standard CRUD &amp; simple queries in Spring Data JPA repositories</w:t>
       </w:r>
     </w:p>
     <w:p>
@@ -5853,71 +6307,18 @@
         <w:keepLines w:val="0"/>
         <w:widowControl/>
         <w:suppressLineNumbers w:val="0"/>
-        <w:ind w:left="720"/>
-        <w:rPr>
-          <w:sz w:val="20"/>
-          <w:szCs w:val="20"/>
-        </w:rPr>
-      </w:pPr>
-      <w:r>
-        <w:rPr>
-          <w:rStyle w:val="12"/>
-          <w:sz w:val="20"/>
-          <w:szCs w:val="20"/>
-        </w:rPr>
-        <w:t>Yes, you can mix</w:t>
-      </w:r>
-      <w:r>
-        <w:rPr>
-          <w:sz w:val="20"/>
-          <w:szCs w:val="20"/>
-        </w:rPr>
-        <w:t xml:space="preserve"> → You can unwrap the Hibernate </w:t>
-      </w:r>
-      <w:r>
-        <w:rPr>
-          <w:rStyle w:val="9"/>
-          <w:sz w:val="20"/>
-          <w:szCs w:val="20"/>
-        </w:rPr>
-        <w:t>Session</w:t>
-      </w:r>
-      <w:r>
-        <w:rPr>
-          <w:sz w:val="20"/>
-          <w:szCs w:val="20"/>
-        </w:rPr>
-        <w:t xml:space="preserve"> from the JPA </w:t>
-      </w:r>
-      <w:r>
-        <w:rPr>
-          <w:rStyle w:val="9"/>
-          <w:sz w:val="20"/>
-          <w:szCs w:val="20"/>
-        </w:rPr>
-        <w:t>EntityManager</w:t>
-      </w:r>
-      <w:r>
-        <w:rPr>
-          <w:sz w:val="20"/>
-          <w:szCs w:val="20"/>
-        </w:rPr>
-        <w:t xml:space="preserve"> (like </w:t>
-      </w:r>
-      <w:r>
-        <w:rPr>
-          <w:rStyle w:val="9"/>
-          <w:sz w:val="20"/>
-          <w:szCs w:val="20"/>
-        </w:rPr>
-        <w:t>entityManager.unwrap(Session.class)</w:t>
-      </w:r>
-      <w:r>
-        <w:rPr>
-          <w:sz w:val="20"/>
-          <w:szCs w:val="20"/>
-        </w:rPr>
-        <w:t>).</w:t>
+        <w:ind w:left="1440"/>
+        <w:rPr>
+          <w:sz w:val="20"/>
+          <w:szCs w:val="20"/>
+        </w:rPr>
+      </w:pPr>
+      <w:r>
+        <w:rPr>
+          <w:sz w:val="20"/>
+          <w:szCs w:val="20"/>
+        </w:rPr>
+        <w:t>Clean, maintainable, and uses JPQL/Native queries.</w:t>
       </w:r>
     </w:p>
     <w:p>
@@ -5927,85 +6328,109 @@
         <w:keepLines w:val="0"/>
         <w:widowControl/>
         <w:suppressLineNumbers w:val="0"/>
-        <w:ind w:left="720"/>
-        <w:rPr>
-          <w:sz w:val="20"/>
-          <w:szCs w:val="20"/>
-        </w:rPr>
-      </w:pPr>
-      <w:r>
-        <w:rPr>
-          <w:rStyle w:val="12"/>
-          <w:sz w:val="20"/>
-          <w:szCs w:val="20"/>
-        </w:rPr>
-        <w:t>Not recommended for everything</w:t>
-      </w:r>
-      <w:r>
-        <w:rPr>
-          <w:sz w:val="20"/>
-          <w:szCs w:val="20"/>
-        </w:rPr>
-        <w:t xml:space="preserve"> → Use it only for special cases (bulk ops, batch inserts, caching tricks, advanced fetch strategies).</w:t>
-      </w:r>
-    </w:p>
-    <w:p>
-      <w:pPr>
-        <w:pStyle w:val="11"/>
-        <w:keepNext w:val="0"/>
-        <w:keepLines w:val="0"/>
-        <w:widowControl/>
-        <w:suppressLineNumbers w:val="0"/>
-        <w:ind w:left="720"/>
-        <w:rPr>
-          <w:sz w:val="20"/>
-          <w:szCs w:val="20"/>
-        </w:rPr>
-      </w:pPr>
-      <w:r>
-        <w:rPr>
-          <w:rStyle w:val="12"/>
-          <w:sz w:val="20"/>
-          <w:szCs w:val="20"/>
-        </w:rPr>
-        <w:t>Best practice</w:t>
-      </w:r>
-      <w:r>
-        <w:rPr>
-          <w:sz w:val="20"/>
-          <w:szCs w:val="20"/>
-        </w:rPr>
-        <w:t xml:space="preserve"> → Keep </w:t>
-      </w:r>
-      <w:r>
-        <w:rPr>
-          <w:rStyle w:val="12"/>
-          <w:sz w:val="20"/>
-          <w:szCs w:val="20"/>
-        </w:rPr>
-        <w:t>90% in JPA/Repositories</w:t>
-      </w:r>
-      <w:r>
-        <w:rPr>
-          <w:sz w:val="20"/>
-          <w:szCs w:val="20"/>
-        </w:rPr>
-        <w:t xml:space="preserve">, and use </w:t>
-      </w:r>
-      <w:r>
-        <w:rPr>
-          <w:rStyle w:val="12"/>
-          <w:sz w:val="20"/>
-          <w:szCs w:val="20"/>
-        </w:rPr>
-        <w:t>Hibernate Session API only in service layer for special cases</w:t>
-      </w:r>
-      <w:r>
-        <w:rPr>
-          <w:sz w:val="20"/>
-          <w:szCs w:val="20"/>
-        </w:rPr>
-        <w:t>.</w:t>
+        <w:ind w:left="1440"/>
+        <w:rPr>
+          <w:sz w:val="20"/>
+          <w:szCs w:val="20"/>
+        </w:rPr>
+      </w:pPr>
+      <w:r>
+        <w:rPr>
+          <w:sz w:val="20"/>
+          <w:szCs w:val="20"/>
+        </w:rPr>
+        <w:t>Example:</w:t>
+      </w:r>
+    </w:p>
+    <w:p>
+      <w:pPr>
+        <w:pStyle w:val="10"/>
+        <w:keepNext w:val="0"/>
+        <w:keepLines w:val="0"/>
+        <w:widowControl/>
+        <w:suppressLineNumbers w:val="0"/>
+        <w:ind w:left="1440"/>
+        <w:rPr>
+          <w:rStyle w:val="9"/>
+          <w:sz w:val="20"/>
+          <w:szCs w:val="20"/>
+        </w:rPr>
+      </w:pPr>
+      <w:r>
+        <w:rPr>
+          <w:rStyle w:val="9"/>
+          <w:sz w:val="20"/>
+          <w:szCs w:val="20"/>
+        </w:rPr>
+        <w:t>public interface UserRepository extends JpaRepository&lt;User, Long&gt; {</w:t>
+      </w:r>
+    </w:p>
+    <w:p>
+      <w:pPr>
+        <w:pStyle w:val="10"/>
+        <w:keepNext w:val="0"/>
+        <w:keepLines w:val="0"/>
+        <w:widowControl/>
+        <w:suppressLineNumbers w:val="0"/>
+        <w:ind w:left="1440"/>
+        <w:rPr>
+          <w:rStyle w:val="9"/>
+          <w:sz w:val="20"/>
+          <w:szCs w:val="20"/>
+        </w:rPr>
+      </w:pPr>
+      <w:r>
+        <w:rPr>
+          <w:rStyle w:val="9"/>
+          <w:sz w:val="20"/>
+          <w:szCs w:val="20"/>
+        </w:rPr>
+        <w:t xml:space="preserve">    @Query("SELECT u FROM User u WHERE u.email = :email")</w:t>
+      </w:r>
+    </w:p>
+    <w:p>
+      <w:pPr>
+        <w:pStyle w:val="10"/>
+        <w:keepNext w:val="0"/>
+        <w:keepLines w:val="0"/>
+        <w:widowControl/>
+        <w:suppressLineNumbers w:val="0"/>
+        <w:ind w:left="1440"/>
+        <w:rPr>
+          <w:rStyle w:val="9"/>
+          <w:sz w:val="20"/>
+          <w:szCs w:val="20"/>
+        </w:rPr>
+      </w:pPr>
+      <w:r>
+        <w:rPr>
+          <w:rStyle w:val="9"/>
+          <w:sz w:val="20"/>
+          <w:szCs w:val="20"/>
+        </w:rPr>
+        <w:t xml:space="preserve">    User findByEmail(@Param("email") String email);</w:t>
+      </w:r>
+    </w:p>
+    <w:p>
+      <w:pPr>
+        <w:pStyle w:val="10"/>
+        <w:keepNext w:val="0"/>
+        <w:keepLines w:val="0"/>
+        <w:widowControl/>
+        <w:suppressLineNumbers w:val="0"/>
+        <w:ind w:left="1440"/>
+        <w:rPr>
+          <w:sz w:val="20"/>
+          <w:szCs w:val="20"/>
+        </w:rPr>
+      </w:pPr>
+      <w:r>
+        <w:rPr>
+          <w:rStyle w:val="9"/>
+          <w:sz w:val="20"/>
+          <w:szCs w:val="20"/>
+        </w:rPr>
+        <w:t>}</w:t>
       </w:r>
     </w:p>
     <w:p>
@@ -6044,25 +6469,19 @@
         <w:keepLines w:val="0"/>
         <w:widowControl/>
         <w:suppressLineNumbers w:val="0"/>
-        <w:rPr>
-          <w:sz w:val="20"/>
-          <w:szCs w:val="20"/>
-        </w:rPr>
-      </w:pPr>
-      <w:r>
-        <w:rPr>
-          <w:sz w:val="20"/>
-          <w:szCs w:val="20"/>
-        </w:rPr>
-        <w:t xml:space="preserve">📌 </w:t>
-      </w:r>
+        <w:ind w:left="720"/>
+        <w:rPr>
+          <w:sz w:val="20"/>
+          <w:szCs w:val="20"/>
+        </w:rPr>
+      </w:pPr>
       <w:r>
         <w:rPr>
           <w:rStyle w:val="12"/>
           <w:sz w:val="20"/>
           <w:szCs w:val="20"/>
         </w:rPr>
-        <w:t>Final Practical Approach in Real Projects</w:t>
+        <w:t>For complex operations (beyond JPA), use a custom repository implementation</w:t>
       </w:r>
     </w:p>
     <w:p>
@@ -6072,6 +6491,93 @@
         <w:keepLines w:val="0"/>
         <w:widowControl/>
         <w:suppressLineNumbers w:val="0"/>
+        <w:ind w:left="1440"/>
+        <w:rPr>
+          <w:sz w:val="20"/>
+          <w:szCs w:val="20"/>
+        </w:rPr>
+      </w:pPr>
+      <w:r>
+        <w:rPr>
+          <w:sz w:val="20"/>
+          <w:szCs w:val="20"/>
+        </w:rPr>
+        <w:t xml:space="preserve">Create a </w:t>
+      </w:r>
+      <w:r>
+        <w:rPr>
+          <w:rStyle w:val="12"/>
+          <w:sz w:val="20"/>
+          <w:szCs w:val="20"/>
+        </w:rPr>
+        <w:t>custom repo interface</w:t>
+      </w:r>
+      <w:r>
+        <w:rPr>
+          <w:sz w:val="20"/>
+          <w:szCs w:val="20"/>
+        </w:rPr>
+        <w:t xml:space="preserve"> + </w:t>
+      </w:r>
+      <w:r>
+        <w:rPr>
+          <w:rStyle w:val="12"/>
+          <w:sz w:val="20"/>
+          <w:szCs w:val="20"/>
+        </w:rPr>
+        <w:t>implementation</w:t>
+      </w:r>
+      <w:r>
+        <w:rPr>
+          <w:sz w:val="20"/>
+          <w:szCs w:val="20"/>
+        </w:rPr>
+        <w:t>.</w:t>
+      </w:r>
+    </w:p>
+    <w:p>
+      <w:pPr>
+        <w:pStyle w:val="11"/>
+        <w:keepNext w:val="0"/>
+        <w:keepLines w:val="0"/>
+        <w:widowControl/>
+        <w:suppressLineNumbers w:val="0"/>
+        <w:ind w:left="1440"/>
+        <w:rPr>
+          <w:sz w:val="20"/>
+          <w:szCs w:val="20"/>
+        </w:rPr>
+      </w:pPr>
+      <w:r>
+        <w:rPr>
+          <w:sz w:val="20"/>
+          <w:szCs w:val="20"/>
+        </w:rPr>
+        <w:t xml:space="preserve">Inside the implementation, unwrap Hibernate </w:t>
+      </w:r>
+      <w:r>
+        <w:rPr>
+          <w:rStyle w:val="9"/>
+          <w:sz w:val="20"/>
+          <w:szCs w:val="20"/>
+        </w:rPr>
+        <w:t>Session</w:t>
+      </w:r>
+      <w:r>
+        <w:rPr>
+          <w:sz w:val="20"/>
+          <w:szCs w:val="20"/>
+        </w:rPr>
+        <w:t xml:space="preserve"> (or use Hibernate APIs directly).</w:t>
+      </w:r>
+    </w:p>
+    <w:p>
+      <w:pPr>
+        <w:pStyle w:val="11"/>
+        <w:keepNext w:val="0"/>
+        <w:keepLines w:val="0"/>
+        <w:widowControl/>
+        <w:suppressLineNumbers w:val="0"/>
         <w:ind w:left="720"/>
         <w:rPr>
           <w:sz w:val="20"/>
@@ -6083,22 +6589,595 @@
           <w:sz w:val="20"/>
           <w:szCs w:val="20"/>
         </w:rPr>
-        <w:t xml:space="preserve">Use </w:t>
-      </w:r>
-      <w:r>
-        <w:rPr>
-          <w:rStyle w:val="12"/>
-          <w:sz w:val="20"/>
-          <w:szCs w:val="20"/>
-        </w:rPr>
-        <w:t>Spring Data JPA</w:t>
-      </w:r>
-      <w:r>
-        <w:rPr>
-          <w:sz w:val="20"/>
-          <w:szCs w:val="20"/>
-        </w:rPr>
-        <w:t xml:space="preserve"> for most queries (clean, maintainable).</w:t>
+        <w:t>Example:</w:t>
+      </w:r>
+    </w:p>
+    <w:p>
+      <w:pPr>
+        <w:pStyle w:val="10"/>
+        <w:keepNext w:val="0"/>
+        <w:keepLines w:val="0"/>
+        <w:widowControl/>
+        <w:suppressLineNumbers w:val="0"/>
+        <w:ind w:left="720"/>
+        <w:rPr>
+          <w:rStyle w:val="9"/>
+          <w:sz w:val="20"/>
+          <w:szCs w:val="20"/>
+        </w:rPr>
+      </w:pPr>
+      <w:r>
+        <w:rPr>
+          <w:rStyle w:val="9"/>
+          <w:sz w:val="20"/>
+          <w:szCs w:val="20"/>
+        </w:rPr>
+        <w:t>// Step 1: Custom Repo Interface</w:t>
+      </w:r>
+    </w:p>
+    <w:p>
+      <w:pPr>
+        <w:pStyle w:val="10"/>
+        <w:keepNext w:val="0"/>
+        <w:keepLines w:val="0"/>
+        <w:widowControl/>
+        <w:suppressLineNumbers w:val="0"/>
+        <w:ind w:left="720"/>
+        <w:rPr>
+          <w:rStyle w:val="9"/>
+          <w:sz w:val="20"/>
+          <w:szCs w:val="20"/>
+        </w:rPr>
+      </w:pPr>
+      <w:r>
+        <w:rPr>
+          <w:rStyle w:val="9"/>
+          <w:sz w:val="20"/>
+          <w:szCs w:val="20"/>
+        </w:rPr>
+        <w:t>public interface UserRepositoryCustom {</w:t>
+      </w:r>
+    </w:p>
+    <w:p>
+      <w:pPr>
+        <w:pStyle w:val="10"/>
+        <w:keepNext w:val="0"/>
+        <w:keepLines w:val="0"/>
+        <w:widowControl/>
+        <w:suppressLineNumbers w:val="0"/>
+        <w:ind w:left="720"/>
+        <w:rPr>
+          <w:rStyle w:val="9"/>
+          <w:sz w:val="20"/>
+          <w:szCs w:val="20"/>
+        </w:rPr>
+      </w:pPr>
+      <w:r>
+        <w:rPr>
+          <w:rStyle w:val="9"/>
+          <w:sz w:val="20"/>
+          <w:szCs w:val="20"/>
+        </w:rPr>
+        <w:t xml:space="preserve">    int deactivateInactiveUsers(LocalDate date);</w:t>
+      </w:r>
+    </w:p>
+    <w:p>
+      <w:pPr>
+        <w:pStyle w:val="10"/>
+        <w:keepNext w:val="0"/>
+        <w:keepLines w:val="0"/>
+        <w:widowControl/>
+        <w:suppressLineNumbers w:val="0"/>
+        <w:ind w:left="720"/>
+        <w:rPr>
+          <w:rStyle w:val="9"/>
+          <w:sz w:val="20"/>
+          <w:szCs w:val="20"/>
+        </w:rPr>
+      </w:pPr>
+      <w:r>
+        <w:rPr>
+          <w:rStyle w:val="9"/>
+          <w:sz w:val="20"/>
+          <w:szCs w:val="20"/>
+        </w:rPr>
+        <w:t>}</w:t>
+      </w:r>
+    </w:p>
+    <w:p>
+      <w:pPr>
+        <w:pStyle w:val="10"/>
+        <w:keepNext w:val="0"/>
+        <w:keepLines w:val="0"/>
+        <w:widowControl/>
+        <w:suppressLineNumbers w:val="0"/>
+        <w:ind w:left="720"/>
+        <w:rPr>
+          <w:rStyle w:val="9"/>
+          <w:sz w:val="20"/>
+          <w:szCs w:val="20"/>
+        </w:rPr>
+      </w:pPr>
+    </w:p>
+    <w:p>
+      <w:pPr>
+        <w:pStyle w:val="10"/>
+        <w:keepNext w:val="0"/>
+        <w:keepLines w:val="0"/>
+        <w:widowControl/>
+        <w:suppressLineNumbers w:val="0"/>
+        <w:ind w:left="720"/>
+        <w:rPr>
+          <w:rStyle w:val="9"/>
+          <w:sz w:val="20"/>
+          <w:szCs w:val="20"/>
+        </w:rPr>
+      </w:pPr>
+      <w:r>
+        <w:rPr>
+          <w:rStyle w:val="9"/>
+          <w:sz w:val="20"/>
+          <w:szCs w:val="20"/>
+        </w:rPr>
+        <w:t>// Step 2: Custom Repo Implementation</w:t>
+      </w:r>
+    </w:p>
+    <w:p>
+      <w:pPr>
+        <w:pStyle w:val="10"/>
+        <w:keepNext w:val="0"/>
+        <w:keepLines w:val="0"/>
+        <w:widowControl/>
+        <w:suppressLineNumbers w:val="0"/>
+        <w:ind w:left="720"/>
+        <w:rPr>
+          <w:rStyle w:val="9"/>
+          <w:sz w:val="20"/>
+          <w:szCs w:val="20"/>
+        </w:rPr>
+      </w:pPr>
+      <w:r>
+        <w:rPr>
+          <w:rStyle w:val="9"/>
+          <w:sz w:val="20"/>
+          <w:szCs w:val="20"/>
+        </w:rPr>
+        <w:t>@Repository</w:t>
+      </w:r>
+    </w:p>
+    <w:p>
+      <w:pPr>
+        <w:pStyle w:val="10"/>
+        <w:keepNext w:val="0"/>
+        <w:keepLines w:val="0"/>
+        <w:widowControl/>
+        <w:suppressLineNumbers w:val="0"/>
+        <w:ind w:left="720"/>
+        <w:rPr>
+          <w:rStyle w:val="9"/>
+          <w:sz w:val="20"/>
+          <w:szCs w:val="20"/>
+        </w:rPr>
+      </w:pPr>
+      <w:r>
+        <w:rPr>
+          <w:rStyle w:val="9"/>
+          <w:sz w:val="20"/>
+          <w:szCs w:val="20"/>
+        </w:rPr>
+        <w:t>public class UserRepositoryImpl implements UserRepositoryCustom {</w:t>
+      </w:r>
+    </w:p>
+    <w:p>
+      <w:pPr>
+        <w:pStyle w:val="10"/>
+        <w:keepNext w:val="0"/>
+        <w:keepLines w:val="0"/>
+        <w:widowControl/>
+        <w:suppressLineNumbers w:val="0"/>
+        <w:ind w:left="720"/>
+        <w:rPr>
+          <w:rStyle w:val="9"/>
+          <w:sz w:val="20"/>
+          <w:szCs w:val="20"/>
+        </w:rPr>
+      </w:pPr>
+    </w:p>
+    <w:p>
+      <w:pPr>
+        <w:pStyle w:val="10"/>
+        <w:keepNext w:val="0"/>
+        <w:keepLines w:val="0"/>
+        <w:widowControl/>
+        <w:suppressLineNumbers w:val="0"/>
+        <w:ind w:left="720"/>
+        <w:rPr>
+          <w:rStyle w:val="9"/>
+          <w:sz w:val="20"/>
+          <w:szCs w:val="20"/>
+        </w:rPr>
+      </w:pPr>
+      <w:r>
+        <w:rPr>
+          <w:rStyle w:val="9"/>
+          <w:sz w:val="20"/>
+          <w:szCs w:val="20"/>
+        </w:rPr>
+        <w:t xml:space="preserve">    @PersistenceContext</w:t>
+      </w:r>
+    </w:p>
+    <w:p>
+      <w:pPr>
+        <w:pStyle w:val="10"/>
+        <w:keepNext w:val="0"/>
+        <w:keepLines w:val="0"/>
+        <w:widowControl/>
+        <w:suppressLineNumbers w:val="0"/>
+        <w:ind w:left="720"/>
+        <w:rPr>
+          <w:rStyle w:val="9"/>
+          <w:sz w:val="20"/>
+          <w:szCs w:val="20"/>
+        </w:rPr>
+      </w:pPr>
+      <w:r>
+        <w:rPr>
+          <w:rStyle w:val="9"/>
+          <w:sz w:val="20"/>
+          <w:szCs w:val="20"/>
+        </w:rPr>
+        <w:t xml:space="preserve">    private EntityManager entityManager;</w:t>
+      </w:r>
+    </w:p>
+    <w:p>
+      <w:pPr>
+        <w:pStyle w:val="10"/>
+        <w:keepNext w:val="0"/>
+        <w:keepLines w:val="0"/>
+        <w:widowControl/>
+        <w:suppressLineNumbers w:val="0"/>
+        <w:ind w:left="720"/>
+        <w:rPr>
+          <w:rStyle w:val="9"/>
+          <w:sz w:val="20"/>
+          <w:szCs w:val="20"/>
+        </w:rPr>
+      </w:pPr>
+    </w:p>
+    <w:p>
+      <w:pPr>
+        <w:pStyle w:val="10"/>
+        <w:keepNext w:val="0"/>
+        <w:keepLines w:val="0"/>
+        <w:widowControl/>
+        <w:suppressLineNumbers w:val="0"/>
+        <w:ind w:left="720"/>
+        <w:rPr>
+          <w:rStyle w:val="9"/>
+          <w:sz w:val="20"/>
+          <w:szCs w:val="20"/>
+        </w:rPr>
+      </w:pPr>
+      <w:r>
+        <w:rPr>
+          <w:rStyle w:val="9"/>
+          <w:sz w:val="20"/>
+          <w:szCs w:val="20"/>
+        </w:rPr>
+        <w:t xml:space="preserve">    @Override</w:t>
+      </w:r>
+    </w:p>
+    <w:p>
+      <w:pPr>
+        <w:pStyle w:val="10"/>
+        <w:keepNext w:val="0"/>
+        <w:keepLines w:val="0"/>
+        <w:widowControl/>
+        <w:suppressLineNumbers w:val="0"/>
+        <w:ind w:left="720"/>
+        <w:rPr>
+          <w:rStyle w:val="9"/>
+          <w:sz w:val="20"/>
+          <w:szCs w:val="20"/>
+        </w:rPr>
+      </w:pPr>
+      <w:r>
+        <w:rPr>
+          <w:rStyle w:val="9"/>
+          <w:sz w:val="20"/>
+          <w:szCs w:val="20"/>
+        </w:rPr>
+        <w:t xml:space="preserve">    public int deactivateInactiveUsers(LocalDate date) {</w:t>
+      </w:r>
+    </w:p>
+    <w:p>
+      <w:pPr>
+        <w:pStyle w:val="10"/>
+        <w:keepNext w:val="0"/>
+        <w:keepLines w:val="0"/>
+        <w:widowControl/>
+        <w:suppressLineNumbers w:val="0"/>
+        <w:ind w:left="720"/>
+        <w:rPr>
+          <w:rStyle w:val="9"/>
+          <w:sz w:val="20"/>
+          <w:szCs w:val="20"/>
+        </w:rPr>
+      </w:pPr>
+      <w:r>
+        <w:rPr>
+          <w:rStyle w:val="9"/>
+          <w:sz w:val="20"/>
+          <w:szCs w:val="20"/>
+        </w:rPr>
+        <w:t xml:space="preserve">        Session session = entityManager.unwrap(Session.class);</w:t>
+      </w:r>
+    </w:p>
+    <w:p>
+      <w:pPr>
+        <w:pStyle w:val="10"/>
+        <w:keepNext w:val="0"/>
+        <w:keepLines w:val="0"/>
+        <w:widowControl/>
+        <w:suppressLineNumbers w:val="0"/>
+        <w:ind w:left="720"/>
+        <w:rPr>
+          <w:rStyle w:val="9"/>
+          <w:sz w:val="20"/>
+          <w:szCs w:val="20"/>
+        </w:rPr>
+      </w:pPr>
+      <w:r>
+        <w:rPr>
+          <w:rStyle w:val="9"/>
+          <w:sz w:val="20"/>
+          <w:szCs w:val="20"/>
+        </w:rPr>
+        <w:t xml:space="preserve">        Query query = session.createQuery(</w:t>
+      </w:r>
+    </w:p>
+    <w:p>
+      <w:pPr>
+        <w:pStyle w:val="10"/>
+        <w:keepNext w:val="0"/>
+        <w:keepLines w:val="0"/>
+        <w:widowControl/>
+        <w:suppressLineNumbers w:val="0"/>
+        <w:ind w:left="720"/>
+        <w:rPr>
+          <w:rStyle w:val="9"/>
+          <w:sz w:val="20"/>
+          <w:szCs w:val="20"/>
+        </w:rPr>
+      </w:pPr>
+      <w:r>
+        <w:rPr>
+          <w:rStyle w:val="9"/>
+          <w:sz w:val="20"/>
+          <w:szCs w:val="20"/>
+        </w:rPr>
+        <w:t xml:space="preserve">            "UPDATE User u SET u.status = :status WHERE u.lastLogin &lt; :date"</w:t>
+      </w:r>
+    </w:p>
+    <w:p>
+      <w:pPr>
+        <w:pStyle w:val="10"/>
+        <w:keepNext w:val="0"/>
+        <w:keepLines w:val="0"/>
+        <w:widowControl/>
+        <w:suppressLineNumbers w:val="0"/>
+        <w:ind w:left="720"/>
+        <w:rPr>
+          <w:rStyle w:val="9"/>
+          <w:sz w:val="20"/>
+          <w:szCs w:val="20"/>
+        </w:rPr>
+      </w:pPr>
+      <w:r>
+        <w:rPr>
+          <w:rStyle w:val="9"/>
+          <w:sz w:val="20"/>
+          <w:szCs w:val="20"/>
+        </w:rPr>
+        <w:t xml:space="preserve">        );</w:t>
+      </w:r>
+    </w:p>
+    <w:p>
+      <w:pPr>
+        <w:pStyle w:val="10"/>
+        <w:keepNext w:val="0"/>
+        <w:keepLines w:val="0"/>
+        <w:widowControl/>
+        <w:suppressLineNumbers w:val="0"/>
+        <w:ind w:left="720"/>
+        <w:rPr>
+          <w:rStyle w:val="9"/>
+          <w:sz w:val="20"/>
+          <w:szCs w:val="20"/>
+        </w:rPr>
+      </w:pPr>
+      <w:r>
+        <w:rPr>
+          <w:rStyle w:val="9"/>
+          <w:sz w:val="20"/>
+          <w:szCs w:val="20"/>
+        </w:rPr>
+        <w:t xml:space="preserve">        query.setParameter("status", "INACTIVE");</w:t>
+      </w:r>
+    </w:p>
+    <w:p>
+      <w:pPr>
+        <w:pStyle w:val="10"/>
+        <w:keepNext w:val="0"/>
+        <w:keepLines w:val="0"/>
+        <w:widowControl/>
+        <w:suppressLineNumbers w:val="0"/>
+        <w:ind w:left="720"/>
+        <w:rPr>
+          <w:rStyle w:val="9"/>
+          <w:sz w:val="20"/>
+          <w:szCs w:val="20"/>
+        </w:rPr>
+      </w:pPr>
+      <w:r>
+        <w:rPr>
+          <w:rStyle w:val="9"/>
+          <w:sz w:val="20"/>
+          <w:szCs w:val="20"/>
+        </w:rPr>
+        <w:t xml:space="preserve">        query.setParameter("date", date);</w:t>
+      </w:r>
+    </w:p>
+    <w:p>
+      <w:pPr>
+        <w:pStyle w:val="10"/>
+        <w:keepNext w:val="0"/>
+        <w:keepLines w:val="0"/>
+        <w:widowControl/>
+        <w:suppressLineNumbers w:val="0"/>
+        <w:ind w:left="720"/>
+        <w:rPr>
+          <w:rStyle w:val="9"/>
+          <w:sz w:val="20"/>
+          <w:szCs w:val="20"/>
+        </w:rPr>
+      </w:pPr>
+      <w:r>
+        <w:rPr>
+          <w:rStyle w:val="9"/>
+          <w:sz w:val="20"/>
+          <w:szCs w:val="20"/>
+        </w:rPr>
+        <w:t xml:space="preserve">        return query.executeUpdate();</w:t>
+      </w:r>
+    </w:p>
+    <w:p>
+      <w:pPr>
+        <w:pStyle w:val="10"/>
+        <w:keepNext w:val="0"/>
+        <w:keepLines w:val="0"/>
+        <w:widowControl/>
+        <w:suppressLineNumbers w:val="0"/>
+        <w:ind w:left="720"/>
+        <w:rPr>
+          <w:rStyle w:val="9"/>
+          <w:sz w:val="20"/>
+          <w:szCs w:val="20"/>
+        </w:rPr>
+      </w:pPr>
+      <w:r>
+        <w:rPr>
+          <w:rStyle w:val="9"/>
+          <w:sz w:val="20"/>
+          <w:szCs w:val="20"/>
+        </w:rPr>
+        <w:t xml:space="preserve">    }</w:t>
+      </w:r>
+    </w:p>
+    <w:p>
+      <w:pPr>
+        <w:pStyle w:val="10"/>
+        <w:keepNext w:val="0"/>
+        <w:keepLines w:val="0"/>
+        <w:widowControl/>
+        <w:suppressLineNumbers w:val="0"/>
+        <w:ind w:left="720"/>
+        <w:rPr>
+          <w:rStyle w:val="9"/>
+          <w:sz w:val="20"/>
+          <w:szCs w:val="20"/>
+        </w:rPr>
+      </w:pPr>
+      <w:r>
+        <w:rPr>
+          <w:rStyle w:val="9"/>
+          <w:sz w:val="20"/>
+          <w:szCs w:val="20"/>
+        </w:rPr>
+        <w:t>}</w:t>
+      </w:r>
+    </w:p>
+    <w:p>
+      <w:pPr>
+        <w:pStyle w:val="10"/>
+        <w:keepNext w:val="0"/>
+        <w:keepLines w:val="0"/>
+        <w:widowControl/>
+        <w:suppressLineNumbers w:val="0"/>
+        <w:ind w:left="720"/>
+        <w:rPr>
+          <w:rStyle w:val="9"/>
+          <w:sz w:val="20"/>
+          <w:szCs w:val="20"/>
+        </w:rPr>
+      </w:pPr>
+    </w:p>
+    <w:p>
+      <w:pPr>
+        <w:pStyle w:val="10"/>
+        <w:keepNext w:val="0"/>
+        <w:keepLines w:val="0"/>
+        <w:widowControl/>
+        <w:suppressLineNumbers w:val="0"/>
+        <w:ind w:left="720"/>
+        <w:rPr>
+          <w:rStyle w:val="9"/>
+          <w:sz w:val="20"/>
+          <w:szCs w:val="20"/>
+        </w:rPr>
+      </w:pPr>
+      <w:r>
+        <w:rPr>
+          <w:rStyle w:val="9"/>
+          <w:sz w:val="20"/>
+          <w:szCs w:val="20"/>
+        </w:rPr>
+        <w:t>// Step 3: Main Repository extends both</w:t>
+      </w:r>
+    </w:p>
+    <w:p>
+      <w:pPr>
+        <w:pStyle w:val="10"/>
+        <w:keepNext w:val="0"/>
+        <w:keepLines w:val="0"/>
+        <w:widowControl/>
+        <w:suppressLineNumbers w:val="0"/>
+        <w:ind w:left="720"/>
+        <w:rPr>
+          <w:rStyle w:val="9"/>
+          <w:sz w:val="20"/>
+          <w:szCs w:val="20"/>
+        </w:rPr>
+      </w:pPr>
+      <w:r>
+        <w:rPr>
+          <w:rStyle w:val="9"/>
+          <w:sz w:val="20"/>
+          <w:szCs w:val="20"/>
+        </w:rPr>
+        <w:t>public interface UserRepository extends JpaRepository&lt;User, Long&gt;, UserRepositoryCustom {</w:t>
+      </w:r>
+    </w:p>
+    <w:p>
+      <w:pPr>
+        <w:pStyle w:val="10"/>
+        <w:keepNext w:val="0"/>
+        <w:keepLines w:val="0"/>
+        <w:widowControl/>
+        <w:suppressLineNumbers w:val="0"/>
+        <w:ind w:left="720"/>
+        <w:rPr>
+          <w:sz w:val="20"/>
+          <w:szCs w:val="20"/>
+        </w:rPr>
+      </w:pPr>
+      <w:r>
+        <w:rPr>
+          <w:rStyle w:val="9"/>
+          <w:sz w:val="20"/>
+          <w:szCs w:val="20"/>
+        </w:rPr>
+        <w:t>}</w:t>
       </w:r>
     </w:p>
     <w:p>
@@ -6119,57 +7198,12 @@
           <w:sz w:val="20"/>
           <w:szCs w:val="20"/>
         </w:rPr>
-        <w:t xml:space="preserve">For </w:t>
-      </w:r>
-      <w:r>
-        <w:rPr>
-          <w:rStyle w:val="12"/>
-          <w:sz w:val="20"/>
-          <w:szCs w:val="20"/>
-        </w:rPr>
-        <w:t>performance-heavy or JPA-limited operations</w:t>
-      </w:r>
-      <w:r>
-        <w:rPr>
-          <w:sz w:val="20"/>
-          <w:szCs w:val="20"/>
-        </w:rPr>
-        <w:t xml:space="preserve">, unwrap </w:t>
-      </w:r>
-      <w:r>
-        <w:rPr>
-          <w:rStyle w:val="9"/>
-          <w:sz w:val="20"/>
-          <w:szCs w:val="20"/>
-        </w:rPr>
-        <w:t>Session</w:t>
-      </w:r>
-      <w:r>
-        <w:rPr>
-          <w:sz w:val="20"/>
-          <w:szCs w:val="20"/>
-        </w:rPr>
-        <w:t xml:space="preserve"> or use </w:t>
-      </w:r>
-      <w:r>
-        <w:rPr>
-          <w:rStyle w:val="9"/>
-          <w:sz w:val="20"/>
-          <w:szCs w:val="20"/>
-        </w:rPr>
-        <w:t>StatelessSession</w:t>
-      </w:r>
-      <w:r>
-        <w:rPr>
-          <w:sz w:val="20"/>
-          <w:szCs w:val="20"/>
-        </w:rPr>
-        <w:t>.</w:t>
-      </w:r>
-    </w:p>
-    <w:p>
-      <w:pPr>
-        <w:pStyle w:val="11"/>
+        <w:t>✅ Now you can call:</w:t>
+      </w:r>
+    </w:p>
+    <w:p>
+      <w:pPr>
+        <w:pStyle w:val="10"/>
         <w:keepNext w:val="0"/>
         <w:keepLines w:val="0"/>
         <w:widowControl/>
@@ -6182,83 +7216,31 @@
       </w:pPr>
       <w:r>
         <w:rPr>
-          <w:sz w:val="20"/>
-          <w:szCs w:val="20"/>
-        </w:rPr>
-        <w:t>Don’t go “full Hibernate everywhere” unless you’re writing a Hibernate-only project (rare in Spring Boot world).</w:t>
-      </w:r>
-    </w:p>
-    <w:p>
-      <w:pPr>
-        <w:pStyle w:val="11"/>
-        <w:keepNext w:val="0"/>
-        <w:keepLines w:val="0"/>
-        <w:widowControl/>
-        <w:suppressLineNumbers w:val="0"/>
-        <w:ind w:left="720"/>
-        <w:rPr>
-          <w:sz w:val="20"/>
-          <w:szCs w:val="20"/>
-        </w:rPr>
-      </w:pPr>
-    </w:p>
-    <w:p>
-      <w:pPr>
-        <w:pStyle w:val="11"/>
-        <w:keepNext w:val="0"/>
-        <w:keepLines w:val="0"/>
-        <w:widowControl/>
-        <w:suppressLineNumbers w:val="0"/>
-        <w:rPr>
-          <w:sz w:val="20"/>
-          <w:szCs w:val="20"/>
-        </w:rPr>
-      </w:pPr>
-      <w:r>
-        <w:rPr>
-          <w:rFonts w:ascii="SimSun" w:hAnsi="SimSun" w:eastAsia="SimSun" w:cs="SimSun"/>
-          <w:color w:val="FF0000"/>
-          <w:sz w:val="20"/>
-          <w:szCs w:val="20"/>
-        </w:rPr>
-        <w:t>Separate</w:t>
-      </w:r>
-      <w:r>
-        <w:rPr>
-          <w:rFonts w:hint="default" w:ascii="SimSun" w:hAnsi="SimSun" w:cs="SimSun"/>
-          <w:color w:val="FF0000"/>
-          <w:sz w:val="20"/>
-          <w:szCs w:val="20"/>
-          <w:lang w:val="en-US"/>
-        </w:rPr>
-        <w:t xml:space="preserve"> implementation and </w:t>
-      </w:r>
-      <w:r>
-        <w:rPr>
-          <w:rFonts w:ascii="SimSun" w:hAnsi="SimSun" w:eastAsia="SimSun" w:cs="SimSun"/>
-          <w:color w:val="FF0000"/>
-          <w:sz w:val="20"/>
-          <w:szCs w:val="20"/>
-        </w:rPr>
-        <w:t>separate</w:t>
-      </w:r>
-      <w:r>
-        <w:rPr>
-          <w:rFonts w:hint="default" w:ascii="SimSun" w:hAnsi="SimSun" w:cs="SimSun"/>
-          <w:color w:val="FF0000"/>
-          <w:sz w:val="20"/>
-          <w:szCs w:val="20"/>
-          <w:lang w:val="en-US"/>
-        </w:rPr>
-        <w:t xml:space="preserve"> repo creation Is recommended if we write complex operations ? </w:t>
-      </w:r>
+          <w:rStyle w:val="9"/>
+          <w:sz w:val="20"/>
+          <w:szCs w:val="20"/>
+        </w:rPr>
+        <w:t>userRepository.deactivateInactiveUsers(LocalDate.now().minusMonths(6));</w:t>
+      </w:r>
+    </w:p>
+    <w:p>
+      <w:pPr>
+        <w:keepNext w:val="0"/>
+        <w:keepLines w:val="0"/>
+        <w:widowControl/>
+        <w:suppressLineNumbers w:val="0"/>
+        <w:rPr>
+          <w:sz w:val="20"/>
+          <w:szCs w:val="20"/>
+        </w:rPr>
+      </w:pPr>
       <w:r>
         <w:rPr>
           <w:sz w:val="20"/>
           <w:szCs w:val="20"/>
         </w:rPr>
         <w:pict>
-          <v:rect id="_x0000_i1049" o:spt="1" style="height:1.5pt;width:432pt;" fillcolor="#A0A0A0" filled="t" stroked="f" coordsize="21600,21600" o:hr="t" o:hrstd="t" o:hralign="center">
+          <v:rect id="_x0000_i1048" o:spt="1" style="height:1.5pt;width:432pt;" fillcolor="#A0A0A0" filled="t" stroked="f" coordsize="21600,21600" o:hr="t" o:hrstd="t" o:hralign="center">
             <v:path/>
             <v:fill on="t" focussize="0,0"/>
             <v:stroke on="f"/>
@@ -6272,26 +7254,6 @@
     </w:p>
     <w:p>
       <w:pPr>
-        <w:pStyle w:val="3"/>
-        <w:keepNext w:val="0"/>
-        <w:keepLines w:val="0"/>
-        <w:widowControl/>
-        <w:suppressLineNumbers w:val="0"/>
-        <w:rPr>
-          <w:sz w:val="20"/>
-          <w:szCs w:val="20"/>
-        </w:rPr>
-      </w:pPr>
-      <w:r>
-        <w:rPr>
-          <w:sz w:val="20"/>
-          <w:szCs w:val="20"/>
-        </w:rPr>
-        <w:t>Best Practice for Complex Operations in Spring Boot</w:t>
-      </w:r>
-    </w:p>
-    <w:p>
-      <w:pPr>
         <w:pStyle w:val="11"/>
         <w:keepNext w:val="0"/>
         <w:keepLines w:val="0"/>
@@ -6309,7 +7271,7 @@
           <w:sz w:val="20"/>
           <w:szCs w:val="20"/>
         </w:rPr>
-        <w:t>Keep standard CRUD &amp; simple queries in Spring Data JPA repositories</w:t>
+        <w:t>Why separate repo &amp; implementation?</w:t>
       </w:r>
     </w:p>
     <w:p>
@@ -6330,7 +7292,22 @@
           <w:sz w:val="20"/>
           <w:szCs w:val="20"/>
         </w:rPr>
-        <w:t>Clean, maintainable, and uses JPQL/Native queries.</w:t>
+        <w:t xml:space="preserve">Keeps </w:t>
+      </w:r>
+      <w:r>
+        <w:rPr>
+          <w:rStyle w:val="12"/>
+          <w:sz w:val="20"/>
+          <w:szCs w:val="20"/>
+        </w:rPr>
+        <w:t>clean separation</w:t>
+      </w:r>
+      <w:r>
+        <w:rPr>
+          <w:sz w:val="20"/>
+          <w:szCs w:val="20"/>
+        </w:rPr>
+        <w:t>:</w:t>
       </w:r>
     </w:p>
     <w:p>
@@ -6340,6 +7317,48 @@
         <w:keepLines w:val="0"/>
         <w:widowControl/>
         <w:suppressLineNumbers w:val="0"/>
+        <w:ind w:firstLine="1900" w:firstLineChars="950"/>
+        <w:rPr>
+          <w:sz w:val="20"/>
+          <w:szCs w:val="20"/>
+        </w:rPr>
+      </w:pPr>
+      <w:r>
+        <w:rPr>
+          <w:sz w:val="20"/>
+          <w:szCs w:val="20"/>
+        </w:rPr>
+        <w:t>Common CRUD → JPA repository</w:t>
+      </w:r>
+    </w:p>
+    <w:p>
+      <w:pPr>
+        <w:pStyle w:val="11"/>
+        <w:keepNext w:val="0"/>
+        <w:keepLines w:val="0"/>
+        <w:widowControl/>
+        <w:suppressLineNumbers w:val="0"/>
+        <w:ind w:left="2160" w:firstLine="100" w:firstLineChars="50"/>
+        <w:rPr>
+          <w:sz w:val="20"/>
+          <w:szCs w:val="20"/>
+        </w:rPr>
+      </w:pPr>
+      <w:r>
+        <w:rPr>
+          <w:sz w:val="20"/>
+          <w:szCs w:val="20"/>
+        </w:rPr>
+        <w:t>Complex ops → Custom repo (Hibernate logic inside)</w:t>
+      </w:r>
+    </w:p>
+    <w:p>
+      <w:pPr>
+        <w:pStyle w:val="11"/>
+        <w:keepNext w:val="0"/>
+        <w:keepLines w:val="0"/>
+        <w:widowControl/>
+        <w:suppressLineNumbers w:val="0"/>
         <w:ind w:left="1440"/>
         <w:rPr>
           <w:sz w:val="20"/>
@@ -6351,98 +7370,28 @@
           <w:sz w:val="20"/>
           <w:szCs w:val="20"/>
         </w:rPr>
-        <w:t>Example:</w:t>
-      </w:r>
-    </w:p>
-    <w:p>
-      <w:pPr>
-        <w:pStyle w:val="10"/>
+        <w:t>Avoids polluting your JPA repositories with low-level Hibernate APIs.</w:t>
+      </w:r>
+    </w:p>
+    <w:p>
+      <w:pPr>
+        <w:pStyle w:val="11"/>
         <w:keepNext w:val="0"/>
         <w:keepLines w:val="0"/>
         <w:widowControl/>
         <w:suppressLineNumbers w:val="0"/>
         <w:ind w:left="1440"/>
         <w:rPr>
-          <w:rStyle w:val="9"/>
-          <w:sz w:val="20"/>
-          <w:szCs w:val="20"/>
-        </w:rPr>
-      </w:pPr>
-      <w:r>
-        <w:rPr>
-          <w:rStyle w:val="9"/>
-          <w:sz w:val="20"/>
-          <w:szCs w:val="20"/>
-        </w:rPr>
-        <w:t>public interface UserRepository extends JpaRepository&lt;User, Long&gt; {</w:t>
-      </w:r>
-    </w:p>
-    <w:p>
-      <w:pPr>
-        <w:pStyle w:val="10"/>
-        <w:keepNext w:val="0"/>
-        <w:keepLines w:val="0"/>
-        <w:widowControl/>
-        <w:suppressLineNumbers w:val="0"/>
-        <w:ind w:left="1440"/>
-        <w:rPr>
-          <w:rStyle w:val="9"/>
-          <w:sz w:val="20"/>
-          <w:szCs w:val="20"/>
-        </w:rPr>
-      </w:pPr>
-      <w:r>
-        <w:rPr>
-          <w:rStyle w:val="9"/>
-          <w:sz w:val="20"/>
-          <w:szCs w:val="20"/>
-        </w:rPr>
-        <w:t xml:space="preserve">    @Query("SELECT u FROM User u WHERE u.email = :email")</w:t>
-      </w:r>
-    </w:p>
-    <w:p>
-      <w:pPr>
-        <w:pStyle w:val="10"/>
-        <w:keepNext w:val="0"/>
-        <w:keepLines w:val="0"/>
-        <w:widowControl/>
-        <w:suppressLineNumbers w:val="0"/>
-        <w:ind w:left="1440"/>
-        <w:rPr>
-          <w:rStyle w:val="9"/>
-          <w:sz w:val="20"/>
-          <w:szCs w:val="20"/>
-        </w:rPr>
-      </w:pPr>
-      <w:r>
-        <w:rPr>
-          <w:rStyle w:val="9"/>
-          <w:sz w:val="20"/>
-          <w:szCs w:val="20"/>
-        </w:rPr>
-        <w:t xml:space="preserve">    User findByEmail(@Param("email") String email);</w:t>
-      </w:r>
-    </w:p>
-    <w:p>
-      <w:pPr>
-        <w:pStyle w:val="10"/>
-        <w:keepNext w:val="0"/>
-        <w:keepLines w:val="0"/>
-        <w:widowControl/>
-        <w:suppressLineNumbers w:val="0"/>
-        <w:ind w:left="1440"/>
-        <w:rPr>
-          <w:sz w:val="20"/>
-          <w:szCs w:val="20"/>
-        </w:rPr>
-      </w:pPr>
-      <w:r>
-        <w:rPr>
-          <w:rStyle w:val="9"/>
-          <w:sz w:val="20"/>
-          <w:szCs w:val="20"/>
-        </w:rPr>
-        <w:t>}</w:t>
+          <w:sz w:val="20"/>
+          <w:szCs w:val="20"/>
+        </w:rPr>
+      </w:pPr>
+      <w:r>
+        <w:rPr>
+          <w:sz w:val="20"/>
+          <w:szCs w:val="20"/>
+        </w:rPr>
+        <w:t>Easier to maintain, test, and replace later.</w:t>
       </w:r>
     </w:p>
     <w:p>
@@ -6462,968 +7411,7 @@
           <w:szCs w:val="20"/>
         </w:rPr>
         <w:pict>
-          <v:rect id="_x0000_i1050" o:spt="1" style="height:1.5pt;width:432pt;" fillcolor="#A0A0A0" filled="t" stroked="f" coordsize="21600,21600" o:hr="t" o:hrstd="t" o:hralign="center">
-            <v:path/>
-            <v:fill on="t" focussize="0,0"/>
-            <v:stroke on="f"/>
-            <v:imagedata o:title=""/>
-            <o:lock v:ext="edit"/>
-            <w10:wrap type="none"/>
-            <w10:anchorlock/>
-          </v:rect>
-        </w:pict>
-      </w:r>
-    </w:p>
-    <w:p>
-      <w:pPr>
-        <w:pStyle w:val="11"/>
-        <w:keepNext w:val="0"/>
-        <w:keepLines w:val="0"/>
-        <w:widowControl/>
-        <w:suppressLineNumbers w:val="0"/>
-        <w:ind w:left="720"/>
-        <w:rPr>
-          <w:sz w:val="20"/>
-          <w:szCs w:val="20"/>
-        </w:rPr>
-      </w:pPr>
-      <w:r>
-        <w:rPr>
-          <w:rStyle w:val="12"/>
-          <w:sz w:val="20"/>
-          <w:szCs w:val="20"/>
-        </w:rPr>
-        <w:t>For complex operations (beyond JPA), use a custom repository implementation</w:t>
-      </w:r>
-    </w:p>
-    <w:p>
-      <w:pPr>
-        <w:pStyle w:val="11"/>
-        <w:keepNext w:val="0"/>
-        <w:keepLines w:val="0"/>
-        <w:widowControl/>
-        <w:suppressLineNumbers w:val="0"/>
-        <w:ind w:left="1440"/>
-        <w:rPr>
-          <w:sz w:val="20"/>
-          <w:szCs w:val="20"/>
-        </w:rPr>
-      </w:pPr>
-      <w:r>
-        <w:rPr>
-          <w:sz w:val="20"/>
-          <w:szCs w:val="20"/>
-        </w:rPr>
-        <w:t xml:space="preserve">Create a </w:t>
-      </w:r>
-      <w:r>
-        <w:rPr>
-          <w:rStyle w:val="12"/>
-          <w:sz w:val="20"/>
-          <w:szCs w:val="20"/>
-        </w:rPr>
-        <w:t>custom repo interface</w:t>
-      </w:r>
-      <w:r>
-        <w:rPr>
-          <w:sz w:val="20"/>
-          <w:szCs w:val="20"/>
-        </w:rPr>
-        <w:t xml:space="preserve"> + </w:t>
-      </w:r>
-      <w:r>
-        <w:rPr>
-          <w:rStyle w:val="12"/>
-          <w:sz w:val="20"/>
-          <w:szCs w:val="20"/>
-        </w:rPr>
-        <w:t>implementation</w:t>
-      </w:r>
-      <w:r>
-        <w:rPr>
-          <w:sz w:val="20"/>
-          <w:szCs w:val="20"/>
-        </w:rPr>
-        <w:t>.</w:t>
-      </w:r>
-    </w:p>
-    <w:p>
-      <w:pPr>
-        <w:pStyle w:val="11"/>
-        <w:keepNext w:val="0"/>
-        <w:keepLines w:val="0"/>
-        <w:widowControl/>
-        <w:suppressLineNumbers w:val="0"/>
-        <w:ind w:left="1440"/>
-        <w:rPr>
-          <w:sz w:val="20"/>
-          <w:szCs w:val="20"/>
-        </w:rPr>
-      </w:pPr>
-      <w:r>
-        <w:rPr>
-          <w:sz w:val="20"/>
-          <w:szCs w:val="20"/>
-        </w:rPr>
-        <w:t xml:space="preserve">Inside the implementation, unwrap Hibernate </w:t>
-      </w:r>
-      <w:r>
-        <w:rPr>
-          <w:rStyle w:val="9"/>
-          <w:sz w:val="20"/>
-          <w:szCs w:val="20"/>
-        </w:rPr>
-        <w:t>Session</w:t>
-      </w:r>
-      <w:r>
-        <w:rPr>
-          <w:sz w:val="20"/>
-          <w:szCs w:val="20"/>
-        </w:rPr>
-        <w:t xml:space="preserve"> (or use Hibernate APIs directly).</w:t>
-      </w:r>
-    </w:p>
-    <w:p>
-      <w:pPr>
-        <w:pStyle w:val="11"/>
-        <w:keepNext w:val="0"/>
-        <w:keepLines w:val="0"/>
-        <w:widowControl/>
-        <w:suppressLineNumbers w:val="0"/>
-        <w:ind w:left="720"/>
-        <w:rPr>
-          <w:sz w:val="20"/>
-          <w:szCs w:val="20"/>
-        </w:rPr>
-      </w:pPr>
-      <w:r>
-        <w:rPr>
-          <w:sz w:val="20"/>
-          <w:szCs w:val="20"/>
-        </w:rPr>
-        <w:t>Example:</w:t>
-      </w:r>
-    </w:p>
-    <w:p>
-      <w:pPr>
-        <w:pStyle w:val="10"/>
-        <w:keepNext w:val="0"/>
-        <w:keepLines w:val="0"/>
-        <w:widowControl/>
-        <w:suppressLineNumbers w:val="0"/>
-        <w:ind w:left="720"/>
-        <w:rPr>
-          <w:rStyle w:val="9"/>
-          <w:sz w:val="20"/>
-          <w:szCs w:val="20"/>
-        </w:rPr>
-      </w:pPr>
-      <w:r>
-        <w:rPr>
-          <w:rStyle w:val="9"/>
-          <w:sz w:val="20"/>
-          <w:szCs w:val="20"/>
-        </w:rPr>
-        <w:t>// Step 1: Custom Repo Interface</w:t>
-      </w:r>
-    </w:p>
-    <w:p>
-      <w:pPr>
-        <w:pStyle w:val="10"/>
-        <w:keepNext w:val="0"/>
-        <w:keepLines w:val="0"/>
-        <w:widowControl/>
-        <w:suppressLineNumbers w:val="0"/>
-        <w:ind w:left="720"/>
-        <w:rPr>
-          <w:rStyle w:val="9"/>
-          <w:sz w:val="20"/>
-          <w:szCs w:val="20"/>
-        </w:rPr>
-      </w:pPr>
-      <w:r>
-        <w:rPr>
-          <w:rStyle w:val="9"/>
-          <w:sz w:val="20"/>
-          <w:szCs w:val="20"/>
-        </w:rPr>
-        <w:t>public interface UserRepositoryCustom {</w:t>
-      </w:r>
-    </w:p>
-    <w:p>
-      <w:pPr>
-        <w:pStyle w:val="10"/>
-        <w:keepNext w:val="0"/>
-        <w:keepLines w:val="0"/>
-        <w:widowControl/>
-        <w:suppressLineNumbers w:val="0"/>
-        <w:ind w:left="720"/>
-        <w:rPr>
-          <w:rStyle w:val="9"/>
-          <w:sz w:val="20"/>
-          <w:szCs w:val="20"/>
-        </w:rPr>
-      </w:pPr>
-      <w:r>
-        <w:rPr>
-          <w:rStyle w:val="9"/>
-          <w:sz w:val="20"/>
-          <w:szCs w:val="20"/>
-        </w:rPr>
-        <w:t xml:space="preserve">    int deactivateInactiveUsers(LocalDate date);</w:t>
-      </w:r>
-    </w:p>
-    <w:p>
-      <w:pPr>
-        <w:pStyle w:val="10"/>
-        <w:keepNext w:val="0"/>
-        <w:keepLines w:val="0"/>
-        <w:widowControl/>
-        <w:suppressLineNumbers w:val="0"/>
-        <w:ind w:left="720"/>
-        <w:rPr>
-          <w:rStyle w:val="9"/>
-          <w:sz w:val="20"/>
-          <w:szCs w:val="20"/>
-        </w:rPr>
-      </w:pPr>
-      <w:r>
-        <w:rPr>
-          <w:rStyle w:val="9"/>
-          <w:sz w:val="20"/>
-          <w:szCs w:val="20"/>
-        </w:rPr>
-        <w:t>}</w:t>
-      </w:r>
-    </w:p>
-    <w:p>
-      <w:pPr>
-        <w:pStyle w:val="10"/>
-        <w:keepNext w:val="0"/>
-        <w:keepLines w:val="0"/>
-        <w:widowControl/>
-        <w:suppressLineNumbers w:val="0"/>
-        <w:ind w:left="720"/>
-        <w:rPr>
-          <w:rStyle w:val="9"/>
-          <w:sz w:val="20"/>
-          <w:szCs w:val="20"/>
-        </w:rPr>
-      </w:pPr>
-    </w:p>
-    <w:p>
-      <w:pPr>
-        <w:pStyle w:val="10"/>
-        <w:keepNext w:val="0"/>
-        <w:keepLines w:val="0"/>
-        <w:widowControl/>
-        <w:suppressLineNumbers w:val="0"/>
-        <w:ind w:left="720"/>
-        <w:rPr>
-          <w:rStyle w:val="9"/>
-          <w:sz w:val="20"/>
-          <w:szCs w:val="20"/>
-        </w:rPr>
-      </w:pPr>
-      <w:r>
-        <w:rPr>
-          <w:rStyle w:val="9"/>
-          <w:sz w:val="20"/>
-          <w:szCs w:val="20"/>
-        </w:rPr>
-        <w:t>// Step 2: Custom Repo Implementation</w:t>
-      </w:r>
-    </w:p>
-    <w:p>
-      <w:pPr>
-        <w:pStyle w:val="10"/>
-        <w:keepNext w:val="0"/>
-        <w:keepLines w:val="0"/>
-        <w:widowControl/>
-        <w:suppressLineNumbers w:val="0"/>
-        <w:ind w:left="720"/>
-        <w:rPr>
-          <w:rStyle w:val="9"/>
-          <w:sz w:val="20"/>
-          <w:szCs w:val="20"/>
-        </w:rPr>
-      </w:pPr>
-      <w:r>
-        <w:rPr>
-          <w:rStyle w:val="9"/>
-          <w:sz w:val="20"/>
-          <w:szCs w:val="20"/>
-        </w:rPr>
-        <w:t>@Repository</w:t>
-      </w:r>
-    </w:p>
-    <w:p>
-      <w:pPr>
-        <w:pStyle w:val="10"/>
-        <w:keepNext w:val="0"/>
-        <w:keepLines w:val="0"/>
-        <w:widowControl/>
-        <w:suppressLineNumbers w:val="0"/>
-        <w:ind w:left="720"/>
-        <w:rPr>
-          <w:rStyle w:val="9"/>
-          <w:sz w:val="20"/>
-          <w:szCs w:val="20"/>
-        </w:rPr>
-      </w:pPr>
-      <w:r>
-        <w:rPr>
-          <w:rStyle w:val="9"/>
-          <w:sz w:val="20"/>
-          <w:szCs w:val="20"/>
-        </w:rPr>
-        <w:t>public class UserRepositoryImpl implements UserRepositoryCustom {</w:t>
-      </w:r>
-    </w:p>
-    <w:p>
-      <w:pPr>
-        <w:pStyle w:val="10"/>
-        <w:keepNext w:val="0"/>
-        <w:keepLines w:val="0"/>
-        <w:widowControl/>
-        <w:suppressLineNumbers w:val="0"/>
-        <w:ind w:left="720"/>
-        <w:rPr>
-          <w:rStyle w:val="9"/>
-          <w:sz w:val="20"/>
-          <w:szCs w:val="20"/>
-        </w:rPr>
-      </w:pPr>
-    </w:p>
-    <w:p>
-      <w:pPr>
-        <w:pStyle w:val="10"/>
-        <w:keepNext w:val="0"/>
-        <w:keepLines w:val="0"/>
-        <w:widowControl/>
-        <w:suppressLineNumbers w:val="0"/>
-        <w:ind w:left="720"/>
-        <w:rPr>
-          <w:rStyle w:val="9"/>
-          <w:sz w:val="20"/>
-          <w:szCs w:val="20"/>
-        </w:rPr>
-      </w:pPr>
-      <w:r>
-        <w:rPr>
-          <w:rStyle w:val="9"/>
-          <w:sz w:val="20"/>
-          <w:szCs w:val="20"/>
-        </w:rPr>
-        <w:t xml:space="preserve">    @PersistenceContext</w:t>
-      </w:r>
-    </w:p>
-    <w:p>
-      <w:pPr>
-        <w:pStyle w:val="10"/>
-        <w:keepNext w:val="0"/>
-        <w:keepLines w:val="0"/>
-        <w:widowControl/>
-        <w:suppressLineNumbers w:val="0"/>
-        <w:ind w:left="720"/>
-        <w:rPr>
-          <w:rStyle w:val="9"/>
-          <w:sz w:val="20"/>
-          <w:szCs w:val="20"/>
-        </w:rPr>
-      </w:pPr>
-      <w:r>
-        <w:rPr>
-          <w:rStyle w:val="9"/>
-          <w:sz w:val="20"/>
-          <w:szCs w:val="20"/>
-        </w:rPr>
-        <w:t xml:space="preserve">    private EntityManager entityManager;</w:t>
-      </w:r>
-    </w:p>
-    <w:p>
-      <w:pPr>
-        <w:pStyle w:val="10"/>
-        <w:keepNext w:val="0"/>
-        <w:keepLines w:val="0"/>
-        <w:widowControl/>
-        <w:suppressLineNumbers w:val="0"/>
-        <w:ind w:left="720"/>
-        <w:rPr>
-          <w:rStyle w:val="9"/>
-          <w:sz w:val="20"/>
-          <w:szCs w:val="20"/>
-        </w:rPr>
-      </w:pPr>
-    </w:p>
-    <w:p>
-      <w:pPr>
-        <w:pStyle w:val="10"/>
-        <w:keepNext w:val="0"/>
-        <w:keepLines w:val="0"/>
-        <w:widowControl/>
-        <w:suppressLineNumbers w:val="0"/>
-        <w:ind w:left="720"/>
-        <w:rPr>
-          <w:rStyle w:val="9"/>
-          <w:sz w:val="20"/>
-          <w:szCs w:val="20"/>
-        </w:rPr>
-      </w:pPr>
-      <w:r>
-        <w:rPr>
-          <w:rStyle w:val="9"/>
-          <w:sz w:val="20"/>
-          <w:szCs w:val="20"/>
-        </w:rPr>
-        <w:t xml:space="preserve">    @Override</w:t>
-      </w:r>
-    </w:p>
-    <w:p>
-      <w:pPr>
-        <w:pStyle w:val="10"/>
-        <w:keepNext w:val="0"/>
-        <w:keepLines w:val="0"/>
-        <w:widowControl/>
-        <w:suppressLineNumbers w:val="0"/>
-        <w:ind w:left="720"/>
-        <w:rPr>
-          <w:rStyle w:val="9"/>
-          <w:sz w:val="20"/>
-          <w:szCs w:val="20"/>
-        </w:rPr>
-      </w:pPr>
-      <w:r>
-        <w:rPr>
-          <w:rStyle w:val="9"/>
-          <w:sz w:val="20"/>
-          <w:szCs w:val="20"/>
-        </w:rPr>
-        <w:t xml:space="preserve">    public int deactivateInactiveUsers(LocalDate date) {</w:t>
-      </w:r>
-    </w:p>
-    <w:p>
-      <w:pPr>
-        <w:pStyle w:val="10"/>
-        <w:keepNext w:val="0"/>
-        <w:keepLines w:val="0"/>
-        <w:widowControl/>
-        <w:suppressLineNumbers w:val="0"/>
-        <w:ind w:left="720"/>
-        <w:rPr>
-          <w:rStyle w:val="9"/>
-          <w:sz w:val="20"/>
-          <w:szCs w:val="20"/>
-        </w:rPr>
-      </w:pPr>
-      <w:r>
-        <w:rPr>
-          <w:rStyle w:val="9"/>
-          <w:sz w:val="20"/>
-          <w:szCs w:val="20"/>
-        </w:rPr>
-        <w:t xml:space="preserve">        Session session = entityManager.unwrap(Session.class);</w:t>
-      </w:r>
-    </w:p>
-    <w:p>
-      <w:pPr>
-        <w:pStyle w:val="10"/>
-        <w:keepNext w:val="0"/>
-        <w:keepLines w:val="0"/>
-        <w:widowControl/>
-        <w:suppressLineNumbers w:val="0"/>
-        <w:ind w:left="720"/>
-        <w:rPr>
-          <w:rStyle w:val="9"/>
-          <w:sz w:val="20"/>
-          <w:szCs w:val="20"/>
-        </w:rPr>
-      </w:pPr>
-      <w:r>
-        <w:rPr>
-          <w:rStyle w:val="9"/>
-          <w:sz w:val="20"/>
-          <w:szCs w:val="20"/>
-        </w:rPr>
-        <w:t xml:space="preserve">        Query query = session.createQuery(</w:t>
-      </w:r>
-    </w:p>
-    <w:p>
-      <w:pPr>
-        <w:pStyle w:val="10"/>
-        <w:keepNext w:val="0"/>
-        <w:keepLines w:val="0"/>
-        <w:widowControl/>
-        <w:suppressLineNumbers w:val="0"/>
-        <w:ind w:left="720"/>
-        <w:rPr>
-          <w:rStyle w:val="9"/>
-          <w:sz w:val="20"/>
-          <w:szCs w:val="20"/>
-        </w:rPr>
-      </w:pPr>
-      <w:r>
-        <w:rPr>
-          <w:rStyle w:val="9"/>
-          <w:sz w:val="20"/>
-          <w:szCs w:val="20"/>
-        </w:rPr>
-        <w:t xml:space="preserve">            "UPDATE User u SET u.status = :status WHERE u.lastLogin &lt; :date"</w:t>
-      </w:r>
-    </w:p>
-    <w:p>
-      <w:pPr>
-        <w:pStyle w:val="10"/>
-        <w:keepNext w:val="0"/>
-        <w:keepLines w:val="0"/>
-        <w:widowControl/>
-        <w:suppressLineNumbers w:val="0"/>
-        <w:ind w:left="720"/>
-        <w:rPr>
-          <w:rStyle w:val="9"/>
-          <w:sz w:val="20"/>
-          <w:szCs w:val="20"/>
-        </w:rPr>
-      </w:pPr>
-      <w:r>
-        <w:rPr>
-          <w:rStyle w:val="9"/>
-          <w:sz w:val="20"/>
-          <w:szCs w:val="20"/>
-        </w:rPr>
-        <w:t xml:space="preserve">        );</w:t>
-      </w:r>
-    </w:p>
-    <w:p>
-      <w:pPr>
-        <w:pStyle w:val="10"/>
-        <w:keepNext w:val="0"/>
-        <w:keepLines w:val="0"/>
-        <w:widowControl/>
-        <w:suppressLineNumbers w:val="0"/>
-        <w:ind w:left="720"/>
-        <w:rPr>
-          <w:rStyle w:val="9"/>
-          <w:sz w:val="20"/>
-          <w:szCs w:val="20"/>
-        </w:rPr>
-      </w:pPr>
-      <w:r>
-        <w:rPr>
-          <w:rStyle w:val="9"/>
-          <w:sz w:val="20"/>
-          <w:szCs w:val="20"/>
-        </w:rPr>
-        <w:t xml:space="preserve">        query.setParameter("status", "INACTIVE");</w:t>
-      </w:r>
-    </w:p>
-    <w:p>
-      <w:pPr>
-        <w:pStyle w:val="10"/>
-        <w:keepNext w:val="0"/>
-        <w:keepLines w:val="0"/>
-        <w:widowControl/>
-        <w:suppressLineNumbers w:val="0"/>
-        <w:ind w:left="720"/>
-        <w:rPr>
-          <w:rStyle w:val="9"/>
-          <w:sz w:val="20"/>
-          <w:szCs w:val="20"/>
-        </w:rPr>
-      </w:pPr>
-      <w:r>
-        <w:rPr>
-          <w:rStyle w:val="9"/>
-          <w:sz w:val="20"/>
-          <w:szCs w:val="20"/>
-        </w:rPr>
-        <w:t xml:space="preserve">        query.setParameter("date", date);</w:t>
-      </w:r>
-    </w:p>
-    <w:p>
-      <w:pPr>
-        <w:pStyle w:val="10"/>
-        <w:keepNext w:val="0"/>
-        <w:keepLines w:val="0"/>
-        <w:widowControl/>
-        <w:suppressLineNumbers w:val="0"/>
-        <w:ind w:left="720"/>
-        <w:rPr>
-          <w:rStyle w:val="9"/>
-          <w:sz w:val="20"/>
-          <w:szCs w:val="20"/>
-        </w:rPr>
-      </w:pPr>
-      <w:r>
-        <w:rPr>
-          <w:rStyle w:val="9"/>
-          <w:sz w:val="20"/>
-          <w:szCs w:val="20"/>
-        </w:rPr>
-        <w:t xml:space="preserve">        return query.executeUpdate();</w:t>
-      </w:r>
-    </w:p>
-    <w:p>
-      <w:pPr>
-        <w:pStyle w:val="10"/>
-        <w:keepNext w:val="0"/>
-        <w:keepLines w:val="0"/>
-        <w:widowControl/>
-        <w:suppressLineNumbers w:val="0"/>
-        <w:ind w:left="720"/>
-        <w:rPr>
-          <w:rStyle w:val="9"/>
-          <w:sz w:val="20"/>
-          <w:szCs w:val="20"/>
-        </w:rPr>
-      </w:pPr>
-      <w:r>
-        <w:rPr>
-          <w:rStyle w:val="9"/>
-          <w:sz w:val="20"/>
-          <w:szCs w:val="20"/>
-        </w:rPr>
-        <w:t xml:space="preserve">    }</w:t>
-      </w:r>
-    </w:p>
-    <w:p>
-      <w:pPr>
-        <w:pStyle w:val="10"/>
-        <w:keepNext w:val="0"/>
-        <w:keepLines w:val="0"/>
-        <w:widowControl/>
-        <w:suppressLineNumbers w:val="0"/>
-        <w:ind w:left="720"/>
-        <w:rPr>
-          <w:rStyle w:val="9"/>
-          <w:sz w:val="20"/>
-          <w:szCs w:val="20"/>
-        </w:rPr>
-      </w:pPr>
-      <w:r>
-        <w:rPr>
-          <w:rStyle w:val="9"/>
-          <w:sz w:val="20"/>
-          <w:szCs w:val="20"/>
-        </w:rPr>
-        <w:t>}</w:t>
-      </w:r>
-    </w:p>
-    <w:p>
-      <w:pPr>
-        <w:pStyle w:val="10"/>
-        <w:keepNext w:val="0"/>
-        <w:keepLines w:val="0"/>
-        <w:widowControl/>
-        <w:suppressLineNumbers w:val="0"/>
-        <w:ind w:left="720"/>
-        <w:rPr>
-          <w:rStyle w:val="9"/>
-          <w:sz w:val="20"/>
-          <w:szCs w:val="20"/>
-        </w:rPr>
-      </w:pPr>
-    </w:p>
-    <w:p>
-      <w:pPr>
-        <w:pStyle w:val="10"/>
-        <w:keepNext w:val="0"/>
-        <w:keepLines w:val="0"/>
-        <w:widowControl/>
-        <w:suppressLineNumbers w:val="0"/>
-        <w:ind w:left="720"/>
-        <w:rPr>
-          <w:rStyle w:val="9"/>
-          <w:sz w:val="20"/>
-          <w:szCs w:val="20"/>
-        </w:rPr>
-      </w:pPr>
-      <w:r>
-        <w:rPr>
-          <w:rStyle w:val="9"/>
-          <w:sz w:val="20"/>
-          <w:szCs w:val="20"/>
-        </w:rPr>
-        <w:t>// Step 3: Main Repository extends both</w:t>
-      </w:r>
-    </w:p>
-    <w:p>
-      <w:pPr>
-        <w:pStyle w:val="10"/>
-        <w:keepNext w:val="0"/>
-        <w:keepLines w:val="0"/>
-        <w:widowControl/>
-        <w:suppressLineNumbers w:val="0"/>
-        <w:ind w:left="720"/>
-        <w:rPr>
-          <w:rStyle w:val="9"/>
-          <w:sz w:val="20"/>
-          <w:szCs w:val="20"/>
-        </w:rPr>
-      </w:pPr>
-      <w:r>
-        <w:rPr>
-          <w:rStyle w:val="9"/>
-          <w:sz w:val="20"/>
-          <w:szCs w:val="20"/>
-        </w:rPr>
-        <w:t>public interface UserRepository extends JpaRepository&lt;User, Long&gt;, UserRepositoryCustom {</w:t>
-      </w:r>
-    </w:p>
-    <w:p>
-      <w:pPr>
-        <w:pStyle w:val="10"/>
-        <w:keepNext w:val="0"/>
-        <w:keepLines w:val="0"/>
-        <w:widowControl/>
-        <w:suppressLineNumbers w:val="0"/>
-        <w:ind w:left="720"/>
-        <w:rPr>
-          <w:sz w:val="20"/>
-          <w:szCs w:val="20"/>
-        </w:rPr>
-      </w:pPr>
-      <w:r>
-        <w:rPr>
-          <w:rStyle w:val="9"/>
-          <w:sz w:val="20"/>
-          <w:szCs w:val="20"/>
-        </w:rPr>
-        <w:t>}</w:t>
-      </w:r>
-    </w:p>
-    <w:p>
-      <w:pPr>
-        <w:pStyle w:val="11"/>
-        <w:keepNext w:val="0"/>
-        <w:keepLines w:val="0"/>
-        <w:widowControl/>
-        <w:suppressLineNumbers w:val="0"/>
-        <w:ind w:left="720"/>
-        <w:rPr>
-          <w:sz w:val="20"/>
-          <w:szCs w:val="20"/>
-        </w:rPr>
-      </w:pPr>
-      <w:r>
-        <w:rPr>
-          <w:sz w:val="20"/>
-          <w:szCs w:val="20"/>
-        </w:rPr>
-        <w:t>✅ Now you can call:</w:t>
-      </w:r>
-    </w:p>
-    <w:p>
-      <w:pPr>
-        <w:pStyle w:val="10"/>
-        <w:keepNext w:val="0"/>
-        <w:keepLines w:val="0"/>
-        <w:widowControl/>
-        <w:suppressLineNumbers w:val="0"/>
-        <w:ind w:left="720"/>
-        <w:rPr>
-          <w:sz w:val="20"/>
-          <w:szCs w:val="20"/>
-        </w:rPr>
-      </w:pPr>
-      <w:r>
-        <w:rPr>
-          <w:rStyle w:val="9"/>
-          <w:sz w:val="20"/>
-          <w:szCs w:val="20"/>
-        </w:rPr>
-        <w:t>userRepository.deactivateInactiveUsers(LocalDate.now().minusMonths(6));</w:t>
-      </w:r>
-    </w:p>
-    <w:p>
-      <w:pPr>
-        <w:keepNext w:val="0"/>
-        <w:keepLines w:val="0"/>
-        <w:widowControl/>
-        <w:suppressLineNumbers w:val="0"/>
-        <w:rPr>
-          <w:sz w:val="20"/>
-          <w:szCs w:val="20"/>
-        </w:rPr>
-      </w:pPr>
-      <w:r>
-        <w:rPr>
-          <w:sz w:val="20"/>
-          <w:szCs w:val="20"/>
-        </w:rPr>
-        <w:pict>
-          <v:rect id="_x0000_i1051" o:spt="1" style="height:1.5pt;width:432pt;" fillcolor="#A0A0A0" filled="t" stroked="f" coordsize="21600,21600" o:hr="t" o:hrstd="t" o:hralign="center">
-            <v:path/>
-            <v:fill on="t" focussize="0,0"/>
-            <v:stroke on="f"/>
-            <v:imagedata o:title=""/>
-            <o:lock v:ext="edit"/>
-            <w10:wrap type="none"/>
-            <w10:anchorlock/>
-          </v:rect>
-        </w:pict>
-      </w:r>
-    </w:p>
-    <w:p>
-      <w:pPr>
-        <w:pStyle w:val="11"/>
-        <w:keepNext w:val="0"/>
-        <w:keepLines w:val="0"/>
-        <w:widowControl/>
-        <w:suppressLineNumbers w:val="0"/>
-        <w:ind w:left="720"/>
-        <w:rPr>
-          <w:sz w:val="20"/>
-          <w:szCs w:val="20"/>
-        </w:rPr>
-      </w:pPr>
-      <w:r>
-        <w:rPr>
-          <w:rStyle w:val="12"/>
-          <w:sz w:val="20"/>
-          <w:szCs w:val="20"/>
-        </w:rPr>
-        <w:t>Why separate repo &amp; implementation?</w:t>
-      </w:r>
-    </w:p>
-    <w:p>
-      <w:pPr>
-        <w:pStyle w:val="11"/>
-        <w:keepNext w:val="0"/>
-        <w:keepLines w:val="0"/>
-        <w:widowControl/>
-        <w:suppressLineNumbers w:val="0"/>
-        <w:ind w:left="1440"/>
-        <w:rPr>
-          <w:sz w:val="20"/>
-          <w:szCs w:val="20"/>
-        </w:rPr>
-      </w:pPr>
-      <w:r>
-        <w:rPr>
-          <w:sz w:val="20"/>
-          <w:szCs w:val="20"/>
-        </w:rPr>
-        <w:t xml:space="preserve">Keeps </w:t>
-      </w:r>
-      <w:r>
-        <w:rPr>
-          <w:rStyle w:val="12"/>
-          <w:sz w:val="20"/>
-          <w:szCs w:val="20"/>
-        </w:rPr>
-        <w:t>clean separation</w:t>
-      </w:r>
-      <w:r>
-        <w:rPr>
-          <w:sz w:val="20"/>
-          <w:szCs w:val="20"/>
-        </w:rPr>
-        <w:t>:</w:t>
-      </w:r>
-    </w:p>
-    <w:p>
-      <w:pPr>
-        <w:pStyle w:val="11"/>
-        <w:keepNext w:val="0"/>
-        <w:keepLines w:val="0"/>
-        <w:widowControl/>
-        <w:suppressLineNumbers w:val="0"/>
-        <w:ind w:firstLine="1900" w:firstLineChars="950"/>
-        <w:rPr>
-          <w:sz w:val="20"/>
-          <w:szCs w:val="20"/>
-        </w:rPr>
-      </w:pPr>
-      <w:r>
-        <w:rPr>
-          <w:sz w:val="20"/>
-          <w:szCs w:val="20"/>
-        </w:rPr>
-        <w:t>Common CRUD → JPA repository</w:t>
-      </w:r>
-    </w:p>
-    <w:p>
-      <w:pPr>
-        <w:pStyle w:val="11"/>
-        <w:keepNext w:val="0"/>
-        <w:keepLines w:val="0"/>
-        <w:widowControl/>
-        <w:suppressLineNumbers w:val="0"/>
-        <w:ind w:left="2160" w:firstLine="100" w:firstLineChars="50"/>
-        <w:rPr>
-          <w:sz w:val="20"/>
-          <w:szCs w:val="20"/>
-        </w:rPr>
-      </w:pPr>
-      <w:r>
-        <w:rPr>
-          <w:sz w:val="20"/>
-          <w:szCs w:val="20"/>
-        </w:rPr>
-        <w:t>Complex ops → Custom repo (Hibernate logic inside)</w:t>
-      </w:r>
-    </w:p>
-    <w:p>
-      <w:pPr>
-        <w:pStyle w:val="11"/>
-        <w:keepNext w:val="0"/>
-        <w:keepLines w:val="0"/>
-        <w:widowControl/>
-        <w:suppressLineNumbers w:val="0"/>
-        <w:ind w:left="1440"/>
-        <w:rPr>
-          <w:sz w:val="20"/>
-          <w:szCs w:val="20"/>
-        </w:rPr>
-      </w:pPr>
-      <w:r>
-        <w:rPr>
-          <w:sz w:val="20"/>
-          <w:szCs w:val="20"/>
-        </w:rPr>
-        <w:t>Avoids polluting your JPA repositories with low-level Hibernate APIs.</w:t>
-      </w:r>
-    </w:p>
-    <w:p>
-      <w:pPr>
-        <w:pStyle w:val="11"/>
-        <w:keepNext w:val="0"/>
-        <w:keepLines w:val="0"/>
-        <w:widowControl/>
-        <w:suppressLineNumbers w:val="0"/>
-        <w:ind w:left="1440"/>
-        <w:rPr>
-          <w:sz w:val="20"/>
-          <w:szCs w:val="20"/>
-        </w:rPr>
-      </w:pPr>
-      <w:r>
-        <w:rPr>
-          <w:sz w:val="20"/>
-          <w:szCs w:val="20"/>
-        </w:rPr>
-        <w:t>Easier to maintain, test, and replace later.</w:t>
-      </w:r>
-    </w:p>
-    <w:p>
-      <w:pPr>
-        <w:keepNext w:val="0"/>
-        <w:keepLines w:val="0"/>
-        <w:widowControl/>
-        <w:suppressLineNumbers w:val="0"/>
-        <w:rPr>
-          <w:sz w:val="20"/>
-          <w:szCs w:val="20"/>
-        </w:rPr>
-      </w:pPr>
-      <w:r>
-        <w:rPr>
-          <w:sz w:val="20"/>
-          <w:szCs w:val="20"/>
-        </w:rPr>
-        <w:pict>
-          <v:rect id="_x0000_i1052" o:spt="1" style="height:1.5pt;width:432pt;" fillcolor="#A0A0A0" filled="t" stroked="f" coordsize="21600,21600" o:hr="t" o:hrstd="t" o:hralign="center">
+          <v:rect id="_x0000_i1049" o:spt="1" style="height:1.5pt;width:432pt;" fillcolor="#A0A0A0" filled="t" stroked="f" coordsize="21600,21600" o:hr="t" o:hrstd="t" o:hralign="center">
             <v:path/>
             <v:fill on="t" focussize="0,0"/>
             <v:stroke on="f"/>
@@ -7679,6 +7667,7 @@
             <w:insideH w:val="none" w:color="auto" w:sz="0" w:space="0"/>
             <w:insideV w:val="none" w:color="auto" w:sz="0" w:space="0"/>
           </w:tblBorders>
+          <w:shd w:val="clear" w:color="auto" w:fill="auto"/>
           <w:tblCellMar>
             <w:top w:w="15" w:type="dxa"/>
             <w:left w:w="15" w:type="dxa"/>
@@ -8152,7 +8141,7 @@
           <w:szCs w:val="20"/>
         </w:rPr>
         <w:pict>
-          <v:rect id="_x0000_i1084" o:spt="1" style="height:1.5pt;width:432pt;" fillcolor="#A0A0A0" filled="t" stroked="f" coordsize="21600,21600" o:hr="t" o:hrstd="t" o:hralign="center">
+          <v:rect id="_x0000_i1050" o:spt="1" style="height:1.5pt;width:432pt;" fillcolor="#A0A0A0" filled="t" stroked="f" coordsize="21600,21600" o:hr="t" o:hrstd="t" o:hralign="center">
             <v:path/>
             <v:fill on="t" focussize="0,0"/>
             <v:stroke on="f"/>
@@ -8352,7 +8341,7 @@
           <w:szCs w:val="20"/>
         </w:rPr>
         <w:pict>
-          <v:rect id="_x0000_i1085" o:spt="1" style="height:1.5pt;width:432pt;" fillcolor="#A0A0A0" filled="t" stroked="f" coordsize="21600,21600" o:hr="t" o:hrstd="t" o:hralign="center">
+          <v:rect id="_x0000_i1051" o:spt="1" style="height:1.5pt;width:432pt;" fillcolor="#A0A0A0" filled="t" stroked="f" coordsize="21600,21600" o:hr="t" o:hrstd="t" o:hralign="center">
             <v:path/>
             <v:fill on="t" focussize="0,0"/>
             <v:stroke on="f"/>
@@ -8661,7 +8650,7 @@
           <w:szCs w:val="20"/>
         </w:rPr>
         <w:pict>
-          <v:rect id="_x0000_i1086" o:spt="1" style="height:1.5pt;width:432pt;" fillcolor="#A0A0A0" filled="t" stroked="f" coordsize="21600,21600" o:hr="t" o:hrstd="t" o:hralign="center">
+          <v:rect id="_x0000_i1052" o:spt="1" style="height:1.5pt;width:432pt;" fillcolor="#A0A0A0" filled="t" stroked="f" coordsize="21600,21600" o:hr="t" o:hrstd="t" o:hralign="center">
             <v:path/>
             <v:fill on="t" focussize="0,0"/>
             <v:stroke on="f"/>
@@ -9078,6 +9067,7 @@
             <w:insideH w:val="none" w:color="auto" w:sz="0" w:space="0"/>
             <w:insideV w:val="none" w:color="auto" w:sz="0" w:space="0"/>
           </w:tblBorders>
+          <w:shd w:val="clear" w:color="auto" w:fill="auto"/>
           <w:tblCellMar>
             <w:top w:w="15" w:type="dxa"/>
             <w:left w:w="15" w:type="dxa"/>
@@ -9301,117 +9291,6 @@
             <w:insideH w:val="none" w:color="auto" w:sz="0" w:space="0"/>
             <w:insideV w:val="none" w:color="auto" w:sz="0" w:space="0"/>
           </w:tblBorders>
-          <w:tblCellMar>
-            <w:top w:w="15" w:type="dxa"/>
-            <w:left w:w="15" w:type="dxa"/>
-            <w:bottom w:w="15" w:type="dxa"/>
-            <w:right w:w="15" w:type="dxa"/>
-          </w:tblCellMar>
-        </w:tblPrEx>
-        <w:trPr>
-          <w:tblCellSpacing w:w="15" w:type="dxa"/>
-        </w:trPr>
-        <w:tc>
-          <w:tcPr>
-            <w:tcW w:w="0" w:type="auto"/>
-            <w:shd w:val="clear" w:color="auto" w:fill="auto"/>
-            <w:vAlign w:val="center"/>
-          </w:tcPr>
-          <w:p>
-            <w:pPr>
-              <w:keepNext w:val="0"/>
-              <w:keepLines w:val="0"/>
-              <w:widowControl/>
-              <w:suppressLineNumbers w:val="0"/>
-              <w:jc w:val="left"/>
-              <w:rPr>
-                <w:sz w:val="20"/>
-                <w:szCs w:val="20"/>
-              </w:rPr>
-            </w:pPr>
-            <w:r>
-              <w:rPr>
-                <w:rFonts w:ascii="SimSun" w:hAnsi="SimSun" w:eastAsia="SimSun" w:cs="SimSun"/>
-                <w:kern w:val="0"/>
-                <w:sz w:val="20"/>
-                <w:szCs w:val="20"/>
-                <w:lang w:val="en-US" w:eastAsia="zh-CN" w:bidi="ar"/>
-              </w:rPr>
-              <w:t>Query writing</w:t>
-            </w:r>
-          </w:p>
-        </w:tc>
-        <w:tc>
-          <w:tcPr>
-            <w:tcW w:w="0" w:type="auto"/>
-            <w:shd w:val="clear" w:color="auto" w:fill="auto"/>
-            <w:vAlign w:val="center"/>
-          </w:tcPr>
-          <w:p>
-            <w:pPr>
-              <w:keepNext w:val="0"/>
-              <w:keepLines w:val="0"/>
-              <w:widowControl/>
-              <w:suppressLineNumbers w:val="0"/>
-              <w:jc w:val="left"/>
-              <w:rPr>
-                <w:sz w:val="20"/>
-                <w:szCs w:val="20"/>
-              </w:rPr>
-            </w:pPr>
-            <w:r>
-              <w:rPr>
-                <w:rFonts w:ascii="SimSun" w:hAnsi="SimSun" w:eastAsia="SimSun" w:cs="SimSun"/>
-                <w:kern w:val="0"/>
-                <w:sz w:val="20"/>
-                <w:szCs w:val="20"/>
-                <w:lang w:val="en-US" w:eastAsia="zh-CN" w:bidi="ar"/>
-              </w:rPr>
-              <w:t>Can auto-generate queries or use JPQL/Native</w:t>
-            </w:r>
-          </w:p>
-        </w:tc>
-        <w:tc>
-          <w:tcPr>
-            <w:tcW w:w="0" w:type="auto"/>
-            <w:shd w:val="clear" w:color="auto" w:fill="auto"/>
-            <w:vAlign w:val="center"/>
-          </w:tcPr>
-          <w:p>
-            <w:pPr>
-              <w:keepNext w:val="0"/>
-              <w:keepLines w:val="0"/>
-              <w:widowControl/>
-              <w:suppressLineNumbers w:val="0"/>
-              <w:jc w:val="left"/>
-              <w:rPr>
-                <w:sz w:val="20"/>
-                <w:szCs w:val="20"/>
-              </w:rPr>
-            </w:pPr>
-            <w:r>
-              <w:rPr>
-                <w:rFonts w:ascii="SimSun" w:hAnsi="SimSun" w:eastAsia="SimSun" w:cs="SimSun"/>
-                <w:kern w:val="0"/>
-                <w:sz w:val="20"/>
-                <w:szCs w:val="20"/>
-                <w:lang w:val="en-US" w:eastAsia="zh-CN" w:bidi="ar"/>
-              </w:rPr>
-              <w:t>You write all queries manually</w:t>
-            </w:r>
-          </w:p>
-        </w:tc>
-      </w:tr>
-      <w:tr>
-        <w:tblPrEx>
-          <w:tblBorders>
-            <w:top w:val="none" w:color="auto" w:sz="0" w:space="0"/>
-            <w:left w:val="none" w:color="auto" w:sz="0" w:space="0"/>
-            <w:bottom w:val="none" w:color="auto" w:sz="0" w:space="0"/>
-            <w:right w:val="none" w:color="auto" w:sz="0" w:space="0"/>
-            <w:insideH w:val="none" w:color="auto" w:sz="0" w:space="0"/>
-            <w:insideV w:val="none" w:color="auto" w:sz="0" w:space="0"/>
-          </w:tblBorders>
           <w:shd w:val="clear" w:color="auto" w:fill="auto"/>
           <w:tblCellMar>
             <w:top w:w="15" w:type="dxa"/>
@@ -9449,6 +9328,117 @@
                 <w:szCs w:val="20"/>
                 <w:lang w:val="en-US" w:eastAsia="zh-CN" w:bidi="ar"/>
               </w:rPr>
+              <w:t>Query writing</w:t>
+            </w:r>
+          </w:p>
+        </w:tc>
+        <w:tc>
+          <w:tcPr>
+            <w:tcW w:w="0" w:type="auto"/>
+            <w:shd w:val="clear" w:color="auto" w:fill="auto"/>
+            <w:vAlign w:val="center"/>
+          </w:tcPr>
+          <w:p>
+            <w:pPr>
+              <w:keepNext w:val="0"/>
+              <w:keepLines w:val="0"/>
+              <w:widowControl/>
+              <w:suppressLineNumbers w:val="0"/>
+              <w:jc w:val="left"/>
+              <w:rPr>
+                <w:sz w:val="20"/>
+                <w:szCs w:val="20"/>
+              </w:rPr>
+            </w:pPr>
+            <w:r>
+              <w:rPr>
+                <w:rFonts w:ascii="SimSun" w:hAnsi="SimSun" w:eastAsia="SimSun" w:cs="SimSun"/>
+                <w:kern w:val="0"/>
+                <w:sz w:val="20"/>
+                <w:szCs w:val="20"/>
+                <w:lang w:val="en-US" w:eastAsia="zh-CN" w:bidi="ar"/>
+              </w:rPr>
+              <w:t>Can auto-generate queries or use JPQL/Native</w:t>
+            </w:r>
+          </w:p>
+        </w:tc>
+        <w:tc>
+          <w:tcPr>
+            <w:tcW w:w="0" w:type="auto"/>
+            <w:shd w:val="clear" w:color="auto" w:fill="auto"/>
+            <w:vAlign w:val="center"/>
+          </w:tcPr>
+          <w:p>
+            <w:pPr>
+              <w:keepNext w:val="0"/>
+              <w:keepLines w:val="0"/>
+              <w:widowControl/>
+              <w:suppressLineNumbers w:val="0"/>
+              <w:jc w:val="left"/>
+              <w:rPr>
+                <w:sz w:val="20"/>
+                <w:szCs w:val="20"/>
+              </w:rPr>
+            </w:pPr>
+            <w:r>
+              <w:rPr>
+                <w:rFonts w:ascii="SimSun" w:hAnsi="SimSun" w:eastAsia="SimSun" w:cs="SimSun"/>
+                <w:kern w:val="0"/>
+                <w:sz w:val="20"/>
+                <w:szCs w:val="20"/>
+                <w:lang w:val="en-US" w:eastAsia="zh-CN" w:bidi="ar"/>
+              </w:rPr>
+              <w:t>You write all queries manually</w:t>
+            </w:r>
+          </w:p>
+        </w:tc>
+      </w:tr>
+      <w:tr>
+        <w:tblPrEx>
+          <w:tblBorders>
+            <w:top w:val="none" w:color="auto" w:sz="0" w:space="0"/>
+            <w:left w:val="none" w:color="auto" w:sz="0" w:space="0"/>
+            <w:bottom w:val="none" w:color="auto" w:sz="0" w:space="0"/>
+            <w:right w:val="none" w:color="auto" w:sz="0" w:space="0"/>
+            <w:insideH w:val="none" w:color="auto" w:sz="0" w:space="0"/>
+            <w:insideV w:val="none" w:color="auto" w:sz="0" w:space="0"/>
+          </w:tblBorders>
+          <w:tblCellMar>
+            <w:top w:w="15" w:type="dxa"/>
+            <w:left w:w="15" w:type="dxa"/>
+            <w:bottom w:w="15" w:type="dxa"/>
+            <w:right w:w="15" w:type="dxa"/>
+          </w:tblCellMar>
+        </w:tblPrEx>
+        <w:trPr>
+          <w:tblCellSpacing w:w="15" w:type="dxa"/>
+        </w:trPr>
+        <w:tc>
+          <w:tcPr>
+            <w:tcW w:w="0" w:type="auto"/>
+            <w:shd w:val="clear" w:color="auto" w:fill="auto"/>
+            <w:vAlign w:val="center"/>
+          </w:tcPr>
+          <w:p>
+            <w:pPr>
+              <w:keepNext w:val="0"/>
+              <w:keepLines w:val="0"/>
+              <w:widowControl/>
+              <w:suppressLineNumbers w:val="0"/>
+              <w:jc w:val="left"/>
+              <w:rPr>
+                <w:sz w:val="20"/>
+                <w:szCs w:val="20"/>
+              </w:rPr>
+            </w:pPr>
+            <w:r>
+              <w:rPr>
+                <w:rFonts w:ascii="SimSun" w:hAnsi="SimSun" w:eastAsia="SimSun" w:cs="SimSun"/>
+                <w:kern w:val="0"/>
+                <w:sz w:val="20"/>
+                <w:szCs w:val="20"/>
+                <w:lang w:val="en-US" w:eastAsia="zh-CN" w:bidi="ar"/>
+              </w:rPr>
               <w:t>Learning curve</w:t>
             </w:r>
           </w:p>
@@ -9532,7 +9522,7 @@
           <w:szCs w:val="20"/>
         </w:rPr>
         <w:pict>
-          <v:rect id="_x0000_i1087" o:spt="1" style="height:1.5pt;width:432pt;" fillcolor="#A0A0A0" filled="t" stroked="f" coordsize="21600,21600" o:hr="t" o:hrstd="t" o:hralign="center">
+          <v:rect id="_x0000_i1053" o:spt="1" style="height:1.5pt;width:432pt;" fillcolor="#A0A0A0" filled="t" stroked="f" coordsize="21600,21600" o:hr="t" o:hrstd="t" o:hralign="center">
             <v:path/>
             <v:fill on="t" focussize="0,0"/>
             <v:stroke on="f"/>
@@ -9952,7 +9942,7 @@
           <w:szCs w:val="20"/>
         </w:rPr>
         <w:pict>
-          <v:rect id="_x0000_i1088" o:spt="1" style="height:1.5pt;width:432pt;" fillcolor="#A0A0A0" filled="t" stroked="f" coordsize="21600,21600" o:hr="t" o:hrstd="t" o:hralign="center">
+          <v:rect id="_x0000_i1054" o:spt="1" style="height:1.5pt;width:432pt;" fillcolor="#A0A0A0" filled="t" stroked="f" coordsize="21600,21600" o:hr="t" o:hrstd="t" o:hralign="center">
             <v:path/>
             <v:fill on="t" focussize="0,0"/>
             <v:stroke on="f"/>
@@ -10144,7 +10134,7 @@
           <w:szCs w:val="20"/>
         </w:rPr>
         <w:pict>
-          <v:rect id="_x0000_i1089" o:spt="1" style="height:1.5pt;width:432pt;" fillcolor="#A0A0A0" filled="t" stroked="f" coordsize="21600,21600" o:hr="t" o:hrstd="t" o:hralign="center">
+          <v:rect id="_x0000_i1055" o:spt="1" style="height:1.5pt;width:432pt;" fillcolor="#A0A0A0" filled="t" stroked="f" coordsize="21600,21600" o:hr="t" o:hrstd="t" o:hralign="center">
             <v:path/>
             <v:fill on="t" focussize="0,0"/>
             <v:stroke on="f"/>
@@ -10277,7 +10267,7 @@
           <w:szCs w:val="20"/>
         </w:rPr>
         <w:pict>
-          <v:rect id="_x0000_i1090" o:spt="1" style="height:1.5pt;width:432pt;" fillcolor="#A0A0A0" filled="t" stroked="f" coordsize="21600,21600" o:hr="t" o:hrstd="t" o:hralign="center">
+          <v:rect id="_x0000_i1056" o:spt="1" style="height:1.5pt;width:432pt;" fillcolor="#A0A0A0" filled="t" stroked="f" coordsize="21600,21600" o:hr="t" o:hrstd="t" o:hralign="center">
             <v:path/>
             <v:fill on="t" focussize="0,0"/>
             <v:stroke on="f"/>
@@ -10437,6 +10427,7 @@
             <w:insideH w:val="none" w:color="auto" w:sz="0" w:space="0"/>
             <w:insideV w:val="none" w:color="auto" w:sz="0" w:space="0"/>
           </w:tblBorders>
+          <w:shd w:val="clear" w:color="auto" w:fill="auto"/>
           <w:tblCellMar>
             <w:top w:w="15" w:type="dxa"/>
             <w:left w:w="15" w:type="dxa"/>
@@ -10539,6 +10530,7 @@
             <w:insideH w:val="none" w:color="auto" w:sz="0" w:space="0"/>
             <w:insideV w:val="none" w:color="auto" w:sz="0" w:space="0"/>
           </w:tblBorders>
+          <w:shd w:val="clear" w:color="auto" w:fill="auto"/>
           <w:tblCellMar>
             <w:top w:w="15" w:type="dxa"/>
             <w:left w:w="15" w:type="dxa"/>
@@ -10641,6 +10633,7 @@
             <w:insideH w:val="none" w:color="auto" w:sz="0" w:space="0"/>
             <w:insideV w:val="none" w:color="auto" w:sz="0" w:space="0"/>
           </w:tblBorders>
+          <w:shd w:val="clear" w:color="auto" w:fill="auto"/>
           <w:tblCellMar>
             <w:top w:w="15" w:type="dxa"/>
             <w:left w:w="15" w:type="dxa"/>
@@ -10754,6 +10747,7 @@
             <w:insideH w:val="none" w:color="auto" w:sz="0" w:space="0"/>
             <w:insideV w:val="none" w:color="auto" w:sz="0" w:space="0"/>
           </w:tblBorders>
+          <w:shd w:val="clear" w:color="auto" w:fill="auto"/>
           <w:tblCellMar>
             <w:top w:w="15" w:type="dxa"/>
             <w:left w:w="15" w:type="dxa"/>
@@ -10843,7 +10837,7 @@
           <w:szCs w:val="20"/>
         </w:rPr>
         <w:pict>
-          <v:rect id="_x0000_i1091" o:spt="1" style="height:1.5pt;width:432pt;" fillcolor="#A0A0A0" filled="t" stroked="f" coordsize="21600,21600" o:hr="t" o:hrstd="t" o:hralign="center">
+          <v:rect id="_x0000_i1057" o:spt="1" style="height:1.5pt;width:432pt;" fillcolor="#A0A0A0" filled="t" stroked="f" coordsize="21600,21600" o:hr="t" o:hrstd="t" o:hralign="center">
             <v:path/>
             <v:fill on="t" focussize="0,0"/>
             <v:stroke on="f"/>
@@ -11027,7 +11021,7 @@
           <w:szCs w:val="20"/>
         </w:rPr>
         <w:pict>
-          <v:rect id="_x0000_i1092" o:spt="1" style="height:1.5pt;width:432pt;" fillcolor="#A0A0A0" filled="t" stroked="f" coordsize="21600,21600" o:hr="t" o:hrstd="t" o:hralign="center">
+          <v:rect id="_x0000_i1058" o:spt="1" style="height:1.5pt;width:432pt;" fillcolor="#A0A0A0" filled="t" stroked="f" coordsize="21600,21600" o:hr="t" o:hrstd="t" o:hralign="center">
             <v:path/>
             <v:fill on="t" focussize="0,0"/>
             <v:stroke on="f"/>
@@ -11186,7 +11180,7 @@
           <w:szCs w:val="20"/>
         </w:rPr>
         <w:pict>
-          <v:rect id="_x0000_i1093" o:spt="1" style="height:1.5pt;width:432pt;" fillcolor="#A0A0A0" filled="t" stroked="f" coordsize="21600,21600" o:hr="t" o:hrstd="t" o:hralign="center">
+          <v:rect id="_x0000_i1059" o:spt="1" style="height:1.5pt;width:432pt;" fillcolor="#A0A0A0" filled="t" stroked="f" coordsize="21600,21600" o:hr="t" o:hrstd="t" o:hralign="center">
             <v:path/>
             <v:fill on="t" focussize="0,0"/>
             <v:stroke on="f"/>
@@ -11569,7 +11563,7 @@
           <w:szCs w:val="20"/>
         </w:rPr>
         <w:pict>
-          <v:rect id="_x0000_i1094" o:spt="1" style="height:1.5pt;width:432pt;" fillcolor="#A0A0A0" filled="t" stroked="f" coordsize="21600,21600" o:hr="t" o:hrstd="t" o:hralign="center">
+          <v:rect id="_x0000_i1060" o:spt="1" style="height:1.5pt;width:432pt;" fillcolor="#A0A0A0" filled="t" stroked="f" coordsize="21600,21600" o:hr="t" o:hrstd="t" o:hralign="center">
             <v:path/>
             <v:fill on="t" focussize="0,0"/>
             <v:stroke on="f"/>
@@ -11828,7 +11822,6 @@
             <w:insideH w:val="none" w:color="auto" w:sz="0" w:space="0"/>
             <w:insideV w:val="none" w:color="auto" w:sz="0" w:space="0"/>
           </w:tblBorders>
-          <w:shd w:val="clear" w:color="auto" w:fill="auto"/>
           <w:tblCellMar>
             <w:top w:w="15" w:type="dxa"/>
             <w:left w:w="15" w:type="dxa"/>
@@ -11992,6 +11985,7 @@
             <w:insideH w:val="none" w:color="auto" w:sz="0" w:space="0"/>
             <w:insideV w:val="none" w:color="auto" w:sz="0" w:space="0"/>
           </w:tblBorders>
+          <w:shd w:val="clear" w:color="auto" w:fill="auto"/>
           <w:tblCellMar>
             <w:top w:w="15" w:type="dxa"/>
             <w:left w:w="15" w:type="dxa"/>
@@ -12059,87 +12053,6 @@
                 <w:lang w:val="en-US" w:eastAsia="zh-CN" w:bidi="ar"/>
               </w:rPr>
               <w:t>Financial transaction logs</w:t>
-            </w:r>
-          </w:p>
-        </w:tc>
-      </w:tr>
-      <w:tr>
-        <w:tblPrEx>
-          <w:tblBorders>
-            <w:top w:val="none" w:color="auto" w:sz="0" w:space="0"/>
-            <w:left w:val="none" w:color="auto" w:sz="0" w:space="0"/>
-            <w:bottom w:val="none" w:color="auto" w:sz="0" w:space="0"/>
-            <w:right w:val="none" w:color="auto" w:sz="0" w:space="0"/>
-            <w:insideH w:val="none" w:color="auto" w:sz="0" w:space="0"/>
-            <w:insideV w:val="none" w:color="auto" w:sz="0" w:space="0"/>
-          </w:tblBorders>
-          <w:tblCellMar>
-            <w:top w:w="15" w:type="dxa"/>
-            <w:left w:w="15" w:type="dxa"/>
-            <w:bottom w:w="15" w:type="dxa"/>
-            <w:right w:w="15" w:type="dxa"/>
-          </w:tblCellMar>
-        </w:tblPrEx>
-        <w:trPr>
-          <w:tblCellSpacing w:w="15" w:type="dxa"/>
-        </w:trPr>
-        <w:tc>
-          <w:tcPr>
-            <w:tcW w:w="0" w:type="auto"/>
-            <w:shd w:val="clear" w:color="auto" w:fill="auto"/>
-            <w:vAlign w:val="center"/>
-          </w:tcPr>
-          <w:p>
-            <w:pPr>
-              <w:keepNext w:val="0"/>
-              <w:keepLines w:val="0"/>
-              <w:widowControl/>
-              <w:suppressLineNumbers w:val="0"/>
-              <w:jc w:val="left"/>
-              <w:rPr>
-                <w:sz w:val="20"/>
-                <w:szCs w:val="20"/>
-              </w:rPr>
-            </w:pPr>
-            <w:r>
-              <w:rPr>
-                <w:rFonts w:ascii="SimSun" w:hAnsi="SimSun" w:eastAsia="SimSun" w:cs="SimSun"/>
-                <w:kern w:val="0"/>
-                <w:sz w:val="20"/>
-                <w:szCs w:val="20"/>
-                <w:lang w:val="en-US" w:eastAsia="zh-CN" w:bidi="ar"/>
-              </w:rPr>
-              <w:t>Managing L2 cache regions explicitly</w:t>
-            </w:r>
-          </w:p>
-        </w:tc>
-        <w:tc>
-          <w:tcPr>
-            <w:tcW w:w="0" w:type="auto"/>
-            <w:shd w:val="clear" w:color="auto" w:fill="auto"/>
-            <w:vAlign w:val="center"/>
-          </w:tcPr>
-          <w:p>
-            <w:pPr>
-              <w:keepNext w:val="0"/>
-              <w:keepLines w:val="0"/>
-              <w:widowControl/>
-              <w:suppressLineNumbers w:val="0"/>
-              <w:jc w:val="left"/>
-              <w:rPr>
-                <w:sz w:val="20"/>
-                <w:szCs w:val="20"/>
-              </w:rPr>
-            </w:pPr>
-            <w:r>
-              <w:rPr>
-                <w:rFonts w:ascii="SimSun" w:hAnsi="SimSun" w:eastAsia="SimSun" w:cs="SimSun"/>
-                <w:kern w:val="0"/>
-                <w:sz w:val="20"/>
-                <w:szCs w:val="20"/>
-                <w:lang w:val="en-US" w:eastAsia="zh-CN" w:bidi="ar"/>
-              </w:rPr>
-              <w:t>Real-time dashboard with caching</w:t>
             </w:r>
           </w:p>
         </w:tc>
@@ -12191,6 +12104,87 @@
                 <w:szCs w:val="20"/>
                 <w:lang w:val="en-US" w:eastAsia="zh-CN" w:bidi="ar"/>
               </w:rPr>
+              <w:t>Managing L2 cache regions explicitly</w:t>
+            </w:r>
+          </w:p>
+        </w:tc>
+        <w:tc>
+          <w:tcPr>
+            <w:tcW w:w="0" w:type="auto"/>
+            <w:shd w:val="clear" w:color="auto" w:fill="auto"/>
+            <w:vAlign w:val="center"/>
+          </w:tcPr>
+          <w:p>
+            <w:pPr>
+              <w:keepNext w:val="0"/>
+              <w:keepLines w:val="0"/>
+              <w:widowControl/>
+              <w:suppressLineNumbers w:val="0"/>
+              <w:jc w:val="left"/>
+              <w:rPr>
+                <w:sz w:val="20"/>
+                <w:szCs w:val="20"/>
+              </w:rPr>
+            </w:pPr>
+            <w:r>
+              <w:rPr>
+                <w:rFonts w:ascii="SimSun" w:hAnsi="SimSun" w:eastAsia="SimSun" w:cs="SimSun"/>
+                <w:kern w:val="0"/>
+                <w:sz w:val="20"/>
+                <w:szCs w:val="20"/>
+                <w:lang w:val="en-US" w:eastAsia="zh-CN" w:bidi="ar"/>
+              </w:rPr>
+              <w:t>Real-time dashboard with caching</w:t>
+            </w:r>
+          </w:p>
+        </w:tc>
+      </w:tr>
+      <w:tr>
+        <w:tblPrEx>
+          <w:tblBorders>
+            <w:top w:val="none" w:color="auto" w:sz="0" w:space="0"/>
+            <w:left w:val="none" w:color="auto" w:sz="0" w:space="0"/>
+            <w:bottom w:val="none" w:color="auto" w:sz="0" w:space="0"/>
+            <w:right w:val="none" w:color="auto" w:sz="0" w:space="0"/>
+            <w:insideH w:val="none" w:color="auto" w:sz="0" w:space="0"/>
+            <w:insideV w:val="none" w:color="auto" w:sz="0" w:space="0"/>
+          </w:tblBorders>
+          <w:tblCellMar>
+            <w:top w:w="15" w:type="dxa"/>
+            <w:left w:w="15" w:type="dxa"/>
+            <w:bottom w:w="15" w:type="dxa"/>
+            <w:right w:w="15" w:type="dxa"/>
+          </w:tblCellMar>
+        </w:tblPrEx>
+        <w:trPr>
+          <w:tblCellSpacing w:w="15" w:type="dxa"/>
+        </w:trPr>
+        <w:tc>
+          <w:tcPr>
+            <w:tcW w:w="0" w:type="auto"/>
+            <w:shd w:val="clear" w:color="auto" w:fill="auto"/>
+            <w:vAlign w:val="center"/>
+          </w:tcPr>
+          <w:p>
+            <w:pPr>
+              <w:keepNext w:val="0"/>
+              <w:keepLines w:val="0"/>
+              <w:widowControl/>
+              <w:suppressLineNumbers w:val="0"/>
+              <w:jc w:val="left"/>
+              <w:rPr>
+                <w:sz w:val="20"/>
+                <w:szCs w:val="20"/>
+              </w:rPr>
+            </w:pPr>
+            <w:r>
+              <w:rPr>
+                <w:rFonts w:ascii="SimSun" w:hAnsi="SimSun" w:eastAsia="SimSun" w:cs="SimSun"/>
+                <w:kern w:val="0"/>
+                <w:sz w:val="20"/>
+                <w:szCs w:val="20"/>
+                <w:lang w:val="en-US" w:eastAsia="zh-CN" w:bidi="ar"/>
+              </w:rPr>
               <w:t>Fine-grained flush control</w:t>
             </w:r>
           </w:p>
@@ -12279,7 +12273,7 @@
           <w:szCs w:val="20"/>
         </w:rPr>
         <w:pict>
-          <v:rect id="_x0000_i1095" o:spt="1" style="height:1.5pt;width:432pt;" fillcolor="#A0A0A0" filled="t" stroked="f" coordsize="21600,21600" o:hr="t" o:hrstd="t" o:hralign="center">
+          <v:rect id="_x0000_i1061" o:spt="1" style="height:1.5pt;width:432pt;" fillcolor="#A0A0A0" filled="t" stroked="f" coordsize="21600,21600" o:hr="t" o:hrstd="t" o:hralign="center">
             <v:path/>
             <v:fill on="t" focussize="0,0"/>
             <v:stroke on="f"/>
@@ -12587,7 +12581,7 @@
           <w:szCs w:val="20"/>
         </w:rPr>
         <w:pict>
-          <v:rect id="_x0000_i1096" o:spt="1" style="height:1.5pt;width:432pt;" fillcolor="#A0A0A0" filled="t" stroked="f" coordsize="21600,21600" o:hr="t" o:hrstd="t" o:hralign="center">
+          <v:rect id="_x0000_i1062" o:spt="1" style="height:1.5pt;width:432pt;" fillcolor="#A0A0A0" filled="t" stroked="f" coordsize="21600,21600" o:hr="t" o:hrstd="t" o:hralign="center">
             <v:path/>
             <v:fill on="t" focussize="0,0"/>
             <v:stroke on="f"/>
@@ -12731,7 +12725,7 @@
           <w:szCs w:val="20"/>
         </w:rPr>
         <w:pict>
-          <v:rect id="_x0000_i1097" o:spt="1" style="height:1.5pt;width:432pt;" fillcolor="#A0A0A0" filled="t" stroked="f" coordsize="21600,21600" o:hr="t" o:hrstd="t" o:hralign="center">
+          <v:rect id="_x0000_i1063" o:spt="1" style="height:1.5pt;width:432pt;" fillcolor="#A0A0A0" filled="t" stroked="f" coordsize="21600,21600" o:hr="t" o:hrstd="t" o:hralign="center">
             <v:path/>
             <v:fill on="t" focussize="0,0"/>
             <v:stroke on="f"/>
@@ -13407,7 +13401,7 @@
           <w:szCs w:val="20"/>
         </w:rPr>
         <w:pict>
-          <v:rect id="_x0000_i1098" o:spt="1" style="height:1.5pt;width:432pt;" fillcolor="#A0A0A0" filled="t" stroked="f" coordsize="21600,21600" o:hr="t" o:hrstd="t" o:hralign="center">
+          <v:rect id="_x0000_i1064" o:spt="1" style="height:1.5pt;width:432pt;" fillcolor="#A0A0A0" filled="t" stroked="f" coordsize="21600,21600" o:hr="t" o:hrstd="t" o:hralign="center">
             <v:path/>
             <v:fill on="t" focussize="0,0"/>
             <v:stroke on="f"/>
@@ -13694,7 +13688,7 @@
           <w:szCs w:val="20"/>
         </w:rPr>
         <w:pict>
-          <v:rect id="_x0000_i1099" o:spt="1" style="height:1.5pt;width:432pt;" fillcolor="#A0A0A0" filled="t" stroked="f" coordsize="21600,21600" o:hr="t" o:hrstd="t" o:hralign="center">
+          <v:rect id="_x0000_i1065" o:spt="1" style="height:1.5pt;width:432pt;" fillcolor="#A0A0A0" filled="t" stroked="f" coordsize="21600,21600" o:hr="t" o:hrstd="t" o:hralign="center">
             <v:path/>
             <v:fill on="t" focussize="0,0"/>
             <v:stroke on="f"/>
@@ -13924,7 +13918,7 @@
           <w:szCs w:val="20"/>
         </w:rPr>
         <w:pict>
-          <v:rect id="_x0000_i1100" o:spt="1" style="height:1.5pt;width:432pt;" fillcolor="#A0A0A0" filled="t" stroked="f" coordsize="21600,21600" o:hr="t" o:hrstd="t" o:hralign="center">
+          <v:rect id="_x0000_i1066" o:spt="1" style="height:1.5pt;width:432pt;" fillcolor="#A0A0A0" filled="t" stroked="f" coordsize="21600,21600" o:hr="t" o:hrstd="t" o:hralign="center">
             <v:path/>
             <v:fill on="t" focussize="0,0"/>
             <v:stroke on="f"/>
@@ -13993,6 +13987,7 @@
             <w:insideH w:val="none" w:color="auto" w:sz="0" w:space="0"/>
             <w:insideV w:val="none" w:color="auto" w:sz="0" w:space="0"/>
           </w:tblBorders>
+          <w:shd w:val="clear" w:color="auto" w:fill="auto"/>
           <w:tblCellMar>
             <w:top w:w="15" w:type="dxa"/>
             <w:left w:w="15" w:type="dxa"/>
@@ -14083,6 +14078,7 @@
             <w:insideH w:val="none" w:color="auto" w:sz="0" w:space="0"/>
             <w:insideV w:val="none" w:color="auto" w:sz="0" w:space="0"/>
           </w:tblBorders>
+          <w:shd w:val="clear" w:color="auto" w:fill="auto"/>
           <w:tblCellMar>
             <w:top w:w="15" w:type="dxa"/>
             <w:left w:w="15" w:type="dxa"/>
@@ -14120,6 +14116,88 @@
                 <w:lang w:val="en-US" w:eastAsia="zh-CN" w:bidi="ar"/>
               </w:rPr>
               <w:t>Spring Data JPA is enough for most apps</w:t>
+            </w:r>
+          </w:p>
+        </w:tc>
+        <w:tc>
+          <w:tcPr>
+            <w:tcW w:w="0" w:type="auto"/>
+            <w:shd w:val="clear" w:color="auto" w:fill="auto"/>
+            <w:vAlign w:val="center"/>
+          </w:tcPr>
+          <w:p>
+            <w:pPr>
+              <w:keepNext w:val="0"/>
+              <w:keepLines w:val="0"/>
+              <w:widowControl/>
+              <w:suppressLineNumbers w:val="0"/>
+              <w:jc w:val="left"/>
+              <w:rPr>
+                <w:sz w:val="20"/>
+                <w:szCs w:val="20"/>
+              </w:rPr>
+            </w:pPr>
+            <w:r>
+              <w:rPr>
+                <w:rFonts w:ascii="SimSun" w:hAnsi="SimSun" w:eastAsia="SimSun" w:cs="SimSun"/>
+                <w:kern w:val="0"/>
+                <w:sz w:val="20"/>
+                <w:szCs w:val="20"/>
+                <w:lang w:val="en-US" w:eastAsia="zh-CN" w:bidi="ar"/>
+              </w:rPr>
+              <w:t>✅ True</w:t>
+            </w:r>
+          </w:p>
+        </w:tc>
+      </w:tr>
+      <w:tr>
+        <w:tblPrEx>
+          <w:tblBorders>
+            <w:top w:val="none" w:color="auto" w:sz="0" w:space="0"/>
+            <w:left w:val="none" w:color="auto" w:sz="0" w:space="0"/>
+            <w:bottom w:val="none" w:color="auto" w:sz="0" w:space="0"/>
+            <w:right w:val="none" w:color="auto" w:sz="0" w:space="0"/>
+            <w:insideH w:val="none" w:color="auto" w:sz="0" w:space="0"/>
+            <w:insideV w:val="none" w:color="auto" w:sz="0" w:space="0"/>
+          </w:tblBorders>
+          <w:shd w:val="clear" w:color="auto" w:fill="auto"/>
+          <w:tblCellMar>
+            <w:top w:w="15" w:type="dxa"/>
+            <w:left w:w="15" w:type="dxa"/>
+            <w:bottom w:w="15" w:type="dxa"/>
+            <w:right w:w="15" w:type="dxa"/>
+          </w:tblCellMar>
+        </w:tblPrEx>
+        <w:trPr>
+          <w:tblCellSpacing w:w="15" w:type="dxa"/>
+        </w:trPr>
+        <w:tc>
+          <w:tcPr>
+            <w:tcW w:w="0" w:type="auto"/>
+            <w:shd w:val="clear" w:color="auto" w:fill="auto"/>
+            <w:vAlign w:val="center"/>
+          </w:tcPr>
+          <w:p>
+            <w:pPr>
+              <w:keepNext w:val="0"/>
+              <w:keepLines w:val="0"/>
+              <w:widowControl/>
+              <w:suppressLineNumbers w:val="0"/>
+              <w:jc w:val="left"/>
+              <w:rPr>
+                <w:sz w:val="20"/>
+                <w:szCs w:val="20"/>
+              </w:rPr>
+            </w:pPr>
+            <w:r>
+              <w:rPr>
+                <w:rFonts w:ascii="SimSun" w:hAnsi="SimSun" w:eastAsia="SimSun" w:cs="SimSun"/>
+                <w:kern w:val="0"/>
+                <w:sz w:val="20"/>
+                <w:szCs w:val="20"/>
+                <w:lang w:val="en-US" w:eastAsia="zh-CN" w:bidi="ar"/>
+              </w:rPr>
+              <w:t>Hibernate is needed for performance-tuned edge cases</w:t>
             </w:r>
           </w:p>
         </w:tc>
@@ -14200,87 +14278,6 @@
                 <w:szCs w:val="20"/>
                 <w:lang w:val="en-US" w:eastAsia="zh-CN" w:bidi="ar"/>
               </w:rPr>
-              <w:t>Hibernate is needed for performance-tuned edge cases</w:t>
-            </w:r>
-          </w:p>
-        </w:tc>
-        <w:tc>
-          <w:tcPr>
-            <w:tcW w:w="0" w:type="auto"/>
-            <w:shd w:val="clear" w:color="auto" w:fill="auto"/>
-            <w:vAlign w:val="center"/>
-          </w:tcPr>
-          <w:p>
-            <w:pPr>
-              <w:keepNext w:val="0"/>
-              <w:keepLines w:val="0"/>
-              <w:widowControl/>
-              <w:suppressLineNumbers w:val="0"/>
-              <w:jc w:val="left"/>
-              <w:rPr>
-                <w:sz w:val="20"/>
-                <w:szCs w:val="20"/>
-              </w:rPr>
-            </w:pPr>
-            <w:r>
-              <w:rPr>
-                <w:rFonts w:ascii="SimSun" w:hAnsi="SimSun" w:eastAsia="SimSun" w:cs="SimSun"/>
-                <w:kern w:val="0"/>
-                <w:sz w:val="20"/>
-                <w:szCs w:val="20"/>
-                <w:lang w:val="en-US" w:eastAsia="zh-CN" w:bidi="ar"/>
-              </w:rPr>
-              <w:t>✅ True</w:t>
-            </w:r>
-          </w:p>
-        </w:tc>
-      </w:tr>
-      <w:tr>
-        <w:tblPrEx>
-          <w:tblBorders>
-            <w:top w:val="none" w:color="auto" w:sz="0" w:space="0"/>
-            <w:left w:val="none" w:color="auto" w:sz="0" w:space="0"/>
-            <w:bottom w:val="none" w:color="auto" w:sz="0" w:space="0"/>
-            <w:right w:val="none" w:color="auto" w:sz="0" w:space="0"/>
-            <w:insideH w:val="none" w:color="auto" w:sz="0" w:space="0"/>
-            <w:insideV w:val="none" w:color="auto" w:sz="0" w:space="0"/>
-          </w:tblBorders>
-          <w:tblCellMar>
-            <w:top w:w="15" w:type="dxa"/>
-            <w:left w:w="15" w:type="dxa"/>
-            <w:bottom w:w="15" w:type="dxa"/>
-            <w:right w:w="15" w:type="dxa"/>
-          </w:tblCellMar>
-        </w:tblPrEx>
-        <w:trPr>
-          <w:tblCellSpacing w:w="15" w:type="dxa"/>
-        </w:trPr>
-        <w:tc>
-          <w:tcPr>
-            <w:tcW w:w="0" w:type="auto"/>
-            <w:shd w:val="clear" w:color="auto" w:fill="auto"/>
-            <w:vAlign w:val="center"/>
-          </w:tcPr>
-          <w:p>
-            <w:pPr>
-              <w:keepNext w:val="0"/>
-              <w:keepLines w:val="0"/>
-              <w:widowControl/>
-              <w:suppressLineNumbers w:val="0"/>
-              <w:jc w:val="left"/>
-              <w:rPr>
-                <w:sz w:val="20"/>
-                <w:szCs w:val="20"/>
-              </w:rPr>
-            </w:pPr>
-            <w:r>
-              <w:rPr>
-                <w:rFonts w:ascii="SimSun" w:hAnsi="SimSun" w:eastAsia="SimSun" w:cs="SimSun"/>
-                <w:kern w:val="0"/>
-                <w:sz w:val="20"/>
-                <w:szCs w:val="20"/>
-                <w:lang w:val="en-US" w:eastAsia="zh-CN" w:bidi="ar"/>
-              </w:rPr>
               <w:t>You can mix both in one project</w:t>
             </w:r>
           </w:p>
@@ -14415,7 +14412,7 @@
           <w:szCs w:val="20"/>
         </w:rPr>
         <w:pict>
-          <v:rect id="_x0000_i1101" o:spt="1" style="height:1.5pt;width:432pt;" fillcolor="#A0A0A0" filled="t" stroked="f" coordsize="21600,21600" o:hr="t" o:hrstd="t" o:hralign="center">
+          <v:rect id="_x0000_i1067" o:spt="1" style="height:1.5pt;width:432pt;" fillcolor="#A0A0A0" filled="t" stroked="f" coordsize="21600,21600" o:hr="t" o:hrstd="t" o:hralign="center">
             <v:path/>
             <v:fill on="t" focussize="0,0"/>
             <v:stroke on="f"/>
@@ -14557,7 +14554,7 @@
           <w:szCs w:val="20"/>
         </w:rPr>
         <w:pict>
-          <v:rect id="_x0000_i1102" o:spt="1" style="height:1.5pt;width:432pt;" fillcolor="#A0A0A0" filled="t" stroked="f" coordsize="21600,21600" o:hr="t" o:hrstd="t" o:hralign="center">
+          <v:rect id="_x0000_i1068" o:spt="1" style="height:1.5pt;width:432pt;" fillcolor="#A0A0A0" filled="t" stroked="f" coordsize="21600,21600" o:hr="t" o:hrstd="t" o:hralign="center">
             <v:path/>
             <v:fill on="t" focussize="0,0"/>
             <v:stroke on="f"/>
@@ -15053,7 +15050,7 @@
           <w:szCs w:val="20"/>
         </w:rPr>
         <w:pict>
-          <v:rect id="_x0000_i1103" o:spt="1" style="height:1.5pt;width:432pt;" fillcolor="#A0A0A0" filled="t" stroked="f" coordsize="21600,21600" o:hr="t" o:hrstd="t" o:hralign="center">
+          <v:rect id="_x0000_i1069" o:spt="1" style="height:1.5pt;width:432pt;" fillcolor="#A0A0A0" filled="t" stroked="f" coordsize="21600,21600" o:hr="t" o:hrstd="t" o:hralign="center">
             <v:path/>
             <v:fill on="t" focussize="0,0"/>
             <v:stroke on="f"/>
@@ -15364,7 +15361,7 @@
           <w:szCs w:val="20"/>
         </w:rPr>
         <w:pict>
-          <v:rect id="_x0000_i1104" o:spt="1" style="height:1.5pt;width:432pt;" fillcolor="#A0A0A0" filled="t" stroked="f" coordsize="21600,21600" o:hr="t" o:hrstd="t" o:hralign="center">
+          <v:rect id="_x0000_i1070" o:spt="1" style="height:1.5pt;width:432pt;" fillcolor="#A0A0A0" filled="t" stroked="f" coordsize="21600,21600" o:hr="t" o:hrstd="t" o:hralign="center">
             <v:path/>
             <v:fill on="t" focussize="0,0"/>
             <v:stroke on="f"/>
@@ -15493,7 +15490,7 @@
           <w:szCs w:val="20"/>
         </w:rPr>
         <w:pict>
-          <v:rect id="_x0000_i1105" o:spt="1" style="height:1.5pt;width:432pt;" fillcolor="#A0A0A0" filled="t" stroked="f" coordsize="21600,21600" o:hr="t" o:hrstd="t" o:hralign="center">
+          <v:rect id="_x0000_i1071" o:spt="1" style="height:1.5pt;width:432pt;" fillcolor="#A0A0A0" filled="t" stroked="f" coordsize="21600,21600" o:hr="t" o:hrstd="t" o:hralign="center">
             <v:path/>
             <v:fill on="t" focussize="0,0"/>
             <v:stroke on="f"/>
@@ -15644,7 +15641,7 @@
           <w:szCs w:val="20"/>
         </w:rPr>
         <w:pict>
-          <v:rect id="_x0000_i1106" o:spt="1" style="height:1.5pt;width:432pt;" fillcolor="#A0A0A0" filled="t" stroked="f" coordsize="21600,21600" o:hr="t" o:hrstd="t" o:hralign="center">
+          <v:rect id="_x0000_i1072" o:spt="1" style="height:1.5pt;width:432pt;" fillcolor="#A0A0A0" filled="t" stroked="f" coordsize="21600,21600" o:hr="t" o:hrstd="t" o:hralign="center">
             <v:path/>
             <v:fill on="t" focussize="0,0"/>
             <v:stroke on="f"/>
@@ -16233,7 +16230,7 @@
           <w:szCs w:val="20"/>
         </w:rPr>
         <w:pict>
-          <v:rect id="_x0000_i1107" o:spt="1" style="height:1.5pt;width:432pt;" fillcolor="#A0A0A0" filled="t" stroked="f" coordsize="21600,21600" o:hr="t" o:hrstd="t" o:hralign="center">
+          <v:rect id="_x0000_i1073" o:spt="1" style="height:1.5pt;width:432pt;" fillcolor="#A0A0A0" filled="t" stroked="f" coordsize="21600,21600" o:hr="t" o:hrstd="t" o:hralign="center">
             <v:path/>
             <v:fill on="t" focussize="0,0"/>
             <v:stroke on="f"/>
@@ -16741,7 +16738,7 @@
           <w:szCs w:val="20"/>
         </w:rPr>
         <w:pict>
-          <v:rect id="_x0000_i1108" o:spt="1" style="height:1.5pt;width:432pt;" fillcolor="#A0A0A0" filled="t" stroked="f" coordsize="21600,21600" o:hr="t" o:hrstd="t" o:hralign="center">
+          <v:rect id="_x0000_i1074" o:spt="1" style="height:1.5pt;width:432pt;" fillcolor="#A0A0A0" filled="t" stroked="f" coordsize="21600,21600" o:hr="t" o:hrstd="t" o:hralign="center">
             <v:path/>
             <v:fill on="t" focussize="0,0"/>
             <v:stroke on="f"/>
@@ -17169,7 +17166,7 @@
           <w:szCs w:val="20"/>
         </w:rPr>
         <w:pict>
-          <v:rect id="_x0000_i1109" o:spt="1" style="height:1.5pt;width:432pt;" fillcolor="#A0A0A0" filled="t" stroked="f" coordsize="21600,21600" o:hr="t" o:hrstd="t" o:hralign="center">
+          <v:rect id="_x0000_i1075" o:spt="1" style="height:1.5pt;width:432pt;" fillcolor="#A0A0A0" filled="t" stroked="f" coordsize="21600,21600" o:hr="t" o:hrstd="t" o:hralign="center">
             <v:path/>
             <v:fill on="t" focussize="0,0"/>
             <v:stroke on="f"/>
@@ -17335,7 +17332,7 @@
           <w:szCs w:val="20"/>
         </w:rPr>
         <w:pict>
-          <v:rect id="_x0000_i1110" o:spt="1" style="height:1.5pt;width:432pt;" fillcolor="#A0A0A0" filled="t" stroked="f" coordsize="21600,21600" o:hr="t" o:hrstd="t" o:hralign="center">
+          <v:rect id="_x0000_i1076" o:spt="1" style="height:1.5pt;width:432pt;" fillcolor="#A0A0A0" filled="t" stroked="f" coordsize="21600,21600" o:hr="t" o:hrstd="t" o:hralign="center">
             <v:path/>
             <v:fill on="t" focussize="0,0"/>
             <v:stroke on="f"/>
@@ -17495,88 +17492,6 @@
             <w:insideH w:val="none" w:color="auto" w:sz="0" w:space="0"/>
             <w:insideV w:val="none" w:color="auto" w:sz="0" w:space="0"/>
           </w:tblBorders>
-          <w:tblCellMar>
-            <w:top w:w="15" w:type="dxa"/>
-            <w:left w:w="15" w:type="dxa"/>
-            <w:bottom w:w="15" w:type="dxa"/>
-            <w:right w:w="15" w:type="dxa"/>
-          </w:tblCellMar>
-        </w:tblPrEx>
-        <w:trPr>
-          <w:tblCellSpacing w:w="15" w:type="dxa"/>
-        </w:trPr>
-        <w:tc>
-          <w:tcPr>
-            <w:tcW w:w="0" w:type="auto"/>
-            <w:shd w:val="clear" w:color="auto" w:fill="auto"/>
-            <w:vAlign w:val="center"/>
-          </w:tcPr>
-          <w:p>
-            <w:pPr>
-              <w:keepNext w:val="0"/>
-              <w:keepLines w:val="0"/>
-              <w:widowControl/>
-              <w:suppressLineNumbers w:val="0"/>
-              <w:jc w:val="left"/>
-              <w:rPr>
-                <w:sz w:val="20"/>
-                <w:szCs w:val="20"/>
-              </w:rPr>
-            </w:pPr>
-            <w:r>
-              <w:rPr>
-                <w:rFonts w:ascii="SimSun" w:hAnsi="SimSun" w:eastAsia="SimSun" w:cs="SimSun"/>
-                <w:kern w:val="0"/>
-                <w:sz w:val="20"/>
-                <w:szCs w:val="20"/>
-                <w:lang w:val="en-US" w:eastAsia="zh-CN" w:bidi="ar"/>
-              </w:rPr>
-              <w:t>Spring Data JPA for common queries</w:t>
-            </w:r>
-          </w:p>
-        </w:tc>
-        <w:tc>
-          <w:tcPr>
-            <w:tcW w:w="0" w:type="auto"/>
-            <w:shd w:val="clear" w:color="auto" w:fill="auto"/>
-            <w:vAlign w:val="center"/>
-          </w:tcPr>
-          <w:p>
-            <w:pPr>
-              <w:keepNext w:val="0"/>
-              <w:keepLines w:val="0"/>
-              <w:widowControl/>
-              <w:suppressLineNumbers w:val="0"/>
-              <w:jc w:val="left"/>
-              <w:rPr>
-                <w:sz w:val="20"/>
-                <w:szCs w:val="20"/>
-              </w:rPr>
-            </w:pPr>
-            <w:r>
-              <w:rPr>
-                <w:rStyle w:val="9"/>
-                <w:rFonts w:ascii="SimSun" w:hAnsi="SimSun" w:eastAsia="SimSun" w:cs="SimSun"/>
-                <w:kern w:val="0"/>
-                <w:sz w:val="20"/>
-                <w:szCs w:val="20"/>
-                <w:lang w:val="en-US" w:eastAsia="zh-CN" w:bidi="ar"/>
-              </w:rPr>
-              <w:t>EmployeeRepository</w:t>
-            </w:r>
-          </w:p>
-        </w:tc>
-      </w:tr>
-      <w:tr>
-        <w:tblPrEx>
-          <w:tblBorders>
-            <w:top w:val="none" w:color="auto" w:sz="0" w:space="0"/>
-            <w:left w:val="none" w:color="auto" w:sz="0" w:space="0"/>
-            <w:bottom w:val="none" w:color="auto" w:sz="0" w:space="0"/>
-            <w:right w:val="none" w:color="auto" w:sz="0" w:space="0"/>
-            <w:insideH w:val="none" w:color="auto" w:sz="0" w:space="0"/>
-            <w:insideV w:val="none" w:color="auto" w:sz="0" w:space="0"/>
-          </w:tblBorders>
           <w:shd w:val="clear" w:color="auto" w:fill="auto"/>
           <w:tblCellMar>
             <w:top w:w="15" w:type="dxa"/>
@@ -17614,6 +17529,88 @@
                 <w:szCs w:val="20"/>
                 <w:lang w:val="en-US" w:eastAsia="zh-CN" w:bidi="ar"/>
               </w:rPr>
+              <w:t>Spring Data JPA for common queries</w:t>
+            </w:r>
+          </w:p>
+        </w:tc>
+        <w:tc>
+          <w:tcPr>
+            <w:tcW w:w="0" w:type="auto"/>
+            <w:shd w:val="clear" w:color="auto" w:fill="auto"/>
+            <w:vAlign w:val="center"/>
+          </w:tcPr>
+          <w:p>
+            <w:pPr>
+              <w:keepNext w:val="0"/>
+              <w:keepLines w:val="0"/>
+              <w:widowControl/>
+              <w:suppressLineNumbers w:val="0"/>
+              <w:jc w:val="left"/>
+              <w:rPr>
+                <w:sz w:val="20"/>
+                <w:szCs w:val="20"/>
+              </w:rPr>
+            </w:pPr>
+            <w:r>
+              <w:rPr>
+                <w:rStyle w:val="9"/>
+                <w:rFonts w:ascii="SimSun" w:hAnsi="SimSun" w:eastAsia="SimSun" w:cs="SimSun"/>
+                <w:kern w:val="0"/>
+                <w:sz w:val="20"/>
+                <w:szCs w:val="20"/>
+                <w:lang w:val="en-US" w:eastAsia="zh-CN" w:bidi="ar"/>
+              </w:rPr>
+              <w:t>EmployeeRepository</w:t>
+            </w:r>
+          </w:p>
+        </w:tc>
+      </w:tr>
+      <w:tr>
+        <w:tblPrEx>
+          <w:tblBorders>
+            <w:top w:val="none" w:color="auto" w:sz="0" w:space="0"/>
+            <w:left w:val="none" w:color="auto" w:sz="0" w:space="0"/>
+            <w:bottom w:val="none" w:color="auto" w:sz="0" w:space="0"/>
+            <w:right w:val="none" w:color="auto" w:sz="0" w:space="0"/>
+            <w:insideH w:val="none" w:color="auto" w:sz="0" w:space="0"/>
+            <w:insideV w:val="none" w:color="auto" w:sz="0" w:space="0"/>
+          </w:tblBorders>
+          <w:tblCellMar>
+            <w:top w:w="15" w:type="dxa"/>
+            <w:left w:w="15" w:type="dxa"/>
+            <w:bottom w:w="15" w:type="dxa"/>
+            <w:right w:w="15" w:type="dxa"/>
+          </w:tblCellMar>
+        </w:tblPrEx>
+        <w:trPr>
+          <w:tblCellSpacing w:w="15" w:type="dxa"/>
+        </w:trPr>
+        <w:tc>
+          <w:tcPr>
+            <w:tcW w:w="0" w:type="auto"/>
+            <w:shd w:val="clear" w:color="auto" w:fill="auto"/>
+            <w:vAlign w:val="center"/>
+          </w:tcPr>
+          <w:p>
+            <w:pPr>
+              <w:keepNext w:val="0"/>
+              <w:keepLines w:val="0"/>
+              <w:widowControl/>
+              <w:suppressLineNumbers w:val="0"/>
+              <w:jc w:val="left"/>
+              <w:rPr>
+                <w:sz w:val="20"/>
+                <w:szCs w:val="20"/>
+              </w:rPr>
+            </w:pPr>
+            <w:r>
+              <w:rPr>
+                <w:rFonts w:ascii="SimSun" w:hAnsi="SimSun" w:eastAsia="SimSun" w:cs="SimSun"/>
+                <w:kern w:val="0"/>
+                <w:sz w:val="20"/>
+                <w:szCs w:val="20"/>
+                <w:lang w:val="en-US" w:eastAsia="zh-CN" w:bidi="ar"/>
+              </w:rPr>
               <w:t>Hibernate for custom high-performance logic</w:t>
             </w:r>
           </w:p>
@@ -17660,7 +17657,6 @@
             <w:insideH w:val="none" w:color="auto" w:sz="0" w:space="0"/>
             <w:insideV w:val="none" w:color="auto" w:sz="0" w:space="0"/>
           </w:tblBorders>
-          <w:shd w:val="clear" w:color="auto" w:fill="auto"/>
           <w:tblCellMar>
             <w:top w:w="15" w:type="dxa"/>
             <w:left w:w="15" w:type="dxa"/>
@@ -17824,6 +17820,109 @@
             <w:insideH w:val="none" w:color="auto" w:sz="0" w:space="0"/>
             <w:insideV w:val="none" w:color="auto" w:sz="0" w:space="0"/>
           </w:tblBorders>
+          <w:tblCellMar>
+            <w:top w:w="15" w:type="dxa"/>
+            <w:left w:w="15" w:type="dxa"/>
+            <w:bottom w:w="15" w:type="dxa"/>
+            <w:right w:w="15" w:type="dxa"/>
+          </w:tblCellMar>
+        </w:tblPrEx>
+        <w:trPr>
+          <w:tblCellSpacing w:w="15" w:type="dxa"/>
+        </w:trPr>
+        <w:tc>
+          <w:tcPr>
+            <w:tcW w:w="0" w:type="auto"/>
+            <w:shd w:val="clear" w:color="auto" w:fill="auto"/>
+            <w:vAlign w:val="center"/>
+          </w:tcPr>
+          <w:p>
+            <w:pPr>
+              <w:keepNext w:val="0"/>
+              <w:keepLines w:val="0"/>
+              <w:widowControl/>
+              <w:suppressLineNumbers w:val="0"/>
+              <w:jc w:val="left"/>
+              <w:rPr>
+                <w:sz w:val="20"/>
+                <w:szCs w:val="20"/>
+              </w:rPr>
+            </w:pPr>
+            <w:r>
+              <w:rPr>
+                <w:rFonts w:ascii="SimSun" w:hAnsi="SimSun" w:eastAsia="SimSun" w:cs="SimSun"/>
+                <w:kern w:val="0"/>
+                <w:sz w:val="20"/>
+                <w:szCs w:val="20"/>
+                <w:lang w:val="en-US" w:eastAsia="zh-CN" w:bidi="ar"/>
+              </w:rPr>
+              <w:t>Transaction &amp; session managed by Spring</w:t>
+            </w:r>
+          </w:p>
+        </w:tc>
+        <w:tc>
+          <w:tcPr>
+            <w:tcW w:w="0" w:type="auto"/>
+            <w:shd w:val="clear" w:color="auto" w:fill="auto"/>
+            <w:vAlign w:val="center"/>
+          </w:tcPr>
+          <w:p>
+            <w:pPr>
+              <w:keepNext w:val="0"/>
+              <w:keepLines w:val="0"/>
+              <w:widowControl/>
+              <w:suppressLineNumbers w:val="0"/>
+              <w:jc w:val="left"/>
+              <w:rPr>
+                <w:sz w:val="20"/>
+                <w:szCs w:val="20"/>
+              </w:rPr>
+            </w:pPr>
+            <w:r>
+              <w:rPr>
+                <w:rStyle w:val="9"/>
+                <w:rFonts w:ascii="SimSun" w:hAnsi="SimSun" w:eastAsia="SimSun" w:cs="SimSun"/>
+                <w:kern w:val="0"/>
+                <w:sz w:val="20"/>
+                <w:szCs w:val="20"/>
+                <w:lang w:val="en-US" w:eastAsia="zh-CN" w:bidi="ar"/>
+              </w:rPr>
+              <w:t>@Transactional</w:t>
+            </w:r>
+            <w:r>
+              <w:rPr>
+                <w:rFonts w:ascii="SimSun" w:hAnsi="SimSun" w:eastAsia="SimSun" w:cs="SimSun"/>
+                <w:kern w:val="0"/>
+                <w:sz w:val="20"/>
+                <w:szCs w:val="20"/>
+                <w:lang w:val="en-US" w:eastAsia="zh-CN" w:bidi="ar"/>
+              </w:rPr>
+              <w:t xml:space="preserve">, </w:t>
+            </w:r>
+            <w:r>
+              <w:rPr>
+                <w:rStyle w:val="9"/>
+                <w:rFonts w:ascii="SimSun" w:hAnsi="SimSun" w:eastAsia="SimSun" w:cs="SimSun"/>
+                <w:kern w:val="0"/>
+                <w:sz w:val="20"/>
+                <w:szCs w:val="20"/>
+                <w:lang w:val="en-US" w:eastAsia="zh-CN" w:bidi="ar"/>
+              </w:rPr>
+              <w:t>EntityManager</w:t>
+            </w:r>
+          </w:p>
+        </w:tc>
+      </w:tr>
+      <w:tr>
+        <w:tblPrEx>
+          <w:tblBorders>
+            <w:top w:val="none" w:color="auto" w:sz="0" w:space="0"/>
+            <w:left w:val="none" w:color="auto" w:sz="0" w:space="0"/>
+            <w:bottom w:val="none" w:color="auto" w:sz="0" w:space="0"/>
+            <w:right w:val="none" w:color="auto" w:sz="0" w:space="0"/>
+            <w:insideH w:val="none" w:color="auto" w:sz="0" w:space="0"/>
+            <w:insideV w:val="none" w:color="auto" w:sz="0" w:space="0"/>
+          </w:tblBorders>
           <w:shd w:val="clear" w:color="auto" w:fill="auto"/>
           <w:tblCellMar>
             <w:top w:w="15" w:type="dxa"/>
@@ -17861,109 +17960,6 @@
                 <w:szCs w:val="20"/>
                 <w:lang w:val="en-US" w:eastAsia="zh-CN" w:bidi="ar"/>
               </w:rPr>
-              <w:t>Transaction &amp; session managed by Spring</w:t>
-            </w:r>
-          </w:p>
-        </w:tc>
-        <w:tc>
-          <w:tcPr>
-            <w:tcW w:w="0" w:type="auto"/>
-            <w:shd w:val="clear" w:color="auto" w:fill="auto"/>
-            <w:vAlign w:val="center"/>
-          </w:tcPr>
-          <w:p>
-            <w:pPr>
-              <w:keepNext w:val="0"/>
-              <w:keepLines w:val="0"/>
-              <w:widowControl/>
-              <w:suppressLineNumbers w:val="0"/>
-              <w:jc w:val="left"/>
-              <w:rPr>
-                <w:sz w:val="20"/>
-                <w:szCs w:val="20"/>
-              </w:rPr>
-            </w:pPr>
-            <w:r>
-              <w:rPr>
-                <w:rStyle w:val="9"/>
-                <w:rFonts w:ascii="SimSun" w:hAnsi="SimSun" w:eastAsia="SimSun" w:cs="SimSun"/>
-                <w:kern w:val="0"/>
-                <w:sz w:val="20"/>
-                <w:szCs w:val="20"/>
-                <w:lang w:val="en-US" w:eastAsia="zh-CN" w:bidi="ar"/>
-              </w:rPr>
-              <w:t>@Transactional</w:t>
-            </w:r>
-            <w:r>
-              <w:rPr>
-                <w:rFonts w:ascii="SimSun" w:hAnsi="SimSun" w:eastAsia="SimSun" w:cs="SimSun"/>
-                <w:kern w:val="0"/>
-                <w:sz w:val="20"/>
-                <w:szCs w:val="20"/>
-                <w:lang w:val="en-US" w:eastAsia="zh-CN" w:bidi="ar"/>
-              </w:rPr>
-              <w:t xml:space="preserve">, </w:t>
-            </w:r>
-            <w:r>
-              <w:rPr>
-                <w:rStyle w:val="9"/>
-                <w:rFonts w:ascii="SimSun" w:hAnsi="SimSun" w:eastAsia="SimSun" w:cs="SimSun"/>
-                <w:kern w:val="0"/>
-                <w:sz w:val="20"/>
-                <w:szCs w:val="20"/>
-                <w:lang w:val="en-US" w:eastAsia="zh-CN" w:bidi="ar"/>
-              </w:rPr>
-              <w:t>EntityManager</w:t>
-            </w:r>
-          </w:p>
-        </w:tc>
-      </w:tr>
-      <w:tr>
-        <w:tblPrEx>
-          <w:tblBorders>
-            <w:top w:val="none" w:color="auto" w:sz="0" w:space="0"/>
-            <w:left w:val="none" w:color="auto" w:sz="0" w:space="0"/>
-            <w:bottom w:val="none" w:color="auto" w:sz="0" w:space="0"/>
-            <w:right w:val="none" w:color="auto" w:sz="0" w:space="0"/>
-            <w:insideH w:val="none" w:color="auto" w:sz="0" w:space="0"/>
-            <w:insideV w:val="none" w:color="auto" w:sz="0" w:space="0"/>
-          </w:tblBorders>
-          <w:tblCellMar>
-            <w:top w:w="15" w:type="dxa"/>
-            <w:left w:w="15" w:type="dxa"/>
-            <w:bottom w:w="15" w:type="dxa"/>
-            <w:right w:w="15" w:type="dxa"/>
-          </w:tblCellMar>
-        </w:tblPrEx>
-        <w:trPr>
-          <w:tblCellSpacing w:w="15" w:type="dxa"/>
-        </w:trPr>
-        <w:tc>
-          <w:tcPr>
-            <w:tcW w:w="0" w:type="auto"/>
-            <w:shd w:val="clear" w:color="auto" w:fill="auto"/>
-            <w:vAlign w:val="center"/>
-          </w:tcPr>
-          <w:p>
-            <w:pPr>
-              <w:keepNext w:val="0"/>
-              <w:keepLines w:val="0"/>
-              <w:widowControl/>
-              <w:suppressLineNumbers w:val="0"/>
-              <w:jc w:val="left"/>
-              <w:rPr>
-                <w:sz w:val="20"/>
-                <w:szCs w:val="20"/>
-              </w:rPr>
-            </w:pPr>
-            <w:r>
-              <w:rPr>
-                <w:rFonts w:ascii="SimSun" w:hAnsi="SimSun" w:eastAsia="SimSun" w:cs="SimSun"/>
-                <w:kern w:val="0"/>
-                <w:sz w:val="20"/>
-                <w:szCs w:val="20"/>
-                <w:lang w:val="en-US" w:eastAsia="zh-CN" w:bidi="ar"/>
-              </w:rPr>
               <w:t>Fully real-world compatible</w:t>
             </w:r>
           </w:p>
@@ -18017,7 +18013,7 @@
           <w:szCs w:val="20"/>
         </w:rPr>
         <w:pict>
-          <v:rect id="_x0000_i1111" o:spt="1" style="height:1.5pt;width:432pt;" fillcolor="#A0A0A0" filled="t" stroked="f" coordsize="21600,21600" o:hr="t" o:hrstd="t" o:hralign="center">
+          <v:rect id="_x0000_i1077" o:spt="1" style="height:1.5pt;width:432pt;" fillcolor="#A0A0A0" filled="t" stroked="f" coordsize="21600,21600" o:hr="t" o:hrstd="t" o:hralign="center">
             <v:path/>
             <v:fill on="t" focussize="0,0"/>
             <v:stroke on="f"/>
